--- a/Diseño del sistema de gestión de incidencias.docx
+++ b/Diseño del sistema de gestión de incidencias.docx
@@ -5,7 +5,7 @@
     <w:p>
       <w:pPr>
         <w:shd w:val="clear" w:color="auto" w:fill="FFFFFF"/>
-        <w:spacing w:after="0" w:line="360" w:lineRule="auto"/>
+        <w:spacing w:line="360" w:lineRule="auto"/>
         <w:jc w:val="center"/>
         <w:rPr>
           <w:rFonts w:eastAsia="Times New Roman" w:cs="Times New Roman"/>
@@ -27,7 +27,7 @@
     <w:p>
       <w:pPr>
         <w:shd w:val="clear" w:color="auto" w:fill="FFFFFF"/>
-        <w:spacing w:after="0" w:line="360" w:lineRule="auto"/>
+        <w:spacing w:line="360" w:lineRule="auto"/>
         <w:jc w:val="center"/>
         <w:rPr>
           <w:rFonts w:eastAsia="Times New Roman" w:cs="Times New Roman"/>
@@ -45,7 +45,7 @@
     <w:p>
       <w:pPr>
         <w:shd w:val="clear" w:color="auto" w:fill="FFFFFF"/>
-        <w:spacing w:after="0" w:line="360" w:lineRule="auto"/>
+        <w:spacing w:line="360" w:lineRule="auto"/>
         <w:jc w:val="center"/>
         <w:rPr>
           <w:rFonts w:eastAsia="Times New Roman" w:cs="Times New Roman"/>
@@ -63,7 +63,7 @@
     <w:p>
       <w:pPr>
         <w:shd w:val="clear" w:color="auto" w:fill="FFFFFF"/>
-        <w:spacing w:after="0" w:line="360" w:lineRule="auto"/>
+        <w:spacing w:line="360" w:lineRule="auto"/>
         <w:jc w:val="center"/>
         <w:rPr>
           <w:rFonts w:eastAsia="Times New Roman" w:cs="Times New Roman"/>
@@ -81,7 +81,7 @@
     <w:p>
       <w:pPr>
         <w:shd w:val="clear" w:color="auto" w:fill="FFFFFF"/>
-        <w:spacing w:after="0" w:line="360" w:lineRule="auto"/>
+        <w:spacing w:line="360" w:lineRule="auto"/>
         <w:jc w:val="center"/>
         <w:rPr>
           <w:rFonts w:eastAsia="Times New Roman" w:cs="Times New Roman"/>
@@ -94,7 +94,7 @@
     <w:p>
       <w:pPr>
         <w:shd w:val="clear" w:color="auto" w:fill="FFFFFF"/>
-        <w:spacing w:after="0" w:line="360" w:lineRule="auto"/>
+        <w:spacing w:line="360" w:lineRule="auto"/>
         <w:jc w:val="center"/>
         <w:rPr>
           <w:rFonts w:eastAsia="Times New Roman" w:cs="Times New Roman"/>
@@ -107,7 +107,7 @@
     <w:p>
       <w:pPr>
         <w:shd w:val="clear" w:color="auto" w:fill="FFFFFF"/>
-        <w:spacing w:after="0" w:line="360" w:lineRule="auto"/>
+        <w:spacing w:line="360" w:lineRule="auto"/>
         <w:jc w:val="center"/>
         <w:rPr>
           <w:rFonts w:eastAsia="Times New Roman" w:cs="Times New Roman"/>
@@ -175,7 +175,7 @@
     </w:p>
     <w:p>
       <w:pPr>
-        <w:spacing w:after="0" w:line="360" w:lineRule="auto"/>
+        <w:spacing w:line="360" w:lineRule="auto"/>
         <w:jc w:val="center"/>
         <w:rPr>
           <w:rFonts w:eastAsia="Times New Roman" w:cs="Times New Roman"/>
@@ -187,7 +187,7 @@
     </w:p>
     <w:p>
       <w:pPr>
-        <w:spacing w:after="0" w:line="360" w:lineRule="auto"/>
+        <w:spacing w:line="360" w:lineRule="auto"/>
         <w:jc w:val="center"/>
         <w:rPr>
           <w:rFonts w:eastAsia="Times New Roman" w:cs="Times New Roman"/>
@@ -199,7 +199,7 @@
     </w:p>
     <w:p>
       <w:pPr>
-        <w:spacing w:after="0" w:line="360" w:lineRule="auto"/>
+        <w:spacing w:line="360" w:lineRule="auto"/>
         <w:jc w:val="center"/>
         <w:rPr>
           <w:rFonts w:eastAsia="Times New Roman" w:cs="Times New Roman"/>
@@ -212,7 +212,7 @@
     <w:p>
       <w:pPr>
         <w:shd w:val="clear" w:color="auto" w:fill="FFFFFF"/>
-        <w:spacing w:after="0" w:line="360" w:lineRule="auto"/>
+        <w:spacing w:line="360" w:lineRule="auto"/>
         <w:jc w:val="center"/>
         <w:rPr>
           <w:rFonts w:eastAsia="Times New Roman" w:cs="Times New Roman"/>
@@ -227,7 +227,7 @@
     <w:p>
       <w:pPr>
         <w:shd w:val="clear" w:color="auto" w:fill="FFFFFF"/>
-        <w:spacing w:after="0" w:line="360" w:lineRule="auto"/>
+        <w:spacing w:line="360" w:lineRule="auto"/>
         <w:jc w:val="center"/>
         <w:rPr>
           <w:rFonts w:eastAsia="Times New Roman" w:cs="Times New Roman"/>
@@ -252,7 +252,7 @@
     </w:p>
     <w:p>
       <w:pPr>
-        <w:spacing w:after="0" w:line="360" w:lineRule="auto"/>
+        <w:spacing w:line="360" w:lineRule="auto"/>
         <w:jc w:val="center"/>
         <w:rPr>
           <w:rFonts w:eastAsia="Times New Roman" w:cs="Times New Roman"/>
@@ -283,7 +283,7 @@
     </w:p>
     <w:p>
       <w:pPr>
-        <w:spacing w:after="0" w:line="360" w:lineRule="auto"/>
+        <w:spacing w:line="360" w:lineRule="auto"/>
         <w:jc w:val="center"/>
         <w:rPr>
           <w:rFonts w:eastAsia="Times New Roman" w:cs="Times New Roman"/>
@@ -293,7 +293,7 @@
     </w:p>
     <w:p>
       <w:pPr>
-        <w:spacing w:after="0" w:line="360" w:lineRule="auto"/>
+        <w:spacing w:line="360" w:lineRule="auto"/>
         <w:jc w:val="center"/>
         <w:rPr>
           <w:rFonts w:eastAsia="Times New Roman" w:cs="Times New Roman"/>
@@ -303,7 +303,7 @@
     </w:p>
     <w:p>
       <w:pPr>
-        <w:spacing w:after="0" w:line="360" w:lineRule="auto"/>
+        <w:spacing w:line="360" w:lineRule="auto"/>
         <w:jc w:val="center"/>
         <w:rPr>
           <w:rFonts w:eastAsia="Times New Roman" w:cs="Times New Roman"/>
@@ -313,7 +313,7 @@
     </w:p>
     <w:p>
       <w:pPr>
-        <w:spacing w:after="0" w:line="360" w:lineRule="auto"/>
+        <w:spacing w:line="360" w:lineRule="auto"/>
         <w:jc w:val="center"/>
         <w:rPr>
           <w:rFonts w:eastAsia="Times New Roman" w:cs="Times New Roman"/>
@@ -323,7 +323,7 @@
     </w:p>
     <w:p>
       <w:pPr>
-        <w:spacing w:after="0" w:line="360" w:lineRule="auto"/>
+        <w:spacing w:line="360" w:lineRule="auto"/>
         <w:jc w:val="center"/>
         <w:rPr>
           <w:rFonts w:eastAsia="Times New Roman" w:cs="Times New Roman"/>
@@ -333,7 +333,7 @@
     </w:p>
     <w:p>
       <w:pPr>
-        <w:spacing w:after="0" w:line="360" w:lineRule="auto"/>
+        <w:spacing w:line="360" w:lineRule="auto"/>
         <w:jc w:val="center"/>
         <w:rPr>
           <w:rFonts w:eastAsia="Times New Roman" w:cs="Times New Roman"/>
@@ -350,7 +350,7 @@
     </w:p>
     <w:p>
       <w:pPr>
-        <w:spacing w:after="0" w:line="360" w:lineRule="auto"/>
+        <w:spacing w:line="360" w:lineRule="auto"/>
         <w:jc w:val="center"/>
         <w:rPr>
           <w:rFonts w:eastAsia="Times New Roman" w:cs="Times New Roman"/>
@@ -360,7 +360,7 @@
     </w:p>
     <w:p>
       <w:pPr>
-        <w:spacing w:after="0" w:line="360" w:lineRule="auto"/>
+        <w:spacing w:line="360" w:lineRule="auto"/>
         <w:jc w:val="center"/>
         <w:rPr>
           <w:rFonts w:eastAsia="Times New Roman" w:cs="Times New Roman"/>
@@ -372,7 +372,7 @@
     </w:p>
     <w:p>
       <w:pPr>
-        <w:spacing w:after="0" w:line="360" w:lineRule="auto"/>
+        <w:spacing w:line="360" w:lineRule="auto"/>
         <w:jc w:val="center"/>
         <w:rPr>
           <w:rFonts w:eastAsia="Times New Roman" w:cs="Times New Roman"/>
@@ -384,7 +384,7 @@
     </w:p>
     <w:p>
       <w:pPr>
-        <w:spacing w:after="0" w:line="360" w:lineRule="auto"/>
+        <w:spacing w:line="360" w:lineRule="auto"/>
         <w:jc w:val="center"/>
         <w:rPr>
           <w:rFonts w:eastAsia="Times New Roman" w:cs="Times New Roman"/>
@@ -394,7 +394,7 @@
     </w:p>
     <w:p>
       <w:pPr>
-        <w:spacing w:after="0" w:line="360" w:lineRule="auto"/>
+        <w:spacing w:line="360" w:lineRule="auto"/>
         <w:jc w:val="center"/>
         <w:rPr>
           <w:rFonts w:eastAsia="Times New Roman" w:cs="Times New Roman"/>
@@ -404,7 +404,7 @@
     </w:p>
     <w:p>
       <w:pPr>
-        <w:spacing w:after="0" w:line="360" w:lineRule="auto"/>
+        <w:spacing w:line="360" w:lineRule="auto"/>
         <w:jc w:val="center"/>
         <w:rPr>
           <w:rFonts w:eastAsia="Times New Roman" w:cs="Times New Roman"/>
@@ -414,7 +414,7 @@
     </w:p>
     <w:p>
       <w:pPr>
-        <w:spacing w:after="0" w:line="360" w:lineRule="auto"/>
+        <w:spacing w:line="360" w:lineRule="auto"/>
         <w:jc w:val="center"/>
         <w:rPr>
           <w:rFonts w:eastAsia="Times New Roman" w:cs="Times New Roman"/>
@@ -426,32 +426,26 @@
           <w:rFonts w:eastAsia="Times New Roman" w:cs="Times New Roman"/>
           <w:lang w:eastAsia="es-GT"/>
         </w:rPr>
-        <w:t>Chimaltenango, Chimaltenango, julio de 2026</w:t>
-      </w:r>
-    </w:p>
-    <w:p>
-      <w:pPr>
-        <w:spacing w:after="0" w:line="360" w:lineRule="auto"/>
-        <w:jc w:val="center"/>
+        <w:t xml:space="preserve">Chimaltenango, Chimaltenango, </w:t>
+      </w:r>
+      <w:r>
         <w:rPr>
           <w:rFonts w:eastAsia="Times New Roman" w:cs="Times New Roman"/>
           <w:lang w:eastAsia="es-GT"/>
         </w:rPr>
-      </w:pPr>
-    </w:p>
-    <w:p>
-      <w:pPr>
-        <w:spacing w:after="0" w:line="360" w:lineRule="auto"/>
-        <w:jc w:val="center"/>
+        <w:t>octubre</w:t>
+      </w:r>
+      <w:r>
         <w:rPr>
           <w:rFonts w:eastAsia="Times New Roman" w:cs="Times New Roman"/>
           <w:lang w:eastAsia="es-GT"/>
         </w:rPr>
-      </w:pPr>
-    </w:p>
-    <w:p>
-      <w:pPr>
-        <w:spacing w:after="0" w:line="360" w:lineRule="auto"/>
+        <w:t xml:space="preserve"> de 2026</w:t>
+      </w:r>
+    </w:p>
+    <w:p>
+      <w:pPr>
+        <w:spacing w:line="360" w:lineRule="auto"/>
         <w:jc w:val="center"/>
         <w:rPr>
           <w:rFonts w:eastAsia="Times New Roman" w:cs="Times New Roman"/>
@@ -461,7 +455,7 @@
     </w:p>
     <w:p>
       <w:pPr>
-        <w:spacing w:after="0" w:line="360" w:lineRule="auto"/>
+        <w:spacing w:line="360" w:lineRule="auto"/>
         <w:jc w:val="center"/>
         <w:rPr>
           <w:rFonts w:eastAsia="Times New Roman" w:cs="Times New Roman"/>
@@ -471,7 +465,7 @@
     </w:p>
     <w:p>
       <w:pPr>
-        <w:spacing w:after="0" w:line="360" w:lineRule="auto"/>
+        <w:spacing w:line="360" w:lineRule="auto"/>
         <w:jc w:val="center"/>
         <w:rPr>
           <w:rFonts w:eastAsia="Times New Roman" w:cs="Times New Roman"/>
@@ -481,7 +475,7 @@
     </w:p>
     <w:p>
       <w:pPr>
-        <w:spacing w:after="0" w:line="360" w:lineRule="auto"/>
+        <w:spacing w:line="360" w:lineRule="auto"/>
         <w:jc w:val="center"/>
         <w:rPr>
           <w:rFonts w:eastAsia="Times New Roman" w:cs="Times New Roman"/>
@@ -491,7 +485,7 @@
     </w:p>
     <w:p>
       <w:pPr>
-        <w:spacing w:after="0" w:line="360" w:lineRule="auto"/>
+        <w:spacing w:line="360" w:lineRule="auto"/>
         <w:jc w:val="center"/>
         <w:rPr>
           <w:rFonts w:eastAsia="Times New Roman" w:cs="Times New Roman"/>
@@ -501,7 +495,7 @@
     </w:p>
     <w:p>
       <w:pPr>
-        <w:spacing w:after="0" w:line="360" w:lineRule="auto"/>
+        <w:spacing w:line="360" w:lineRule="auto"/>
         <w:jc w:val="center"/>
         <w:rPr>
           <w:rFonts w:eastAsia="Times New Roman" w:cs="Times New Roman"/>
@@ -511,7 +505,7 @@
     </w:p>
     <w:p>
       <w:pPr>
-        <w:spacing w:after="0" w:line="360" w:lineRule="auto"/>
+        <w:spacing w:line="360" w:lineRule="auto"/>
         <w:jc w:val="center"/>
         <w:rPr>
           <w:rFonts w:eastAsia="Times New Roman" w:cs="Times New Roman"/>
@@ -521,7 +515,7 @@
     </w:p>
     <w:p>
       <w:pPr>
-        <w:spacing w:after="0" w:line="360" w:lineRule="auto"/>
+        <w:spacing w:line="360" w:lineRule="auto"/>
         <w:jc w:val="center"/>
         <w:rPr>
           <w:rFonts w:eastAsia="Times New Roman" w:cs="Times New Roman"/>
@@ -531,7 +525,7 @@
     </w:p>
     <w:p>
       <w:pPr>
-        <w:spacing w:after="0" w:line="360" w:lineRule="auto"/>
+        <w:spacing w:line="360" w:lineRule="auto"/>
         <w:jc w:val="center"/>
         <w:rPr>
           <w:rFonts w:eastAsia="Times New Roman" w:cs="Times New Roman"/>
@@ -541,7 +535,7 @@
     </w:p>
     <w:p>
       <w:pPr>
-        <w:spacing w:after="0" w:line="360" w:lineRule="auto"/>
+        <w:spacing w:line="360" w:lineRule="auto"/>
         <w:jc w:val="center"/>
         <w:rPr>
           <w:rFonts w:eastAsia="Times New Roman" w:cs="Times New Roman"/>
@@ -551,7 +545,7 @@
     </w:p>
     <w:p>
       <w:pPr>
-        <w:spacing w:after="0" w:line="360" w:lineRule="auto"/>
+        <w:spacing w:line="360" w:lineRule="auto"/>
         <w:jc w:val="center"/>
         <w:rPr>
           <w:rFonts w:eastAsia="Times New Roman" w:cs="Times New Roman"/>
@@ -561,7 +555,7 @@
     </w:p>
     <w:p>
       <w:pPr>
-        <w:spacing w:after="0" w:line="360" w:lineRule="auto"/>
+        <w:spacing w:line="360" w:lineRule="auto"/>
         <w:jc w:val="center"/>
         <w:rPr>
           <w:rFonts w:eastAsia="Times New Roman" w:cs="Times New Roman"/>
@@ -571,8 +565,28 @@
     </w:p>
     <w:p>
       <w:pPr>
+        <w:spacing w:line="360" w:lineRule="auto"/>
+        <w:jc w:val="center"/>
+        <w:rPr>
+          <w:rFonts w:eastAsia="Times New Roman" w:cs="Times New Roman"/>
+          <w:lang w:eastAsia="es-GT"/>
+        </w:rPr>
+      </w:pPr>
+    </w:p>
+    <w:p>
+      <w:pPr>
+        <w:spacing w:line="360" w:lineRule="auto"/>
+        <w:jc w:val="center"/>
+        <w:rPr>
+          <w:rFonts w:eastAsia="Times New Roman" w:cs="Times New Roman"/>
+          <w:lang w:eastAsia="es-GT"/>
+        </w:rPr>
+      </w:pPr>
+    </w:p>
+    <w:p>
+      <w:pPr>
         <w:shd w:val="clear" w:color="auto" w:fill="FFFFFF"/>
-        <w:spacing w:after="0" w:line="360" w:lineRule="auto"/>
+        <w:spacing w:line="360" w:lineRule="auto"/>
         <w:rPr>
           <w:rFonts w:eastAsia="Times New Roman" w:cs="Times New Roman"/>
           <w:b/>
@@ -586,7 +600,7 @@
     <w:p>
       <w:pPr>
         <w:shd w:val="clear" w:color="auto" w:fill="FFFFFF"/>
-        <w:spacing w:after="0" w:line="360" w:lineRule="auto"/>
+        <w:spacing w:line="360" w:lineRule="auto"/>
         <w:jc w:val="center"/>
         <w:rPr>
           <w:rFonts w:eastAsia="Times New Roman" w:cs="Times New Roman"/>
@@ -601,7 +615,7 @@
     <w:p>
       <w:pPr>
         <w:shd w:val="clear" w:color="auto" w:fill="FFFFFF"/>
-        <w:spacing w:after="0" w:line="360" w:lineRule="auto"/>
+        <w:spacing w:line="360" w:lineRule="auto"/>
         <w:jc w:val="center"/>
         <w:rPr>
           <w:rFonts w:eastAsia="Times New Roman" w:cs="Times New Roman"/>
@@ -616,7 +630,7 @@
     <w:p>
       <w:pPr>
         <w:shd w:val="clear" w:color="auto" w:fill="FFFFFF"/>
-        <w:spacing w:after="0" w:line="360" w:lineRule="auto"/>
+        <w:spacing w:line="360" w:lineRule="auto"/>
         <w:jc w:val="center"/>
         <w:rPr>
           <w:rFonts w:eastAsia="Times New Roman" w:cs="Times New Roman"/>
@@ -641,7 +655,7 @@
     </w:p>
     <w:p>
       <w:pPr>
-        <w:spacing w:after="0" w:line="360" w:lineRule="auto"/>
+        <w:spacing w:line="360" w:lineRule="auto"/>
         <w:jc w:val="center"/>
         <w:rPr>
           <w:rFonts w:eastAsia="Times New Roman" w:cs="Times New Roman"/>
@@ -658,7 +672,7 @@
     </w:p>
     <w:p>
       <w:pPr>
-        <w:spacing w:after="0" w:line="360" w:lineRule="auto"/>
+        <w:spacing w:line="360" w:lineRule="auto"/>
         <w:jc w:val="center"/>
         <w:rPr>
           <w:rFonts w:eastAsia="Times New Roman" w:cs="Times New Roman"/>
@@ -668,7 +682,7 @@
     </w:p>
     <w:p>
       <w:pPr>
-        <w:spacing w:after="0" w:line="360" w:lineRule="auto"/>
+        <w:spacing w:line="360" w:lineRule="auto"/>
         <w:jc w:val="center"/>
         <w:rPr>
           <w:rFonts w:eastAsia="Times New Roman" w:cs="Times New Roman"/>
@@ -678,7 +692,7 @@
     </w:p>
     <w:p>
       <w:pPr>
-        <w:spacing w:after="0" w:line="360" w:lineRule="auto"/>
+        <w:spacing w:line="360" w:lineRule="auto"/>
         <w:jc w:val="center"/>
         <w:rPr>
           <w:rFonts w:eastAsia="Times New Roman" w:cs="Times New Roman"/>
@@ -688,7 +702,7 @@
     </w:p>
     <w:p>
       <w:pPr>
-        <w:spacing w:after="0" w:line="360" w:lineRule="auto"/>
+        <w:spacing w:line="360" w:lineRule="auto"/>
         <w:jc w:val="center"/>
         <w:rPr>
           <w:rFonts w:eastAsia="Times New Roman" w:cs="Times New Roman"/>
@@ -698,7 +712,7 @@
     </w:p>
     <w:p>
       <w:pPr>
-        <w:spacing w:after="0" w:line="360" w:lineRule="auto"/>
+        <w:spacing w:line="360" w:lineRule="auto"/>
         <w:jc w:val="center"/>
         <w:rPr>
           <w:rFonts w:eastAsia="Times New Roman" w:cs="Times New Roman"/>
@@ -715,7 +729,7 @@
     </w:p>
     <w:p>
       <w:pPr>
-        <w:spacing w:after="0" w:line="360" w:lineRule="auto"/>
+        <w:spacing w:line="360" w:lineRule="auto"/>
         <w:jc w:val="center"/>
         <w:rPr>
           <w:rFonts w:eastAsia="Times New Roman" w:cs="Times New Roman"/>
@@ -725,7 +739,7 @@
     </w:p>
     <w:p>
       <w:pPr>
-        <w:spacing w:after="0" w:line="360" w:lineRule="auto"/>
+        <w:spacing w:line="360" w:lineRule="auto"/>
         <w:jc w:val="center"/>
         <w:rPr>
           <w:rFonts w:eastAsia="Times New Roman" w:cs="Times New Roman"/>
@@ -735,7 +749,7 @@
     </w:p>
     <w:p>
       <w:pPr>
-        <w:spacing w:after="0" w:line="360" w:lineRule="auto"/>
+        <w:spacing w:line="360" w:lineRule="auto"/>
         <w:jc w:val="center"/>
         <w:rPr>
           <w:rFonts w:eastAsia="Times New Roman" w:cs="Times New Roman"/>
@@ -745,7 +759,7 @@
     </w:p>
     <w:p>
       <w:pPr>
-        <w:spacing w:after="0" w:line="360" w:lineRule="auto"/>
+        <w:spacing w:line="360" w:lineRule="auto"/>
         <w:jc w:val="center"/>
         <w:rPr>
           <w:rFonts w:eastAsia="Times New Roman" w:cs="Times New Roman"/>
@@ -762,7 +776,7 @@
     </w:p>
     <w:p>
       <w:pPr>
-        <w:spacing w:after="0" w:line="360" w:lineRule="auto"/>
+        <w:spacing w:line="360" w:lineRule="auto"/>
         <w:jc w:val="center"/>
         <w:rPr>
           <w:rFonts w:eastAsia="Times New Roman" w:cs="Times New Roman"/>
@@ -772,7 +786,7 @@
     </w:p>
     <w:p>
       <w:pPr>
-        <w:spacing w:after="0" w:line="360" w:lineRule="auto"/>
+        <w:spacing w:line="360" w:lineRule="auto"/>
         <w:jc w:val="center"/>
         <w:rPr>
           <w:rFonts w:eastAsia="Times New Roman" w:cs="Times New Roman"/>
@@ -782,7 +796,7 @@
     </w:p>
     <w:p>
       <w:pPr>
-        <w:spacing w:after="0" w:line="360" w:lineRule="auto"/>
+        <w:spacing w:line="360" w:lineRule="auto"/>
         <w:jc w:val="center"/>
         <w:rPr>
           <w:rFonts w:eastAsia="Times New Roman" w:cs="Times New Roman"/>
@@ -839,6 +853,7 @@
         <w:p>
           <w:pPr>
             <w:pStyle w:val="TtuloTDC"/>
+            <w:spacing w:line="480" w:lineRule="auto"/>
           </w:pPr>
           <w:r>
             <w:t>Tabla de contenido</w:t>
@@ -856,7 +871,8 @@
               <w:bCs w:val="0"/>
               <w:i w:val="0"/>
               <w:iCs w:val="0"/>
-              <w:lang w:eastAsia="es-MX"/>
+              <w:noProof/>
+              <w:lang w:eastAsia="es-GT"/>
             </w:rPr>
           </w:pPr>
           <w:r>
@@ -881,52 +897,60 @@
             </w:rPr>
             <w:fldChar w:fldCharType="separate"/>
           </w:r>
-          <w:hyperlink w:anchor="_Toc235887142" w:history="1">
+          <w:hyperlink w:anchor="_Toc244285602" w:history="1">
             <w:r>
               <w:rPr>
                 <w:rStyle w:val="Hipervnculo"/>
                 <w:rFonts w:eastAsia="Times New Roman"/>
+                <w:noProof/>
                 <w:lang w:eastAsia="es-MX"/>
               </w:rPr>
               <w:t>Introducción</w:t>
             </w:r>
             <w:r>
               <w:rPr>
+                <w:noProof/>
                 <w:webHidden/>
               </w:rPr>
               <w:tab/>
             </w:r>
             <w:r>
               <w:rPr>
+                <w:noProof/>
                 <w:webHidden/>
               </w:rPr>
               <w:fldChar w:fldCharType="begin"/>
             </w:r>
             <w:r>
               <w:rPr>
-                <w:webHidden/>
-              </w:rPr>
-              <w:instrText xml:space="preserve"> PAGEREF _Toc235887142 \h </w:instrText>
-            </w:r>
-            <w:r>
-              <w:rPr>
-                <w:webHidden/>
-              </w:rPr>
-            </w:r>
-            <w:r>
-              <w:rPr>
+                <w:noProof/>
+                <w:webHidden/>
+              </w:rPr>
+              <w:instrText xml:space="preserve"> PAGEREF _Toc244285602 \h </w:instrText>
+            </w:r>
+            <w:r>
+              <w:rPr>
+                <w:noProof/>
+                <w:webHidden/>
+              </w:rPr>
+            </w:r>
+            <w:r>
+              <w:rPr>
+                <w:noProof/>
                 <w:webHidden/>
               </w:rPr>
               <w:fldChar w:fldCharType="separate"/>
             </w:r>
             <w:r>
               <w:rPr>
+                <w:noProof/>
                 <w:webHidden/>
               </w:rPr>
               <w:t>1</w:t>
             </w:r>
             <w:r>
               <w:rPr>
+                <w:noProof/>
                 <w:webHidden/>
               </w:rPr>
               <w:fldChar w:fldCharType="end"/>
@@ -945,55 +969,63 @@
               <w:bCs w:val="0"/>
               <w:i w:val="0"/>
               <w:iCs w:val="0"/>
-              <w:lang w:eastAsia="es-MX"/>
+              <w:noProof/>
+              <w:lang w:eastAsia="es-GT"/>
             </w:rPr>
           </w:pPr>
-          <w:hyperlink w:anchor="_Toc235887143" w:history="1">
+          <w:hyperlink w:anchor="_Toc244285603" w:history="1">
             <w:r>
               <w:rPr>
                 <w:rStyle w:val="Hipervnculo"/>
-                <w:rFonts w:eastAsia="Times New Roman"/>
-                <w:lang w:eastAsia="es-MX"/>
-              </w:rPr>
-              <w:t>MySQL</w:t>
-            </w:r>
-            <w:r>
-              <w:rPr>
+                <w:noProof/>
+                <w:lang w:eastAsia="es-MX"/>
+              </w:rPr>
+              <w:t>Diseño del sistema de gestión de incidencias</w:t>
+            </w:r>
+            <w:r>
+              <w:rPr>
+                <w:noProof/>
                 <w:webHidden/>
               </w:rPr>
               <w:tab/>
             </w:r>
             <w:r>
               <w:rPr>
+                <w:noProof/>
                 <w:webHidden/>
               </w:rPr>
               <w:fldChar w:fldCharType="begin"/>
             </w:r>
             <w:r>
               <w:rPr>
-                <w:webHidden/>
-              </w:rPr>
-              <w:instrText xml:space="preserve"> PAGEREF _Toc235887143 \h </w:instrText>
-            </w:r>
-            <w:r>
-              <w:rPr>
-                <w:webHidden/>
-              </w:rPr>
-            </w:r>
-            <w:r>
-              <w:rPr>
+                <w:noProof/>
+                <w:webHidden/>
+              </w:rPr>
+              <w:instrText xml:space="preserve"> PAGEREF _Toc244285603 \h </w:instrText>
+            </w:r>
+            <w:r>
+              <w:rPr>
+                <w:noProof/>
+                <w:webHidden/>
+              </w:rPr>
+            </w:r>
+            <w:r>
+              <w:rPr>
+                <w:noProof/>
                 <w:webHidden/>
               </w:rPr>
               <w:fldChar w:fldCharType="separate"/>
             </w:r>
             <w:r>
               <w:rPr>
+                <w:noProof/>
                 <w:webHidden/>
               </w:rPr>
               <w:t>2</w:t>
             </w:r>
             <w:r>
               <w:rPr>
+                <w:noProof/>
                 <w:webHidden/>
               </w:rPr>
               <w:fldChar w:fldCharType="end"/>
@@ -1008,55 +1040,63 @@
             </w:tabs>
             <w:rPr>
               <w:rFonts w:asciiTheme="minorHAnsi" w:eastAsiaTheme="minorEastAsia" w:hAnsiTheme="minorHAnsi"/>
-              <w:lang w:eastAsia="es-MX"/>
+              <w:noProof/>
+              <w:lang w:eastAsia="es-GT"/>
             </w:rPr>
           </w:pPr>
-          <w:hyperlink w:anchor="_Toc235887144" w:history="1">
+          <w:hyperlink w:anchor="_Toc244285604" w:history="1">
             <w:r>
               <w:rPr>
                 <w:rStyle w:val="Hipervnculo"/>
-                <w:rFonts w:eastAsia="Times New Roman"/>
-                <w:lang w:eastAsia="es-MX"/>
-              </w:rPr>
-              <w:t>Versiones Disponibles</w:t>
-            </w:r>
-            <w:r>
-              <w:rPr>
+                <w:noProof/>
+                <w:lang w:eastAsia="es-MX"/>
+              </w:rPr>
+              <w:t>Descripción del problema</w:t>
+            </w:r>
+            <w:r>
+              <w:rPr>
+                <w:noProof/>
                 <w:webHidden/>
               </w:rPr>
               <w:tab/>
             </w:r>
             <w:r>
               <w:rPr>
+                <w:noProof/>
                 <w:webHidden/>
               </w:rPr>
               <w:fldChar w:fldCharType="begin"/>
             </w:r>
             <w:r>
               <w:rPr>
-                <w:webHidden/>
-              </w:rPr>
-              <w:instrText xml:space="preserve"> PAGEREF _Toc235887144 \h </w:instrText>
-            </w:r>
-            <w:r>
-              <w:rPr>
-                <w:webHidden/>
-              </w:rPr>
-            </w:r>
-            <w:r>
-              <w:rPr>
+                <w:noProof/>
+                <w:webHidden/>
+              </w:rPr>
+              <w:instrText xml:space="preserve"> PAGEREF _Toc244285604 \h </w:instrText>
+            </w:r>
+            <w:r>
+              <w:rPr>
+                <w:noProof/>
+                <w:webHidden/>
+              </w:rPr>
+            </w:r>
+            <w:r>
+              <w:rPr>
+                <w:noProof/>
                 <w:webHidden/>
               </w:rPr>
               <w:fldChar w:fldCharType="separate"/>
             </w:r>
             <w:r>
               <w:rPr>
+                <w:noProof/>
                 <w:webHidden/>
               </w:rPr>
               <w:t>2</w:t>
             </w:r>
             <w:r>
               <w:rPr>
+                <w:noProof/>
                 <w:webHidden/>
               </w:rPr>
               <w:fldChar w:fldCharType="end"/>
@@ -1071,54 +1111,270 @@
             </w:tabs>
             <w:rPr>
               <w:rFonts w:asciiTheme="minorHAnsi" w:eastAsiaTheme="minorEastAsia" w:hAnsiTheme="minorHAnsi"/>
-              <w:lang w:eastAsia="es-MX"/>
+              <w:noProof/>
+              <w:lang w:eastAsia="es-GT"/>
             </w:rPr>
           </w:pPr>
-          <w:hyperlink w:anchor="_Toc235887145" w:history="1">
+          <w:hyperlink w:anchor="_Toc244285605" w:history="1">
             <w:r>
               <w:rPr>
                 <w:rStyle w:val="Hipervnculo"/>
-                <w:lang w:eastAsia="es-MX"/>
-              </w:rPr>
-              <w:t>Licenciamiento</w:t>
-            </w:r>
-            <w:r>
-              <w:rPr>
+                <w:noProof/>
+                <w:lang w:eastAsia="es-MX"/>
+              </w:rPr>
+              <w:t>Alcance</w:t>
+            </w:r>
+            <w:r>
+              <w:rPr>
+                <w:noProof/>
                 <w:webHidden/>
               </w:rPr>
               <w:tab/>
             </w:r>
             <w:r>
               <w:rPr>
+                <w:noProof/>
                 <w:webHidden/>
               </w:rPr>
               <w:fldChar w:fldCharType="begin"/>
             </w:r>
             <w:r>
               <w:rPr>
-                <w:webHidden/>
-              </w:rPr>
-              <w:instrText xml:space="preserve"> PAGEREF _Toc235887145 \h </w:instrText>
-            </w:r>
-            <w:r>
-              <w:rPr>
-                <w:webHidden/>
-              </w:rPr>
-            </w:r>
-            <w:r>
-              <w:rPr>
+                <w:noProof/>
+                <w:webHidden/>
+              </w:rPr>
+              <w:instrText xml:space="preserve"> PAGEREF _Toc244285605 \h </w:instrText>
+            </w:r>
+            <w:r>
+              <w:rPr>
+                <w:noProof/>
+                <w:webHidden/>
+              </w:rPr>
+            </w:r>
+            <w:r>
+              <w:rPr>
+                <w:noProof/>
                 <w:webHidden/>
               </w:rPr>
               <w:fldChar w:fldCharType="separate"/>
             </w:r>
             <w:r>
               <w:rPr>
+                <w:noProof/>
                 <w:webHidden/>
               </w:rPr>
               <w:t>2</w:t>
             </w:r>
             <w:r>
               <w:rPr>
+                <w:noProof/>
+                <w:webHidden/>
+              </w:rPr>
+              <w:fldChar w:fldCharType="end"/>
+            </w:r>
+          </w:hyperlink>
+        </w:p>
+        <w:p>
+          <w:pPr>
+            <w:pStyle w:val="TDC3"/>
+            <w:tabs>
+              <w:tab w:val="right" w:leader="dot" w:pos="9350"/>
+            </w:tabs>
+            <w:rPr>
+              <w:noProof/>
+            </w:rPr>
+          </w:pPr>
+          <w:hyperlink w:anchor="_Toc244285606" w:history="1">
+            <w:r>
+              <w:rPr>
+                <w:rStyle w:val="Hipervnculo"/>
+                <w:noProof/>
+                <w:lang w:eastAsia="es-MX"/>
+              </w:rPr>
+              <w:t>Lo que incluye:</w:t>
+            </w:r>
+            <w:r>
+              <w:rPr>
+                <w:noProof/>
+                <w:webHidden/>
+              </w:rPr>
+              <w:tab/>
+            </w:r>
+            <w:r>
+              <w:rPr>
+                <w:noProof/>
+                <w:webHidden/>
+              </w:rPr>
+              <w:fldChar w:fldCharType="begin"/>
+            </w:r>
+            <w:r>
+              <w:rPr>
+                <w:noProof/>
+                <w:webHidden/>
+              </w:rPr>
+              <w:instrText xml:space="preserve"> PAGEREF _Toc244285606 \h </w:instrText>
+            </w:r>
+            <w:r>
+              <w:rPr>
+                <w:noProof/>
+                <w:webHidden/>
+              </w:rPr>
+            </w:r>
+            <w:r>
+              <w:rPr>
+                <w:noProof/>
+                <w:webHidden/>
+              </w:rPr>
+              <w:fldChar w:fldCharType="separate"/>
+            </w:r>
+            <w:r>
+              <w:rPr>
+                <w:noProof/>
+                <w:webHidden/>
+              </w:rPr>
+              <w:t>2</w:t>
+            </w:r>
+            <w:r>
+              <w:rPr>
+                <w:noProof/>
+                <w:webHidden/>
+              </w:rPr>
+              <w:fldChar w:fldCharType="end"/>
+            </w:r>
+          </w:hyperlink>
+        </w:p>
+        <w:p>
+          <w:pPr>
+            <w:pStyle w:val="TDC3"/>
+            <w:tabs>
+              <w:tab w:val="right" w:leader="dot" w:pos="9350"/>
+            </w:tabs>
+            <w:rPr>
+              <w:noProof/>
+            </w:rPr>
+          </w:pPr>
+          <w:hyperlink w:anchor="_Toc244285607" w:history="1">
+            <w:r>
+              <w:rPr>
+                <w:rStyle w:val="Hipervnculo"/>
+                <w:noProof/>
+                <w:lang w:eastAsia="es-MX"/>
+              </w:rPr>
+              <w:t>Herramientas</w:t>
+            </w:r>
+            <w:r>
+              <w:rPr>
+                <w:noProof/>
+                <w:webHidden/>
+              </w:rPr>
+              <w:tab/>
+            </w:r>
+            <w:r>
+              <w:rPr>
+                <w:noProof/>
+                <w:webHidden/>
+              </w:rPr>
+              <w:fldChar w:fldCharType="begin"/>
+            </w:r>
+            <w:r>
+              <w:rPr>
+                <w:noProof/>
+                <w:webHidden/>
+              </w:rPr>
+              <w:instrText xml:space="preserve"> PAGEREF _Toc244285607 \h </w:instrText>
+            </w:r>
+            <w:r>
+              <w:rPr>
+                <w:noProof/>
+                <w:webHidden/>
+              </w:rPr>
+            </w:r>
+            <w:r>
+              <w:rPr>
+                <w:noProof/>
+                <w:webHidden/>
+              </w:rPr>
+              <w:fldChar w:fldCharType="separate"/>
+            </w:r>
+            <w:r>
+              <w:rPr>
+                <w:noProof/>
+                <w:webHidden/>
+              </w:rPr>
+              <w:t>3</w:t>
+            </w:r>
+            <w:r>
+              <w:rPr>
+                <w:noProof/>
+                <w:webHidden/>
+              </w:rPr>
+              <w:fldChar w:fldCharType="end"/>
+            </w:r>
+          </w:hyperlink>
+        </w:p>
+        <w:p>
+          <w:pPr>
+            <w:pStyle w:val="TDC3"/>
+            <w:tabs>
+              <w:tab w:val="right" w:leader="dot" w:pos="9350"/>
+            </w:tabs>
+            <w:rPr>
+              <w:noProof/>
+            </w:rPr>
+          </w:pPr>
+          <w:hyperlink w:anchor="_Toc244285608" w:history="1">
+            <w:r>
+              <w:rPr>
+                <w:rStyle w:val="Hipervnculo"/>
+                <w:noProof/>
+                <w:lang w:eastAsia="es-MX"/>
+              </w:rPr>
+              <w:t>Lo que no incluye por ahora</w:t>
+            </w:r>
+            <w:r>
+              <w:rPr>
+                <w:noProof/>
+                <w:webHidden/>
+              </w:rPr>
+              <w:tab/>
+            </w:r>
+            <w:r>
+              <w:rPr>
+                <w:noProof/>
+                <w:webHidden/>
+              </w:rPr>
+              <w:fldChar w:fldCharType="begin"/>
+            </w:r>
+            <w:r>
+              <w:rPr>
+                <w:noProof/>
+                <w:webHidden/>
+              </w:rPr>
+              <w:instrText xml:space="preserve"> PAGEREF _Toc244285608 \h </w:instrText>
+            </w:r>
+            <w:r>
+              <w:rPr>
+                <w:noProof/>
+                <w:webHidden/>
+              </w:rPr>
+            </w:r>
+            <w:r>
+              <w:rPr>
+                <w:noProof/>
+                <w:webHidden/>
+              </w:rPr>
+              <w:fldChar w:fldCharType="separate"/>
+            </w:r>
+            <w:r>
+              <w:rPr>
+                <w:noProof/>
+                <w:webHidden/>
+              </w:rPr>
+              <w:t>3</w:t>
+            </w:r>
+            <w:r>
+              <w:rPr>
+                <w:noProof/>
                 <w:webHidden/>
               </w:rPr>
               <w:fldChar w:fldCharType="end"/>
@@ -1133,54 +1389,63 @@
             </w:tabs>
             <w:rPr>
               <w:rFonts w:asciiTheme="minorHAnsi" w:eastAsiaTheme="minorEastAsia" w:hAnsiTheme="minorHAnsi"/>
-              <w:lang w:eastAsia="es-MX"/>
+              <w:noProof/>
+              <w:lang w:eastAsia="es-GT"/>
             </w:rPr>
           </w:pPr>
-          <w:hyperlink w:anchor="_Toc235887146" w:history="1">
+          <w:hyperlink w:anchor="_Toc244285609" w:history="1">
             <w:r>
               <w:rPr>
                 <w:rStyle w:val="Hipervnculo"/>
-                <w:lang w:eastAsia="es-MX"/>
-              </w:rPr>
-              <w:t>Costos de Licencia</w:t>
-            </w:r>
-            <w:r>
-              <w:rPr>
+                <w:noProof/>
+                <w:lang w:eastAsia="es-MX"/>
+              </w:rPr>
+              <w:t>Modelo entidad-relación</w:t>
+            </w:r>
+            <w:r>
+              <w:rPr>
+                <w:noProof/>
                 <w:webHidden/>
               </w:rPr>
               <w:tab/>
             </w:r>
             <w:r>
               <w:rPr>
+                <w:noProof/>
                 <w:webHidden/>
               </w:rPr>
               <w:fldChar w:fldCharType="begin"/>
             </w:r>
             <w:r>
               <w:rPr>
-                <w:webHidden/>
-              </w:rPr>
-              <w:instrText xml:space="preserve"> PAGEREF _Toc235887146 \h </w:instrText>
-            </w:r>
-            <w:r>
-              <w:rPr>
-                <w:webHidden/>
-              </w:rPr>
-            </w:r>
-            <w:r>
-              <w:rPr>
+                <w:noProof/>
+                <w:webHidden/>
+              </w:rPr>
+              <w:instrText xml:space="preserve"> PAGEREF _Toc244285609 \h </w:instrText>
+            </w:r>
+            <w:r>
+              <w:rPr>
+                <w:noProof/>
+                <w:webHidden/>
+              </w:rPr>
+            </w:r>
+            <w:r>
+              <w:rPr>
+                <w:noProof/>
                 <w:webHidden/>
               </w:rPr>
               <w:fldChar w:fldCharType="separate"/>
             </w:r>
             <w:r>
               <w:rPr>
-                <w:webHidden/>
-              </w:rPr>
-              <w:t>2</w:t>
-            </w:r>
-            <w:r>
-              <w:rPr>
+                <w:noProof/>
+                <w:webHidden/>
+              </w:rPr>
+              <w:t>3</w:t>
+            </w:r>
+            <w:r>
+              <w:rPr>
+                <w:noProof/>
                 <w:webHidden/>
               </w:rPr>
               <w:fldChar w:fldCharType="end"/>
@@ -1195,54 +1460,615 @@
             </w:tabs>
             <w:rPr>
               <w:rFonts w:asciiTheme="minorHAnsi" w:eastAsiaTheme="minorEastAsia" w:hAnsiTheme="minorHAnsi"/>
-              <w:lang w:eastAsia="es-MX"/>
+              <w:noProof/>
+              <w:lang w:eastAsia="es-GT"/>
             </w:rPr>
           </w:pPr>
-          <w:hyperlink w:anchor="_Toc235887147" w:history="1">
+          <w:hyperlink w:anchor="_Toc244285610" w:history="1">
             <w:r>
               <w:rPr>
                 <w:rStyle w:val="Hipervnculo"/>
-                <w:lang w:eastAsia="es-MX"/>
-              </w:rPr>
-              <w:t>Requerimientos técnicos:</w:t>
-            </w:r>
-            <w:r>
-              <w:rPr>
+                <w:noProof/>
+                <w:lang w:eastAsia="es-MX"/>
+              </w:rPr>
+              <w:t>Diccionario de datos</w:t>
+            </w:r>
+            <w:r>
+              <w:rPr>
+                <w:noProof/>
                 <w:webHidden/>
               </w:rPr>
               <w:tab/>
             </w:r>
             <w:r>
               <w:rPr>
+                <w:noProof/>
                 <w:webHidden/>
               </w:rPr>
               <w:fldChar w:fldCharType="begin"/>
             </w:r>
             <w:r>
               <w:rPr>
-                <w:webHidden/>
-              </w:rPr>
-              <w:instrText xml:space="preserve"> PAGEREF _Toc235887147 \h </w:instrText>
-            </w:r>
-            <w:r>
-              <w:rPr>
-                <w:webHidden/>
-              </w:rPr>
-            </w:r>
-            <w:r>
-              <w:rPr>
+                <w:noProof/>
+                <w:webHidden/>
+              </w:rPr>
+              <w:instrText xml:space="preserve"> PAGEREF _Toc244285610 \h </w:instrText>
+            </w:r>
+            <w:r>
+              <w:rPr>
+                <w:noProof/>
+                <w:webHidden/>
+              </w:rPr>
+            </w:r>
+            <w:r>
+              <w:rPr>
+                <w:noProof/>
                 <w:webHidden/>
               </w:rPr>
               <w:fldChar w:fldCharType="separate"/>
             </w:r>
             <w:r>
               <w:rPr>
-                <w:webHidden/>
-              </w:rPr>
-              <w:t>2</w:t>
-            </w:r>
-            <w:r>
-              <w:rPr>
+                <w:noProof/>
+                <w:webHidden/>
+              </w:rPr>
+              <w:t>4</w:t>
+            </w:r>
+            <w:r>
+              <w:rPr>
+                <w:noProof/>
+                <w:webHidden/>
+              </w:rPr>
+              <w:fldChar w:fldCharType="end"/>
+            </w:r>
+          </w:hyperlink>
+        </w:p>
+        <w:p>
+          <w:pPr>
+            <w:pStyle w:val="TDC3"/>
+            <w:tabs>
+              <w:tab w:val="right" w:leader="dot" w:pos="9350"/>
+            </w:tabs>
+            <w:rPr>
+              <w:noProof/>
+            </w:rPr>
+          </w:pPr>
+          <w:hyperlink w:anchor="_Toc244285611" w:history="1">
+            <w:r>
+              <w:rPr>
+                <w:rStyle w:val="Hipervnculo"/>
+                <w:noProof/>
+                <w:lang w:eastAsia="es-MX"/>
+              </w:rPr>
+              <w:t>Empleado</w:t>
+            </w:r>
+            <w:r>
+              <w:rPr>
+                <w:noProof/>
+                <w:webHidden/>
+              </w:rPr>
+              <w:tab/>
+            </w:r>
+            <w:r>
+              <w:rPr>
+                <w:noProof/>
+                <w:webHidden/>
+              </w:rPr>
+              <w:fldChar w:fldCharType="begin"/>
+            </w:r>
+            <w:r>
+              <w:rPr>
+                <w:noProof/>
+                <w:webHidden/>
+              </w:rPr>
+              <w:instrText xml:space="preserve"> PAGEREF _Toc244285611 \h </w:instrText>
+            </w:r>
+            <w:r>
+              <w:rPr>
+                <w:noProof/>
+                <w:webHidden/>
+              </w:rPr>
+            </w:r>
+            <w:r>
+              <w:rPr>
+                <w:noProof/>
+                <w:webHidden/>
+              </w:rPr>
+              <w:fldChar w:fldCharType="separate"/>
+            </w:r>
+            <w:r>
+              <w:rPr>
+                <w:noProof/>
+                <w:webHidden/>
+              </w:rPr>
+              <w:t>4</w:t>
+            </w:r>
+            <w:r>
+              <w:rPr>
+                <w:noProof/>
+                <w:webHidden/>
+              </w:rPr>
+              <w:fldChar w:fldCharType="end"/>
+            </w:r>
+          </w:hyperlink>
+        </w:p>
+        <w:p>
+          <w:pPr>
+            <w:pStyle w:val="TDC3"/>
+            <w:tabs>
+              <w:tab w:val="right" w:leader="dot" w:pos="9350"/>
+            </w:tabs>
+            <w:rPr>
+              <w:noProof/>
+            </w:rPr>
+          </w:pPr>
+          <w:hyperlink w:anchor="_Toc244285612" w:history="1">
+            <w:r>
+              <w:rPr>
+                <w:rStyle w:val="Hipervnculo"/>
+                <w:noProof/>
+                <w:lang w:eastAsia="es-MX"/>
+              </w:rPr>
+              <w:t>TipoIncidencia</w:t>
+            </w:r>
+            <w:r>
+              <w:rPr>
+                <w:noProof/>
+                <w:webHidden/>
+              </w:rPr>
+              <w:tab/>
+            </w:r>
+            <w:r>
+              <w:rPr>
+                <w:noProof/>
+                <w:webHidden/>
+              </w:rPr>
+              <w:fldChar w:fldCharType="begin"/>
+            </w:r>
+            <w:r>
+              <w:rPr>
+                <w:noProof/>
+                <w:webHidden/>
+              </w:rPr>
+              <w:instrText xml:space="preserve"> PAGEREF _Toc244285612 \h </w:instrText>
+            </w:r>
+            <w:r>
+              <w:rPr>
+                <w:noProof/>
+                <w:webHidden/>
+              </w:rPr>
+            </w:r>
+            <w:r>
+              <w:rPr>
+                <w:noProof/>
+                <w:webHidden/>
+              </w:rPr>
+              <w:fldChar w:fldCharType="separate"/>
+            </w:r>
+            <w:r>
+              <w:rPr>
+                <w:noProof/>
+                <w:webHidden/>
+              </w:rPr>
+              <w:t>5</w:t>
+            </w:r>
+            <w:r>
+              <w:rPr>
+                <w:noProof/>
+                <w:webHidden/>
+              </w:rPr>
+              <w:fldChar w:fldCharType="end"/>
+            </w:r>
+          </w:hyperlink>
+        </w:p>
+        <w:p>
+          <w:pPr>
+            <w:pStyle w:val="TDC3"/>
+            <w:tabs>
+              <w:tab w:val="right" w:leader="dot" w:pos="9350"/>
+            </w:tabs>
+            <w:rPr>
+              <w:noProof/>
+            </w:rPr>
+          </w:pPr>
+          <w:hyperlink w:anchor="_Toc244285613" w:history="1">
+            <w:r>
+              <w:rPr>
+                <w:rStyle w:val="Hipervnculo"/>
+                <w:noProof/>
+                <w:lang w:eastAsia="es-MX"/>
+              </w:rPr>
+              <w:t>Prioridad</w:t>
+            </w:r>
+            <w:r>
+              <w:rPr>
+                <w:noProof/>
+                <w:webHidden/>
+              </w:rPr>
+              <w:tab/>
+            </w:r>
+            <w:r>
+              <w:rPr>
+                <w:noProof/>
+                <w:webHidden/>
+              </w:rPr>
+              <w:fldChar w:fldCharType="begin"/>
+            </w:r>
+            <w:r>
+              <w:rPr>
+                <w:noProof/>
+                <w:webHidden/>
+              </w:rPr>
+              <w:instrText xml:space="preserve"> PAGEREF _Toc244285613 \h </w:instrText>
+            </w:r>
+            <w:r>
+              <w:rPr>
+                <w:noProof/>
+                <w:webHidden/>
+              </w:rPr>
+            </w:r>
+            <w:r>
+              <w:rPr>
+                <w:noProof/>
+                <w:webHidden/>
+              </w:rPr>
+              <w:fldChar w:fldCharType="separate"/>
+            </w:r>
+            <w:r>
+              <w:rPr>
+                <w:noProof/>
+                <w:webHidden/>
+              </w:rPr>
+              <w:t>5</w:t>
+            </w:r>
+            <w:r>
+              <w:rPr>
+                <w:noProof/>
+                <w:webHidden/>
+              </w:rPr>
+              <w:fldChar w:fldCharType="end"/>
+            </w:r>
+          </w:hyperlink>
+        </w:p>
+        <w:p>
+          <w:pPr>
+            <w:pStyle w:val="TDC3"/>
+            <w:tabs>
+              <w:tab w:val="right" w:leader="dot" w:pos="9350"/>
+            </w:tabs>
+            <w:rPr>
+              <w:noProof/>
+            </w:rPr>
+          </w:pPr>
+          <w:hyperlink w:anchor="_Toc244285614" w:history="1">
+            <w:r>
+              <w:rPr>
+                <w:rStyle w:val="Hipervnculo"/>
+                <w:noProof/>
+                <w:lang w:eastAsia="es-MX"/>
+              </w:rPr>
+              <w:t>EstadoIncidencia</w:t>
+            </w:r>
+            <w:r>
+              <w:rPr>
+                <w:noProof/>
+                <w:webHidden/>
+              </w:rPr>
+              <w:tab/>
+            </w:r>
+            <w:r>
+              <w:rPr>
+                <w:noProof/>
+                <w:webHidden/>
+              </w:rPr>
+              <w:fldChar w:fldCharType="begin"/>
+            </w:r>
+            <w:r>
+              <w:rPr>
+                <w:noProof/>
+                <w:webHidden/>
+              </w:rPr>
+              <w:instrText xml:space="preserve"> PAGEREF _Toc244285614 \h </w:instrText>
+            </w:r>
+            <w:r>
+              <w:rPr>
+                <w:noProof/>
+                <w:webHidden/>
+              </w:rPr>
+            </w:r>
+            <w:r>
+              <w:rPr>
+                <w:noProof/>
+                <w:webHidden/>
+              </w:rPr>
+              <w:fldChar w:fldCharType="separate"/>
+            </w:r>
+            <w:r>
+              <w:rPr>
+                <w:noProof/>
+                <w:webHidden/>
+              </w:rPr>
+              <w:t>6</w:t>
+            </w:r>
+            <w:r>
+              <w:rPr>
+                <w:noProof/>
+                <w:webHidden/>
+              </w:rPr>
+              <w:fldChar w:fldCharType="end"/>
+            </w:r>
+          </w:hyperlink>
+        </w:p>
+        <w:p>
+          <w:pPr>
+            <w:pStyle w:val="TDC3"/>
+            <w:tabs>
+              <w:tab w:val="right" w:leader="dot" w:pos="9350"/>
+            </w:tabs>
+            <w:rPr>
+              <w:noProof/>
+            </w:rPr>
+          </w:pPr>
+          <w:hyperlink w:anchor="_Toc244285615" w:history="1">
+            <w:r>
+              <w:rPr>
+                <w:rStyle w:val="Hipervnculo"/>
+                <w:noProof/>
+                <w:lang w:eastAsia="es-MX"/>
+              </w:rPr>
+              <w:t>Incidencia</w:t>
+            </w:r>
+            <w:r>
+              <w:rPr>
+                <w:noProof/>
+                <w:webHidden/>
+              </w:rPr>
+              <w:tab/>
+            </w:r>
+            <w:r>
+              <w:rPr>
+                <w:noProof/>
+                <w:webHidden/>
+              </w:rPr>
+              <w:fldChar w:fldCharType="begin"/>
+            </w:r>
+            <w:r>
+              <w:rPr>
+                <w:noProof/>
+                <w:webHidden/>
+              </w:rPr>
+              <w:instrText xml:space="preserve"> PAGEREF _Toc244285615 \h </w:instrText>
+            </w:r>
+            <w:r>
+              <w:rPr>
+                <w:noProof/>
+                <w:webHidden/>
+              </w:rPr>
+            </w:r>
+            <w:r>
+              <w:rPr>
+                <w:noProof/>
+                <w:webHidden/>
+              </w:rPr>
+              <w:fldChar w:fldCharType="separate"/>
+            </w:r>
+            <w:r>
+              <w:rPr>
+                <w:noProof/>
+                <w:webHidden/>
+              </w:rPr>
+              <w:t>6</w:t>
+            </w:r>
+            <w:r>
+              <w:rPr>
+                <w:noProof/>
+                <w:webHidden/>
+              </w:rPr>
+              <w:fldChar w:fldCharType="end"/>
+            </w:r>
+          </w:hyperlink>
+        </w:p>
+        <w:p>
+          <w:pPr>
+            <w:pStyle w:val="TDC3"/>
+            <w:tabs>
+              <w:tab w:val="right" w:leader="dot" w:pos="9350"/>
+            </w:tabs>
+            <w:rPr>
+              <w:noProof/>
+            </w:rPr>
+          </w:pPr>
+          <w:hyperlink w:anchor="_Toc244285616" w:history="1">
+            <w:r>
+              <w:rPr>
+                <w:rStyle w:val="Hipervnculo"/>
+                <w:noProof/>
+                <w:lang w:eastAsia="es-MX"/>
+              </w:rPr>
+              <w:t>Asignacion</w:t>
+            </w:r>
+            <w:r>
+              <w:rPr>
+                <w:noProof/>
+                <w:webHidden/>
+              </w:rPr>
+              <w:tab/>
+            </w:r>
+            <w:r>
+              <w:rPr>
+                <w:noProof/>
+                <w:webHidden/>
+              </w:rPr>
+              <w:fldChar w:fldCharType="begin"/>
+            </w:r>
+            <w:r>
+              <w:rPr>
+                <w:noProof/>
+                <w:webHidden/>
+              </w:rPr>
+              <w:instrText xml:space="preserve"> PAGEREF _Toc244285616 \h </w:instrText>
+            </w:r>
+            <w:r>
+              <w:rPr>
+                <w:noProof/>
+                <w:webHidden/>
+              </w:rPr>
+            </w:r>
+            <w:r>
+              <w:rPr>
+                <w:noProof/>
+                <w:webHidden/>
+              </w:rPr>
+              <w:fldChar w:fldCharType="separate"/>
+            </w:r>
+            <w:r>
+              <w:rPr>
+                <w:noProof/>
+                <w:webHidden/>
+              </w:rPr>
+              <w:t>7</w:t>
+            </w:r>
+            <w:r>
+              <w:rPr>
+                <w:noProof/>
+                <w:webHidden/>
+              </w:rPr>
+              <w:fldChar w:fldCharType="end"/>
+            </w:r>
+          </w:hyperlink>
+        </w:p>
+        <w:p>
+          <w:pPr>
+            <w:pStyle w:val="TDC3"/>
+            <w:tabs>
+              <w:tab w:val="right" w:leader="dot" w:pos="9350"/>
+            </w:tabs>
+            <w:rPr>
+              <w:noProof/>
+            </w:rPr>
+          </w:pPr>
+          <w:hyperlink w:anchor="_Toc244285617" w:history="1">
+            <w:r>
+              <w:rPr>
+                <w:rStyle w:val="Hipervnculo"/>
+                <w:noProof/>
+                <w:lang w:eastAsia="es-MX"/>
+              </w:rPr>
+              <w:t>Fotografia</w:t>
+            </w:r>
+            <w:r>
+              <w:rPr>
+                <w:noProof/>
+                <w:webHidden/>
+              </w:rPr>
+              <w:tab/>
+            </w:r>
+            <w:r>
+              <w:rPr>
+                <w:noProof/>
+                <w:webHidden/>
+              </w:rPr>
+              <w:fldChar w:fldCharType="begin"/>
+            </w:r>
+            <w:r>
+              <w:rPr>
+                <w:noProof/>
+                <w:webHidden/>
+              </w:rPr>
+              <w:instrText xml:space="preserve"> PAGEREF _Toc244285617 \h </w:instrText>
+            </w:r>
+            <w:r>
+              <w:rPr>
+                <w:noProof/>
+                <w:webHidden/>
+              </w:rPr>
+            </w:r>
+            <w:r>
+              <w:rPr>
+                <w:noProof/>
+                <w:webHidden/>
+              </w:rPr>
+              <w:fldChar w:fldCharType="separate"/>
+            </w:r>
+            <w:r>
+              <w:rPr>
+                <w:noProof/>
+                <w:webHidden/>
+              </w:rPr>
+              <w:t>8</w:t>
+            </w:r>
+            <w:r>
+              <w:rPr>
+                <w:noProof/>
+                <w:webHidden/>
+              </w:rPr>
+              <w:fldChar w:fldCharType="end"/>
+            </w:r>
+          </w:hyperlink>
+        </w:p>
+        <w:p>
+          <w:pPr>
+            <w:pStyle w:val="TDC3"/>
+            <w:tabs>
+              <w:tab w:val="right" w:leader="dot" w:pos="9350"/>
+            </w:tabs>
+            <w:rPr>
+              <w:noProof/>
+            </w:rPr>
+          </w:pPr>
+          <w:hyperlink w:anchor="_Toc244285618" w:history="1">
+            <w:r>
+              <w:rPr>
+                <w:rStyle w:val="Hipervnculo"/>
+                <w:noProof/>
+                <w:lang w:eastAsia="es-MX"/>
+              </w:rPr>
+              <w:t>HistorialIncidencia</w:t>
+            </w:r>
+            <w:r>
+              <w:rPr>
+                <w:noProof/>
+                <w:webHidden/>
+              </w:rPr>
+              <w:tab/>
+            </w:r>
+            <w:r>
+              <w:rPr>
+                <w:noProof/>
+                <w:webHidden/>
+              </w:rPr>
+              <w:fldChar w:fldCharType="begin"/>
+            </w:r>
+            <w:r>
+              <w:rPr>
+                <w:noProof/>
+                <w:webHidden/>
+              </w:rPr>
+              <w:instrText xml:space="preserve"> PAGEREF _Toc244285618 \h </w:instrText>
+            </w:r>
+            <w:r>
+              <w:rPr>
+                <w:noProof/>
+                <w:webHidden/>
+              </w:rPr>
+            </w:r>
+            <w:r>
+              <w:rPr>
+                <w:noProof/>
+                <w:webHidden/>
+              </w:rPr>
+              <w:fldChar w:fldCharType="separate"/>
+            </w:r>
+            <w:r>
+              <w:rPr>
+                <w:noProof/>
+                <w:webHidden/>
+              </w:rPr>
+              <w:t>9</w:t>
+            </w:r>
+            <w:r>
+              <w:rPr>
+                <w:noProof/>
                 <w:webHidden/>
               </w:rPr>
               <w:fldChar w:fldCharType="end"/>
@@ -1257,54 +2083,205 @@
             </w:tabs>
             <w:rPr>
               <w:rFonts w:asciiTheme="minorHAnsi" w:eastAsiaTheme="minorEastAsia" w:hAnsiTheme="minorHAnsi"/>
-              <w:lang w:eastAsia="es-MX"/>
+              <w:noProof/>
+              <w:lang w:eastAsia="es-GT"/>
             </w:rPr>
           </w:pPr>
-          <w:hyperlink w:anchor="_Toc235887148" w:history="1">
+          <w:hyperlink w:anchor="_Toc244285619" w:history="1">
             <w:r>
               <w:rPr>
                 <w:rStyle w:val="Hipervnculo"/>
-                <w:lang w:eastAsia="es-MX"/>
-              </w:rPr>
-              <w:t>Planes de ejecución</w:t>
-            </w:r>
-            <w:r>
-              <w:rPr>
+                <w:noProof/>
+                <w:lang w:eastAsia="es-MX"/>
+              </w:rPr>
+              <w:t>Flujo de estados</w:t>
+            </w:r>
+            <w:r>
+              <w:rPr>
+                <w:noProof/>
                 <w:webHidden/>
               </w:rPr>
               <w:tab/>
             </w:r>
             <w:r>
               <w:rPr>
+                <w:noProof/>
                 <w:webHidden/>
               </w:rPr>
               <w:fldChar w:fldCharType="begin"/>
             </w:r>
             <w:r>
               <w:rPr>
-                <w:webHidden/>
-              </w:rPr>
-              <w:instrText xml:space="preserve"> PAGEREF _Toc235887148 \h </w:instrText>
-            </w:r>
-            <w:r>
-              <w:rPr>
-                <w:webHidden/>
-              </w:rPr>
-            </w:r>
-            <w:r>
-              <w:rPr>
+                <w:noProof/>
+                <w:webHidden/>
+              </w:rPr>
+              <w:instrText xml:space="preserve"> PAGEREF _Toc244285619 \h </w:instrText>
+            </w:r>
+            <w:r>
+              <w:rPr>
+                <w:noProof/>
+                <w:webHidden/>
+              </w:rPr>
+            </w:r>
+            <w:r>
+              <w:rPr>
+                <w:noProof/>
                 <w:webHidden/>
               </w:rPr>
               <w:fldChar w:fldCharType="separate"/>
             </w:r>
             <w:r>
               <w:rPr>
-                <w:webHidden/>
-              </w:rPr>
-              <w:t>3</w:t>
-            </w:r>
-            <w:r>
-              <w:rPr>
+                <w:noProof/>
+                <w:webHidden/>
+              </w:rPr>
+              <w:t>10</w:t>
+            </w:r>
+            <w:r>
+              <w:rPr>
+                <w:noProof/>
+                <w:webHidden/>
+              </w:rPr>
+              <w:fldChar w:fldCharType="end"/>
+            </w:r>
+          </w:hyperlink>
+        </w:p>
+        <w:p>
+          <w:pPr>
+            <w:pStyle w:val="TDC2"/>
+            <w:tabs>
+              <w:tab w:val="right" w:leader="dot" w:pos="9350"/>
+            </w:tabs>
+            <w:rPr>
+              <w:rFonts w:asciiTheme="minorHAnsi" w:eastAsiaTheme="minorEastAsia" w:hAnsiTheme="minorHAnsi"/>
+              <w:noProof/>
+              <w:lang w:eastAsia="es-GT"/>
+            </w:rPr>
+          </w:pPr>
+          <w:hyperlink w:anchor="_Toc244285620" w:history="1">
+            <w:r>
+              <w:rPr>
+                <w:rStyle w:val="Hipervnculo"/>
+                <w:noProof/>
+                <w:lang w:eastAsia="es-MX"/>
+              </w:rPr>
+              <w:t>Modelo entidad-relación</w:t>
+            </w:r>
+            <w:r>
+              <w:rPr>
+                <w:noProof/>
+                <w:webHidden/>
+              </w:rPr>
+              <w:tab/>
+            </w:r>
+            <w:r>
+              <w:rPr>
+                <w:noProof/>
+                <w:webHidden/>
+              </w:rPr>
+              <w:fldChar w:fldCharType="begin"/>
+            </w:r>
+            <w:r>
+              <w:rPr>
+                <w:noProof/>
+                <w:webHidden/>
+              </w:rPr>
+              <w:instrText xml:space="preserve"> PAGEREF _Toc244285620 \h </w:instrText>
+            </w:r>
+            <w:r>
+              <w:rPr>
+                <w:noProof/>
+                <w:webHidden/>
+              </w:rPr>
+            </w:r>
+            <w:r>
+              <w:rPr>
+                <w:noProof/>
+                <w:webHidden/>
+              </w:rPr>
+              <w:fldChar w:fldCharType="separate"/>
+            </w:r>
+            <w:r>
+              <w:rPr>
+                <w:noProof/>
+                <w:webHidden/>
+              </w:rPr>
+              <w:t>12</w:t>
+            </w:r>
+            <w:r>
+              <w:rPr>
+                <w:noProof/>
+                <w:webHidden/>
+              </w:rPr>
+              <w:fldChar w:fldCharType="end"/>
+            </w:r>
+          </w:hyperlink>
+        </w:p>
+        <w:p>
+          <w:pPr>
+            <w:pStyle w:val="TDC2"/>
+            <w:tabs>
+              <w:tab w:val="right" w:leader="dot" w:pos="9350"/>
+            </w:tabs>
+            <w:rPr>
+              <w:rFonts w:asciiTheme="minorHAnsi" w:eastAsiaTheme="minorEastAsia" w:hAnsiTheme="minorHAnsi"/>
+              <w:noProof/>
+              <w:lang w:eastAsia="es-GT"/>
+            </w:rPr>
+          </w:pPr>
+          <w:hyperlink w:anchor="_Toc244285621" w:history="1">
+            <w:r>
+              <w:rPr>
+                <w:rStyle w:val="Hipervnculo"/>
+                <w:noProof/>
+                <w:lang w:eastAsia="es-MX"/>
+              </w:rPr>
+              <w:t>Diagrama flujo de estados</w:t>
+            </w:r>
+            <w:r>
+              <w:rPr>
+                <w:noProof/>
+                <w:webHidden/>
+              </w:rPr>
+              <w:tab/>
+            </w:r>
+            <w:r>
+              <w:rPr>
+                <w:noProof/>
+                <w:webHidden/>
+              </w:rPr>
+              <w:fldChar w:fldCharType="begin"/>
+            </w:r>
+            <w:r>
+              <w:rPr>
+                <w:noProof/>
+                <w:webHidden/>
+              </w:rPr>
+              <w:instrText xml:space="preserve"> PAGEREF _Toc244285621 \h </w:instrText>
+            </w:r>
+            <w:r>
+              <w:rPr>
+                <w:noProof/>
+                <w:webHidden/>
+              </w:rPr>
+            </w:r>
+            <w:r>
+              <w:rPr>
+                <w:noProof/>
+                <w:webHidden/>
+              </w:rPr>
+              <w:fldChar w:fldCharType="separate"/>
+            </w:r>
+            <w:r>
+              <w:rPr>
+                <w:noProof/>
+                <w:webHidden/>
+              </w:rPr>
+              <w:t>13</w:t>
+            </w:r>
+            <w:r>
+              <w:rPr>
+                <w:noProof/>
                 <w:webHidden/>
               </w:rPr>
               <w:fldChar w:fldCharType="end"/>
@@ -1323,1245 +2300,64 @@
               <w:bCs w:val="0"/>
               <w:i w:val="0"/>
               <w:iCs w:val="0"/>
-              <w:lang w:eastAsia="es-MX"/>
+              <w:noProof/>
+              <w:lang w:eastAsia="es-GT"/>
             </w:rPr>
           </w:pPr>
-          <w:hyperlink w:anchor="_Toc235887149" w:history="1">
-            <w:r>
-              <w:rPr>
-                <w:rStyle w:val="Hipervnculo"/>
-                <w:lang w:eastAsia="es-MX"/>
-              </w:rPr>
-              <w:t>PostgreSQL</w:t>
-            </w:r>
-            <w:r>
-              <w:rPr>
-                <w:webHidden/>
-              </w:rPr>
-              <w:tab/>
-            </w:r>
-            <w:r>
-              <w:rPr>
-                <w:webHidden/>
-              </w:rPr>
-              <w:fldChar w:fldCharType="begin"/>
-            </w:r>
-            <w:r>
-              <w:rPr>
-                <w:webHidden/>
-              </w:rPr>
-              <w:instrText xml:space="preserve"> PAGEREF _Toc235887149 \h </w:instrText>
-            </w:r>
-            <w:r>
-              <w:rPr>
-                <w:webHidden/>
-              </w:rPr>
-            </w:r>
-            <w:r>
-              <w:rPr>
-                <w:webHidden/>
-              </w:rPr>
-              <w:fldChar w:fldCharType="separate"/>
-            </w:r>
-            <w:r>
-              <w:rPr>
-                <w:webHidden/>
-              </w:rPr>
-              <w:t>3</w:t>
-            </w:r>
-            <w:r>
-              <w:rPr>
-                <w:webHidden/>
-              </w:rPr>
-              <w:fldChar w:fldCharType="end"/>
-            </w:r>
-          </w:hyperlink>
-        </w:p>
-        <w:p>
-          <w:pPr>
-            <w:pStyle w:val="TDC2"/>
-            <w:tabs>
-              <w:tab w:val="right" w:leader="dot" w:pos="9350"/>
-            </w:tabs>
-            <w:rPr>
-              <w:rFonts w:asciiTheme="minorHAnsi" w:eastAsiaTheme="minorEastAsia" w:hAnsiTheme="minorHAnsi"/>
-              <w:lang w:eastAsia="es-MX"/>
-            </w:rPr>
-          </w:pPr>
-          <w:hyperlink w:anchor="_Toc235887150" w:history="1">
-            <w:r>
-              <w:rPr>
-                <w:rStyle w:val="Hipervnculo"/>
-                <w:lang w:eastAsia="es-MX"/>
-              </w:rPr>
-              <w:t>Versiones disponibles</w:t>
-            </w:r>
-            <w:r>
-              <w:rPr>
-                <w:webHidden/>
-              </w:rPr>
-              <w:tab/>
-            </w:r>
-            <w:r>
-              <w:rPr>
-                <w:webHidden/>
-              </w:rPr>
-              <w:fldChar w:fldCharType="begin"/>
-            </w:r>
-            <w:r>
-              <w:rPr>
-                <w:webHidden/>
-              </w:rPr>
-              <w:instrText xml:space="preserve"> PAGEREF _Toc235887150 \h </w:instrText>
-            </w:r>
-            <w:r>
-              <w:rPr>
-                <w:webHidden/>
-              </w:rPr>
-            </w:r>
-            <w:r>
-              <w:rPr>
-                <w:webHidden/>
-              </w:rPr>
-              <w:fldChar w:fldCharType="separate"/>
-            </w:r>
-            <w:r>
-              <w:rPr>
-                <w:webHidden/>
-              </w:rPr>
-              <w:t>3</w:t>
-            </w:r>
-            <w:r>
-              <w:rPr>
-                <w:webHidden/>
-              </w:rPr>
-              <w:fldChar w:fldCharType="end"/>
-            </w:r>
-          </w:hyperlink>
-        </w:p>
-        <w:p>
-          <w:pPr>
-            <w:pStyle w:val="TDC2"/>
-            <w:tabs>
-              <w:tab w:val="right" w:leader="dot" w:pos="9350"/>
-            </w:tabs>
-            <w:rPr>
-              <w:rFonts w:asciiTheme="minorHAnsi" w:eastAsiaTheme="minorEastAsia" w:hAnsiTheme="minorHAnsi"/>
-              <w:lang w:eastAsia="es-MX"/>
-            </w:rPr>
-          </w:pPr>
-          <w:hyperlink w:anchor="_Toc235887151" w:history="1">
-            <w:r>
-              <w:rPr>
-                <w:rStyle w:val="Hipervnculo"/>
-                <w:lang w:eastAsia="es-MX"/>
-              </w:rPr>
-              <w:t>Licenciamiento</w:t>
-            </w:r>
-            <w:r>
-              <w:rPr>
-                <w:webHidden/>
-              </w:rPr>
-              <w:tab/>
-            </w:r>
-            <w:r>
-              <w:rPr>
-                <w:webHidden/>
-              </w:rPr>
-              <w:fldChar w:fldCharType="begin"/>
-            </w:r>
-            <w:r>
-              <w:rPr>
-                <w:webHidden/>
-              </w:rPr>
-              <w:instrText xml:space="preserve"> PAGEREF _Toc235887151 \h </w:instrText>
-            </w:r>
-            <w:r>
-              <w:rPr>
-                <w:webHidden/>
-              </w:rPr>
-            </w:r>
-            <w:r>
-              <w:rPr>
-                <w:webHidden/>
-              </w:rPr>
-              <w:fldChar w:fldCharType="separate"/>
-            </w:r>
-            <w:r>
-              <w:rPr>
-                <w:webHidden/>
-              </w:rPr>
-              <w:t>3</w:t>
-            </w:r>
-            <w:r>
-              <w:rPr>
-                <w:webHidden/>
-              </w:rPr>
-              <w:fldChar w:fldCharType="end"/>
-            </w:r>
-          </w:hyperlink>
-        </w:p>
-        <w:p>
-          <w:pPr>
-            <w:pStyle w:val="TDC2"/>
-            <w:tabs>
-              <w:tab w:val="right" w:leader="dot" w:pos="9350"/>
-            </w:tabs>
-            <w:rPr>
-              <w:rFonts w:asciiTheme="minorHAnsi" w:eastAsiaTheme="minorEastAsia" w:hAnsiTheme="minorHAnsi"/>
-              <w:lang w:eastAsia="es-MX"/>
-            </w:rPr>
-          </w:pPr>
-          <w:hyperlink w:anchor="_Toc235887152" w:history="1">
-            <w:r>
-              <w:rPr>
-                <w:rStyle w:val="Hipervnculo"/>
-                <w:lang w:eastAsia="es-MX"/>
-              </w:rPr>
-              <w:t>Costos de licencia</w:t>
-            </w:r>
-            <w:r>
-              <w:rPr>
-                <w:webHidden/>
-              </w:rPr>
-              <w:tab/>
-            </w:r>
-            <w:r>
-              <w:rPr>
-                <w:webHidden/>
-              </w:rPr>
-              <w:fldChar w:fldCharType="begin"/>
-            </w:r>
-            <w:r>
-              <w:rPr>
-                <w:webHidden/>
-              </w:rPr>
-              <w:instrText xml:space="preserve"> PAGEREF _Toc235887152 \h </w:instrText>
-            </w:r>
-            <w:r>
-              <w:rPr>
-                <w:webHidden/>
-              </w:rPr>
-            </w:r>
-            <w:r>
-              <w:rPr>
-                <w:webHidden/>
-              </w:rPr>
-              <w:fldChar w:fldCharType="separate"/>
-            </w:r>
-            <w:r>
-              <w:rPr>
-                <w:webHidden/>
-              </w:rPr>
-              <w:t>4</w:t>
-            </w:r>
-            <w:r>
-              <w:rPr>
-                <w:webHidden/>
-              </w:rPr>
-              <w:fldChar w:fldCharType="end"/>
-            </w:r>
-          </w:hyperlink>
-        </w:p>
-        <w:p>
-          <w:pPr>
-            <w:pStyle w:val="TDC2"/>
-            <w:tabs>
-              <w:tab w:val="right" w:leader="dot" w:pos="9350"/>
-            </w:tabs>
-            <w:rPr>
-              <w:rFonts w:asciiTheme="minorHAnsi" w:eastAsiaTheme="minorEastAsia" w:hAnsiTheme="minorHAnsi"/>
-              <w:lang w:eastAsia="es-MX"/>
-            </w:rPr>
-          </w:pPr>
-          <w:hyperlink w:anchor="_Toc235887153" w:history="1">
-            <w:r>
-              <w:rPr>
-                <w:rStyle w:val="Hipervnculo"/>
-                <w:lang w:eastAsia="es-MX"/>
-              </w:rPr>
-              <w:t>Requerimientos técnicos</w:t>
-            </w:r>
-            <w:r>
-              <w:rPr>
-                <w:webHidden/>
-              </w:rPr>
-              <w:tab/>
-            </w:r>
-            <w:r>
-              <w:rPr>
-                <w:webHidden/>
-              </w:rPr>
-              <w:fldChar w:fldCharType="begin"/>
-            </w:r>
-            <w:r>
-              <w:rPr>
-                <w:webHidden/>
-              </w:rPr>
-              <w:instrText xml:space="preserve"> PAGEREF _Toc235887153 \h </w:instrText>
-            </w:r>
-            <w:r>
-              <w:rPr>
-                <w:webHidden/>
-              </w:rPr>
-            </w:r>
-            <w:r>
-              <w:rPr>
-                <w:webHidden/>
-              </w:rPr>
-              <w:fldChar w:fldCharType="separate"/>
-            </w:r>
-            <w:r>
-              <w:rPr>
-                <w:webHidden/>
-              </w:rPr>
-              <w:t>4</w:t>
-            </w:r>
-            <w:r>
-              <w:rPr>
-                <w:webHidden/>
-              </w:rPr>
-              <w:fldChar w:fldCharType="end"/>
-            </w:r>
-          </w:hyperlink>
-        </w:p>
-        <w:p>
-          <w:pPr>
-            <w:pStyle w:val="TDC2"/>
-            <w:tabs>
-              <w:tab w:val="right" w:leader="dot" w:pos="9350"/>
-            </w:tabs>
-            <w:rPr>
-              <w:rFonts w:asciiTheme="minorHAnsi" w:eastAsiaTheme="minorEastAsia" w:hAnsiTheme="minorHAnsi"/>
-              <w:lang w:eastAsia="es-MX"/>
-            </w:rPr>
-          </w:pPr>
-          <w:hyperlink w:anchor="_Toc235887154" w:history="1">
-            <w:r>
-              <w:rPr>
-                <w:rStyle w:val="Hipervnculo"/>
-                <w:lang w:eastAsia="es-MX"/>
-              </w:rPr>
-              <w:t>Planes de ejecución</w:t>
-            </w:r>
-            <w:r>
-              <w:rPr>
-                <w:webHidden/>
-              </w:rPr>
-              <w:tab/>
-            </w:r>
-            <w:r>
-              <w:rPr>
-                <w:webHidden/>
-              </w:rPr>
-              <w:fldChar w:fldCharType="begin"/>
-            </w:r>
-            <w:r>
-              <w:rPr>
-                <w:webHidden/>
-              </w:rPr>
-              <w:instrText xml:space="preserve"> PAGEREF _Toc235887154 \h </w:instrText>
-            </w:r>
-            <w:r>
-              <w:rPr>
-                <w:webHidden/>
-              </w:rPr>
-            </w:r>
-            <w:r>
-              <w:rPr>
-                <w:webHidden/>
-              </w:rPr>
-              <w:fldChar w:fldCharType="separate"/>
-            </w:r>
-            <w:r>
-              <w:rPr>
-                <w:webHidden/>
-              </w:rPr>
-              <w:t>4</w:t>
-            </w:r>
-            <w:r>
-              <w:rPr>
-                <w:webHidden/>
-              </w:rPr>
-              <w:fldChar w:fldCharType="end"/>
-            </w:r>
-          </w:hyperlink>
-        </w:p>
-        <w:p>
-          <w:pPr>
-            <w:pStyle w:val="TDC1"/>
-            <w:tabs>
-              <w:tab w:val="right" w:leader="dot" w:pos="9350"/>
-            </w:tabs>
-            <w:rPr>
-              <w:rFonts w:asciiTheme="minorHAnsi" w:eastAsiaTheme="minorEastAsia" w:hAnsiTheme="minorHAnsi"/>
-              <w:b w:val="0"/>
-              <w:bCs w:val="0"/>
-              <w:i w:val="0"/>
-              <w:iCs w:val="0"/>
-              <w:lang w:eastAsia="es-MX"/>
-            </w:rPr>
-          </w:pPr>
-          <w:hyperlink w:anchor="_Toc235887155" w:history="1">
-            <w:r>
-              <w:rPr>
-                <w:rStyle w:val="Hipervnculo"/>
-                <w:lang w:eastAsia="es-MX"/>
-              </w:rPr>
-              <w:t>Microsoft SQL Server</w:t>
-            </w:r>
-            <w:r>
-              <w:rPr>
-                <w:webHidden/>
-              </w:rPr>
-              <w:tab/>
-            </w:r>
-            <w:r>
-              <w:rPr>
-                <w:webHidden/>
-              </w:rPr>
-              <w:fldChar w:fldCharType="begin"/>
-            </w:r>
-            <w:r>
-              <w:rPr>
-                <w:webHidden/>
-              </w:rPr>
-              <w:instrText xml:space="preserve"> PAGEREF _Toc235887155 \h </w:instrText>
-            </w:r>
-            <w:r>
-              <w:rPr>
-                <w:webHidden/>
-              </w:rPr>
-            </w:r>
-            <w:r>
-              <w:rPr>
-                <w:webHidden/>
-              </w:rPr>
-              <w:fldChar w:fldCharType="separate"/>
-            </w:r>
-            <w:r>
-              <w:rPr>
-                <w:webHidden/>
-              </w:rPr>
-              <w:t>4</w:t>
-            </w:r>
-            <w:r>
-              <w:rPr>
-                <w:webHidden/>
-              </w:rPr>
-              <w:fldChar w:fldCharType="end"/>
-            </w:r>
-          </w:hyperlink>
-        </w:p>
-        <w:p>
-          <w:pPr>
-            <w:pStyle w:val="TDC2"/>
-            <w:tabs>
-              <w:tab w:val="right" w:leader="dot" w:pos="9350"/>
-            </w:tabs>
-            <w:rPr>
-              <w:rFonts w:asciiTheme="minorHAnsi" w:eastAsiaTheme="minorEastAsia" w:hAnsiTheme="minorHAnsi"/>
-              <w:lang w:eastAsia="es-MX"/>
-            </w:rPr>
-          </w:pPr>
-          <w:hyperlink w:anchor="_Toc235887156" w:history="1">
-            <w:r>
-              <w:rPr>
-                <w:rStyle w:val="Hipervnculo"/>
-                <w:lang w:eastAsia="es-MX"/>
-              </w:rPr>
-              <w:t>Versiones disponibles</w:t>
-            </w:r>
-            <w:r>
-              <w:rPr>
-                <w:webHidden/>
-              </w:rPr>
-              <w:tab/>
-            </w:r>
-            <w:r>
-              <w:rPr>
-                <w:webHidden/>
-              </w:rPr>
-              <w:fldChar w:fldCharType="begin"/>
-            </w:r>
-            <w:r>
-              <w:rPr>
-                <w:webHidden/>
-              </w:rPr>
-              <w:instrText xml:space="preserve"> PAGEREF _Toc235887156 \h </w:instrText>
-            </w:r>
-            <w:r>
-              <w:rPr>
-                <w:webHidden/>
-              </w:rPr>
-            </w:r>
-            <w:r>
-              <w:rPr>
-                <w:webHidden/>
-              </w:rPr>
-              <w:fldChar w:fldCharType="separate"/>
-            </w:r>
-            <w:r>
-              <w:rPr>
-                <w:webHidden/>
-              </w:rPr>
-              <w:t>5</w:t>
-            </w:r>
-            <w:r>
-              <w:rPr>
-                <w:webHidden/>
-              </w:rPr>
-              <w:fldChar w:fldCharType="end"/>
-            </w:r>
-          </w:hyperlink>
-        </w:p>
-        <w:p>
-          <w:pPr>
-            <w:pStyle w:val="TDC2"/>
-            <w:tabs>
-              <w:tab w:val="right" w:leader="dot" w:pos="9350"/>
-            </w:tabs>
-            <w:rPr>
-              <w:rFonts w:asciiTheme="minorHAnsi" w:eastAsiaTheme="minorEastAsia" w:hAnsiTheme="minorHAnsi"/>
-              <w:lang w:eastAsia="es-MX"/>
-            </w:rPr>
-          </w:pPr>
-          <w:hyperlink w:anchor="_Toc235887157" w:history="1">
-            <w:r>
-              <w:rPr>
-                <w:rStyle w:val="Hipervnculo"/>
-                <w:lang w:eastAsia="es-MX"/>
-              </w:rPr>
-              <w:t>Licenciamiento</w:t>
-            </w:r>
-            <w:r>
-              <w:rPr>
-                <w:webHidden/>
-              </w:rPr>
-              <w:tab/>
-            </w:r>
-            <w:r>
-              <w:rPr>
-                <w:webHidden/>
-              </w:rPr>
-              <w:fldChar w:fldCharType="begin"/>
-            </w:r>
-            <w:r>
-              <w:rPr>
-                <w:webHidden/>
-              </w:rPr>
-              <w:instrText xml:space="preserve"> PAGEREF _Toc235887157 \h </w:instrText>
-            </w:r>
-            <w:r>
-              <w:rPr>
-                <w:webHidden/>
-              </w:rPr>
-            </w:r>
-            <w:r>
-              <w:rPr>
-                <w:webHidden/>
-              </w:rPr>
-              <w:fldChar w:fldCharType="separate"/>
-            </w:r>
-            <w:r>
-              <w:rPr>
-                <w:webHidden/>
-              </w:rPr>
-              <w:t>5</w:t>
-            </w:r>
-            <w:r>
-              <w:rPr>
-                <w:webHidden/>
-              </w:rPr>
-              <w:fldChar w:fldCharType="end"/>
-            </w:r>
-          </w:hyperlink>
-        </w:p>
-        <w:p>
-          <w:pPr>
-            <w:pStyle w:val="TDC2"/>
-            <w:tabs>
-              <w:tab w:val="right" w:leader="dot" w:pos="9350"/>
-            </w:tabs>
-            <w:rPr>
-              <w:rFonts w:asciiTheme="minorHAnsi" w:eastAsiaTheme="minorEastAsia" w:hAnsiTheme="minorHAnsi"/>
-              <w:lang w:eastAsia="es-MX"/>
-            </w:rPr>
-          </w:pPr>
-          <w:hyperlink w:anchor="_Toc235887158" w:history="1">
-            <w:r>
-              <w:rPr>
-                <w:rStyle w:val="Hipervnculo"/>
-                <w:lang w:eastAsia="es-MX"/>
-              </w:rPr>
-              <w:t>Costos de licencia</w:t>
-            </w:r>
-            <w:r>
-              <w:rPr>
-                <w:webHidden/>
-              </w:rPr>
-              <w:tab/>
-            </w:r>
-            <w:r>
-              <w:rPr>
-                <w:webHidden/>
-              </w:rPr>
-              <w:fldChar w:fldCharType="begin"/>
-            </w:r>
-            <w:r>
-              <w:rPr>
-                <w:webHidden/>
-              </w:rPr>
-              <w:instrText xml:space="preserve"> PAGEREF _Toc235887158 \h </w:instrText>
-            </w:r>
-            <w:r>
-              <w:rPr>
-                <w:webHidden/>
-              </w:rPr>
-            </w:r>
-            <w:r>
-              <w:rPr>
-                <w:webHidden/>
-              </w:rPr>
-              <w:fldChar w:fldCharType="separate"/>
-            </w:r>
-            <w:r>
-              <w:rPr>
-                <w:webHidden/>
-              </w:rPr>
-              <w:t>5</w:t>
-            </w:r>
-            <w:r>
-              <w:rPr>
-                <w:webHidden/>
-              </w:rPr>
-              <w:fldChar w:fldCharType="end"/>
-            </w:r>
-          </w:hyperlink>
-        </w:p>
-        <w:p>
-          <w:pPr>
-            <w:pStyle w:val="TDC2"/>
-            <w:tabs>
-              <w:tab w:val="right" w:leader="dot" w:pos="9350"/>
-            </w:tabs>
-            <w:rPr>
-              <w:rFonts w:asciiTheme="minorHAnsi" w:eastAsiaTheme="minorEastAsia" w:hAnsiTheme="minorHAnsi"/>
-              <w:lang w:eastAsia="es-MX"/>
-            </w:rPr>
-          </w:pPr>
-          <w:hyperlink w:anchor="_Toc235887159" w:history="1">
-            <w:r>
-              <w:rPr>
-                <w:rStyle w:val="Hipervnculo"/>
-                <w:lang w:eastAsia="es-MX"/>
-              </w:rPr>
-              <w:t>Requerimientos técnicos</w:t>
-            </w:r>
-            <w:r>
-              <w:rPr>
-                <w:webHidden/>
-              </w:rPr>
-              <w:tab/>
-            </w:r>
-            <w:r>
-              <w:rPr>
-                <w:webHidden/>
-              </w:rPr>
-              <w:fldChar w:fldCharType="begin"/>
-            </w:r>
-            <w:r>
-              <w:rPr>
-                <w:webHidden/>
-              </w:rPr>
-              <w:instrText xml:space="preserve"> PAGEREF _Toc235887159 \h </w:instrText>
-            </w:r>
-            <w:r>
-              <w:rPr>
-                <w:webHidden/>
-              </w:rPr>
-            </w:r>
-            <w:r>
-              <w:rPr>
-                <w:webHidden/>
-              </w:rPr>
-              <w:fldChar w:fldCharType="separate"/>
-            </w:r>
-            <w:r>
-              <w:rPr>
-                <w:webHidden/>
-              </w:rPr>
-              <w:t>5</w:t>
-            </w:r>
-            <w:r>
-              <w:rPr>
-                <w:webHidden/>
-              </w:rPr>
-              <w:fldChar w:fldCharType="end"/>
-            </w:r>
-          </w:hyperlink>
-        </w:p>
-        <w:p>
-          <w:pPr>
-            <w:pStyle w:val="TDC2"/>
-            <w:tabs>
-              <w:tab w:val="right" w:leader="dot" w:pos="9350"/>
-            </w:tabs>
-            <w:rPr>
-              <w:rFonts w:asciiTheme="minorHAnsi" w:eastAsiaTheme="minorEastAsia" w:hAnsiTheme="minorHAnsi"/>
-              <w:lang w:eastAsia="es-MX"/>
-            </w:rPr>
-          </w:pPr>
-          <w:hyperlink w:anchor="_Toc235887160" w:history="1">
-            <w:r>
-              <w:rPr>
-                <w:rStyle w:val="Hipervnculo"/>
-                <w:lang w:eastAsia="es-MX"/>
-              </w:rPr>
-              <w:t>Planes de ejecución</w:t>
-            </w:r>
-            <w:r>
-              <w:rPr>
-                <w:webHidden/>
-              </w:rPr>
-              <w:tab/>
-            </w:r>
-            <w:r>
-              <w:rPr>
-                <w:webHidden/>
-              </w:rPr>
-              <w:fldChar w:fldCharType="begin"/>
-            </w:r>
-            <w:r>
-              <w:rPr>
-                <w:webHidden/>
-              </w:rPr>
-              <w:instrText xml:space="preserve"> PAGEREF _Toc235887160 \h </w:instrText>
-            </w:r>
-            <w:r>
-              <w:rPr>
-                <w:webHidden/>
-              </w:rPr>
-            </w:r>
-            <w:r>
-              <w:rPr>
-                <w:webHidden/>
-              </w:rPr>
-              <w:fldChar w:fldCharType="separate"/>
-            </w:r>
-            <w:r>
-              <w:rPr>
-                <w:webHidden/>
-              </w:rPr>
-              <w:t>6</w:t>
-            </w:r>
-            <w:r>
-              <w:rPr>
-                <w:webHidden/>
-              </w:rPr>
-              <w:fldChar w:fldCharType="end"/>
-            </w:r>
-          </w:hyperlink>
-        </w:p>
-        <w:p>
-          <w:pPr>
-            <w:pStyle w:val="TDC1"/>
-            <w:tabs>
-              <w:tab w:val="right" w:leader="dot" w:pos="9350"/>
-            </w:tabs>
-            <w:rPr>
-              <w:rFonts w:asciiTheme="minorHAnsi" w:eastAsiaTheme="minorEastAsia" w:hAnsiTheme="minorHAnsi"/>
-              <w:b w:val="0"/>
-              <w:bCs w:val="0"/>
-              <w:i w:val="0"/>
-              <w:iCs w:val="0"/>
-              <w:lang w:eastAsia="es-MX"/>
-            </w:rPr>
-          </w:pPr>
-          <w:hyperlink w:anchor="_Toc235887161" w:history="1">
-            <w:r>
-              <w:rPr>
-                <w:rStyle w:val="Hipervnculo"/>
-                <w:lang w:eastAsia="es-MX"/>
-              </w:rPr>
-              <w:t>Oracle Database</w:t>
-            </w:r>
-            <w:r>
-              <w:rPr>
-                <w:webHidden/>
-              </w:rPr>
-              <w:tab/>
-            </w:r>
-            <w:r>
-              <w:rPr>
-                <w:webHidden/>
-              </w:rPr>
-              <w:fldChar w:fldCharType="begin"/>
-            </w:r>
-            <w:r>
-              <w:rPr>
-                <w:webHidden/>
-              </w:rPr>
-              <w:instrText xml:space="preserve"> PAGEREF _Toc235887161 \h </w:instrText>
-            </w:r>
-            <w:r>
-              <w:rPr>
-                <w:webHidden/>
-              </w:rPr>
-            </w:r>
-            <w:r>
-              <w:rPr>
-                <w:webHidden/>
-              </w:rPr>
-              <w:fldChar w:fldCharType="separate"/>
-            </w:r>
-            <w:r>
-              <w:rPr>
-                <w:webHidden/>
-              </w:rPr>
-              <w:t>6</w:t>
-            </w:r>
-            <w:r>
-              <w:rPr>
-                <w:webHidden/>
-              </w:rPr>
-              <w:fldChar w:fldCharType="end"/>
-            </w:r>
-          </w:hyperlink>
-        </w:p>
-        <w:p>
-          <w:pPr>
-            <w:pStyle w:val="TDC2"/>
-            <w:tabs>
-              <w:tab w:val="right" w:leader="dot" w:pos="9350"/>
-            </w:tabs>
-            <w:rPr>
-              <w:rFonts w:asciiTheme="minorHAnsi" w:eastAsiaTheme="minorEastAsia" w:hAnsiTheme="minorHAnsi"/>
-              <w:lang w:eastAsia="es-MX"/>
-            </w:rPr>
-          </w:pPr>
-          <w:hyperlink w:anchor="_Toc235887162" w:history="1">
-            <w:r>
-              <w:rPr>
-                <w:rStyle w:val="Hipervnculo"/>
-                <w:lang w:eastAsia="es-MX"/>
-              </w:rPr>
-              <w:t>Información general</w:t>
-            </w:r>
-            <w:r>
-              <w:rPr>
-                <w:webHidden/>
-              </w:rPr>
-              <w:tab/>
-            </w:r>
-            <w:r>
-              <w:rPr>
-                <w:webHidden/>
-              </w:rPr>
-              <w:fldChar w:fldCharType="begin"/>
-            </w:r>
-            <w:r>
-              <w:rPr>
-                <w:webHidden/>
-              </w:rPr>
-              <w:instrText xml:space="preserve"> PAGEREF _Toc235887162 \h </w:instrText>
-            </w:r>
-            <w:r>
-              <w:rPr>
-                <w:webHidden/>
-              </w:rPr>
-            </w:r>
-            <w:r>
-              <w:rPr>
-                <w:webHidden/>
-              </w:rPr>
-              <w:fldChar w:fldCharType="separate"/>
-            </w:r>
-            <w:r>
-              <w:rPr>
-                <w:webHidden/>
-              </w:rPr>
-              <w:t>6</w:t>
-            </w:r>
-            <w:r>
-              <w:rPr>
-                <w:webHidden/>
-              </w:rPr>
-              <w:fldChar w:fldCharType="end"/>
-            </w:r>
-          </w:hyperlink>
-        </w:p>
-        <w:p>
-          <w:pPr>
-            <w:pStyle w:val="TDC2"/>
-            <w:tabs>
-              <w:tab w:val="right" w:leader="dot" w:pos="9350"/>
-            </w:tabs>
-            <w:rPr>
-              <w:rFonts w:asciiTheme="minorHAnsi" w:eastAsiaTheme="minorEastAsia" w:hAnsiTheme="minorHAnsi"/>
-              <w:lang w:eastAsia="es-MX"/>
-            </w:rPr>
-          </w:pPr>
-          <w:hyperlink w:anchor="_Toc235887163" w:history="1">
-            <w:r>
-              <w:rPr>
-                <w:rStyle w:val="Hipervnculo"/>
-                <w:lang w:eastAsia="es-MX"/>
-              </w:rPr>
-              <w:t>Versiones disponibles</w:t>
-            </w:r>
-            <w:r>
-              <w:rPr>
-                <w:webHidden/>
-              </w:rPr>
-              <w:tab/>
-            </w:r>
-            <w:r>
-              <w:rPr>
-                <w:webHidden/>
-              </w:rPr>
-              <w:fldChar w:fldCharType="begin"/>
-            </w:r>
-            <w:r>
-              <w:rPr>
-                <w:webHidden/>
-              </w:rPr>
-              <w:instrText xml:space="preserve"> PAGEREF _Toc235887163 \h </w:instrText>
-            </w:r>
-            <w:r>
-              <w:rPr>
-                <w:webHidden/>
-              </w:rPr>
-            </w:r>
-            <w:r>
-              <w:rPr>
-                <w:webHidden/>
-              </w:rPr>
-              <w:fldChar w:fldCharType="separate"/>
-            </w:r>
-            <w:r>
-              <w:rPr>
-                <w:webHidden/>
-              </w:rPr>
-              <w:t>6</w:t>
-            </w:r>
-            <w:r>
-              <w:rPr>
-                <w:webHidden/>
-              </w:rPr>
-              <w:fldChar w:fldCharType="end"/>
-            </w:r>
-          </w:hyperlink>
-        </w:p>
-        <w:p>
-          <w:pPr>
-            <w:pStyle w:val="TDC2"/>
-            <w:tabs>
-              <w:tab w:val="right" w:leader="dot" w:pos="9350"/>
-            </w:tabs>
-            <w:rPr>
-              <w:rFonts w:asciiTheme="minorHAnsi" w:eastAsiaTheme="minorEastAsia" w:hAnsiTheme="minorHAnsi"/>
-              <w:lang w:eastAsia="es-MX"/>
-            </w:rPr>
-          </w:pPr>
-          <w:hyperlink w:anchor="_Toc235887164" w:history="1">
-            <w:r>
-              <w:rPr>
-                <w:rStyle w:val="Hipervnculo"/>
-                <w:lang w:eastAsia="es-MX"/>
-              </w:rPr>
-              <w:t>Licenciamiento</w:t>
-            </w:r>
-            <w:r>
-              <w:rPr>
-                <w:webHidden/>
-              </w:rPr>
-              <w:tab/>
-            </w:r>
-            <w:r>
-              <w:rPr>
-                <w:webHidden/>
-              </w:rPr>
-              <w:fldChar w:fldCharType="begin"/>
-            </w:r>
-            <w:r>
-              <w:rPr>
-                <w:webHidden/>
-              </w:rPr>
-              <w:instrText xml:space="preserve"> PAGEREF _Toc235887164 \h </w:instrText>
-            </w:r>
-            <w:r>
-              <w:rPr>
-                <w:webHidden/>
-              </w:rPr>
-            </w:r>
-            <w:r>
-              <w:rPr>
-                <w:webHidden/>
-              </w:rPr>
-              <w:fldChar w:fldCharType="separate"/>
-            </w:r>
-            <w:r>
-              <w:rPr>
-                <w:webHidden/>
-              </w:rPr>
-              <w:t>6</w:t>
-            </w:r>
-            <w:r>
-              <w:rPr>
-                <w:webHidden/>
-              </w:rPr>
-              <w:fldChar w:fldCharType="end"/>
-            </w:r>
-          </w:hyperlink>
-        </w:p>
-        <w:p>
-          <w:pPr>
-            <w:pStyle w:val="TDC2"/>
-            <w:tabs>
-              <w:tab w:val="right" w:leader="dot" w:pos="9350"/>
-            </w:tabs>
-            <w:rPr>
-              <w:rFonts w:asciiTheme="minorHAnsi" w:eastAsiaTheme="minorEastAsia" w:hAnsiTheme="minorHAnsi"/>
-              <w:lang w:eastAsia="es-MX"/>
-            </w:rPr>
-          </w:pPr>
-          <w:hyperlink w:anchor="_Toc235887165" w:history="1">
-            <w:r>
-              <w:rPr>
-                <w:rStyle w:val="Hipervnculo"/>
-                <w:lang w:eastAsia="es-MX"/>
-              </w:rPr>
-              <w:t>Costos de licencia</w:t>
-            </w:r>
-            <w:r>
-              <w:rPr>
-                <w:webHidden/>
-              </w:rPr>
-              <w:tab/>
-            </w:r>
-            <w:r>
-              <w:rPr>
-                <w:webHidden/>
-              </w:rPr>
-              <w:fldChar w:fldCharType="begin"/>
-            </w:r>
-            <w:r>
-              <w:rPr>
-                <w:webHidden/>
-              </w:rPr>
-              <w:instrText xml:space="preserve"> PAGEREF _Toc235887165 \h </w:instrText>
-            </w:r>
-            <w:r>
-              <w:rPr>
-                <w:webHidden/>
-              </w:rPr>
-            </w:r>
-            <w:r>
-              <w:rPr>
-                <w:webHidden/>
-              </w:rPr>
-              <w:fldChar w:fldCharType="separate"/>
-            </w:r>
-            <w:r>
-              <w:rPr>
-                <w:webHidden/>
-              </w:rPr>
-              <w:t>7</w:t>
-            </w:r>
-            <w:r>
-              <w:rPr>
-                <w:webHidden/>
-              </w:rPr>
-              <w:fldChar w:fldCharType="end"/>
-            </w:r>
-          </w:hyperlink>
-        </w:p>
-        <w:p>
-          <w:pPr>
-            <w:pStyle w:val="TDC2"/>
-            <w:tabs>
-              <w:tab w:val="right" w:leader="dot" w:pos="9350"/>
-            </w:tabs>
-            <w:rPr>
-              <w:rFonts w:asciiTheme="minorHAnsi" w:eastAsiaTheme="minorEastAsia" w:hAnsiTheme="minorHAnsi"/>
-              <w:lang w:eastAsia="es-MX"/>
-            </w:rPr>
-          </w:pPr>
-          <w:hyperlink w:anchor="_Toc235887166" w:history="1">
-            <w:r>
-              <w:rPr>
-                <w:rStyle w:val="Hipervnculo"/>
-                <w:lang w:eastAsia="es-MX"/>
-              </w:rPr>
-              <w:t>Requerimientos técnicos</w:t>
-            </w:r>
-            <w:r>
-              <w:rPr>
-                <w:webHidden/>
-              </w:rPr>
-              <w:tab/>
-            </w:r>
-            <w:r>
-              <w:rPr>
-                <w:webHidden/>
-              </w:rPr>
-              <w:fldChar w:fldCharType="begin"/>
-            </w:r>
-            <w:r>
-              <w:rPr>
-                <w:webHidden/>
-              </w:rPr>
-              <w:instrText xml:space="preserve"> PAGEREF _Toc235887166 \h </w:instrText>
-            </w:r>
-            <w:r>
-              <w:rPr>
-                <w:webHidden/>
-              </w:rPr>
-            </w:r>
-            <w:r>
-              <w:rPr>
-                <w:webHidden/>
-              </w:rPr>
-              <w:fldChar w:fldCharType="separate"/>
-            </w:r>
-            <w:r>
-              <w:rPr>
-                <w:webHidden/>
-              </w:rPr>
-              <w:t>7</w:t>
-            </w:r>
-            <w:r>
-              <w:rPr>
-                <w:webHidden/>
-              </w:rPr>
-              <w:fldChar w:fldCharType="end"/>
-            </w:r>
-          </w:hyperlink>
-        </w:p>
-        <w:p>
-          <w:pPr>
-            <w:pStyle w:val="TDC2"/>
-            <w:tabs>
-              <w:tab w:val="right" w:leader="dot" w:pos="9350"/>
-            </w:tabs>
-            <w:rPr>
-              <w:rFonts w:asciiTheme="minorHAnsi" w:eastAsiaTheme="minorEastAsia" w:hAnsiTheme="minorHAnsi"/>
-              <w:lang w:eastAsia="es-MX"/>
-            </w:rPr>
-          </w:pPr>
-          <w:hyperlink w:anchor="_Toc235887167" w:history="1">
-            <w:r>
-              <w:rPr>
-                <w:rStyle w:val="Hipervnculo"/>
-                <w:lang w:eastAsia="es-MX"/>
-              </w:rPr>
-              <w:t>Planes de ejecución</w:t>
-            </w:r>
-            <w:r>
-              <w:rPr>
-                <w:webHidden/>
-              </w:rPr>
-              <w:tab/>
-            </w:r>
-            <w:r>
-              <w:rPr>
-                <w:webHidden/>
-              </w:rPr>
-              <w:fldChar w:fldCharType="begin"/>
-            </w:r>
-            <w:r>
-              <w:rPr>
-                <w:webHidden/>
-              </w:rPr>
-              <w:instrText xml:space="preserve"> PAGEREF _Toc235887167 \h </w:instrText>
-            </w:r>
-            <w:r>
-              <w:rPr>
-                <w:webHidden/>
-              </w:rPr>
-            </w:r>
-            <w:r>
-              <w:rPr>
-                <w:webHidden/>
-              </w:rPr>
-              <w:fldChar w:fldCharType="separate"/>
-            </w:r>
-            <w:r>
-              <w:rPr>
-                <w:webHidden/>
-              </w:rPr>
-              <w:t>7</w:t>
-            </w:r>
-            <w:r>
-              <w:rPr>
-                <w:webHidden/>
-              </w:rPr>
-              <w:fldChar w:fldCharType="end"/>
-            </w:r>
-          </w:hyperlink>
-        </w:p>
-        <w:p>
-          <w:pPr>
-            <w:pStyle w:val="TDC1"/>
-            <w:tabs>
-              <w:tab w:val="right" w:leader="dot" w:pos="9350"/>
-            </w:tabs>
-            <w:rPr>
-              <w:rFonts w:asciiTheme="minorHAnsi" w:eastAsiaTheme="minorEastAsia" w:hAnsiTheme="minorHAnsi"/>
-              <w:b w:val="0"/>
-              <w:bCs w:val="0"/>
-              <w:i w:val="0"/>
-              <w:iCs w:val="0"/>
-              <w:lang w:eastAsia="es-MX"/>
-            </w:rPr>
-          </w:pPr>
-          <w:hyperlink w:anchor="_Toc235887168" w:history="1">
+          <w:hyperlink w:anchor="_Toc244285622" w:history="1">
             <w:r>
               <w:rPr>
                 <w:rStyle w:val="Hipervnculo"/>
                 <w:rFonts w:eastAsia="Times New Roman"/>
+                <w:noProof/>
                 <w:lang w:eastAsia="es-MX"/>
               </w:rPr>
               <w:t>Conclusión</w:t>
             </w:r>
             <w:r>
               <w:rPr>
+                <w:noProof/>
                 <w:webHidden/>
               </w:rPr>
               <w:tab/>
             </w:r>
             <w:r>
               <w:rPr>
+                <w:noProof/>
                 <w:webHidden/>
               </w:rPr>
               <w:fldChar w:fldCharType="begin"/>
             </w:r>
             <w:r>
               <w:rPr>
-                <w:webHidden/>
-              </w:rPr>
-              <w:instrText xml:space="preserve"> PAGEREF _Toc235887168 \h </w:instrText>
-            </w:r>
-            <w:r>
-              <w:rPr>
-                <w:webHidden/>
-              </w:rPr>
-            </w:r>
-            <w:r>
-              <w:rPr>
+                <w:noProof/>
+                <w:webHidden/>
+              </w:rPr>
+              <w:instrText xml:space="preserve"> PAGEREF _Toc244285622 \h </w:instrText>
+            </w:r>
+            <w:r>
+              <w:rPr>
+                <w:noProof/>
+                <w:webHidden/>
+              </w:rPr>
+            </w:r>
+            <w:r>
+              <w:rPr>
+                <w:noProof/>
                 <w:webHidden/>
               </w:rPr>
               <w:fldChar w:fldCharType="separate"/>
             </w:r>
             <w:r>
               <w:rPr>
-                <w:webHidden/>
-              </w:rPr>
-              <w:t>8</w:t>
-            </w:r>
-            <w:r>
-              <w:rPr>
+                <w:noProof/>
+                <w:webHidden/>
+              </w:rPr>
+              <w:t>15</w:t>
+            </w:r>
+            <w:r>
+              <w:rPr>
+                <w:noProof/>
                 <w:webHidden/>
               </w:rPr>
               <w:fldChar w:fldCharType="end"/>
@@ -2596,6 +2392,7 @@
     <w:p>
       <w:pPr>
         <w:pStyle w:val="Ttulo1"/>
+        <w:spacing w:line="480" w:lineRule="auto"/>
         <w:rPr>
           <w:rFonts w:eastAsia="Times New Roman"/>
           <w:lang w:eastAsia="es-MX"/>
@@ -2605,6 +2402,7 @@
     <w:p>
       <w:pPr>
         <w:pStyle w:val="Ttulo1"/>
+        <w:spacing w:line="480" w:lineRule="auto"/>
         <w:rPr>
           <w:rFonts w:eastAsia="Times New Roman"/>
           <w:lang w:eastAsia="es-MX"/>
@@ -2614,6 +2412,7 @@
     <w:p>
       <w:pPr>
         <w:pStyle w:val="Ttulo1"/>
+        <w:spacing w:line="480" w:lineRule="auto"/>
         <w:rPr>
           <w:rFonts w:eastAsia="Times New Roman"/>
           <w:lang w:eastAsia="es-MX"/>
@@ -2623,6 +2422,7 @@
     <w:p>
       <w:pPr>
         <w:pStyle w:val="Ttulo1"/>
+        <w:spacing w:line="480" w:lineRule="auto"/>
         <w:rPr>
           <w:rFonts w:eastAsia="Times New Roman"/>
           <w:lang w:eastAsia="es-MX"/>
@@ -2632,6 +2432,7 @@
     <w:p>
       <w:pPr>
         <w:pStyle w:val="Ttulo1"/>
+        <w:spacing w:line="480" w:lineRule="auto"/>
         <w:rPr>
           <w:rFonts w:eastAsia="Times New Roman"/>
           <w:lang w:eastAsia="es-MX"/>
@@ -2641,12 +2442,13 @@
     <w:p>
       <w:pPr>
         <w:pStyle w:val="Ttulo1"/>
+        <w:spacing w:line="480" w:lineRule="auto"/>
         <w:rPr>
           <w:rFonts w:eastAsia="Times New Roman"/>
           <w:lang w:eastAsia="es-MX"/>
         </w:rPr>
       </w:pPr>
-      <w:bookmarkStart w:id="0" w:name="_Toc235887142"/>
+      <w:bookmarkStart w:id="0" w:name="_Toc244285602"/>
       <w:r>
         <w:rPr>
           <w:rFonts w:eastAsia="Times New Roman"/>
@@ -2820,90 +2622,13 @@
     </w:p>
     <w:p>
       <w:pPr>
-        <w:rPr>
-          <w:rFonts w:eastAsia="Times New Roman" w:cs="Times New Roman"/>
-          <w:color w:val="000000"/>
-          <w:kern w:val="0"/>
-          <w:lang w:eastAsia="es-MX"/>
-          <w14:ligatures w14:val="none"/>
-        </w:rPr>
-      </w:pPr>
-    </w:p>
-    <w:p>
-      <w:pPr>
-        <w:rPr>
-          <w:rFonts w:eastAsia="Times New Roman" w:cs="Times New Roman"/>
-          <w:color w:val="000000"/>
-          <w:kern w:val="0"/>
-          <w:lang w:eastAsia="es-MX"/>
-          <w14:ligatures w14:val="none"/>
-        </w:rPr>
-      </w:pPr>
-    </w:p>
-    <w:p>
-      <w:pPr>
-        <w:rPr>
-          <w:rFonts w:eastAsia="Times New Roman" w:cs="Times New Roman"/>
-          <w:color w:val="000000"/>
-          <w:kern w:val="0"/>
-          <w:lang w:eastAsia="es-MX"/>
-          <w14:ligatures w14:val="none"/>
-        </w:rPr>
-      </w:pPr>
-    </w:p>
-    <w:p>
-      <w:pPr>
-        <w:rPr>
-          <w:rFonts w:eastAsia="Times New Roman" w:cs="Times New Roman"/>
-          <w:color w:val="000000"/>
-          <w:kern w:val="0"/>
-          <w:lang w:eastAsia="es-MX"/>
-          <w14:ligatures w14:val="none"/>
-        </w:rPr>
-      </w:pPr>
-    </w:p>
-    <w:p>
-      <w:pPr>
-        <w:rPr>
-          <w:lang w:eastAsia="es-MX"/>
-        </w:rPr>
-      </w:pPr>
-    </w:p>
-    <w:p>
-      <w:pPr>
-        <w:rPr>
-          <w:lang w:eastAsia="es-MX"/>
-        </w:rPr>
-      </w:pPr>
-    </w:p>
-    <w:p>
-      <w:pPr>
-        <w:rPr>
-          <w:lang w:eastAsia="es-MX"/>
-        </w:rPr>
-      </w:pPr>
-    </w:p>
-    <w:p>
-      <w:pPr>
-        <w:rPr>
-          <w:lang w:eastAsia="es-MX"/>
-        </w:rPr>
-      </w:pPr>
-    </w:p>
-    <w:p>
-      <w:pPr>
-        <w:rPr>
-          <w:lang w:eastAsia="es-MX"/>
-        </w:rPr>
-      </w:pPr>
-    </w:p>
-    <w:p>
-      <w:pPr>
         <w:pStyle w:val="Ttulo1"/>
-        <w:rPr>
-          <w:lang w:eastAsia="es-MX"/>
-        </w:rPr>
-      </w:pPr>
+        <w:spacing w:line="480" w:lineRule="auto"/>
+        <w:rPr>
+          <w:lang w:eastAsia="es-MX"/>
+        </w:rPr>
+      </w:pPr>
+      <w:bookmarkStart w:id="1" w:name="_Toc244285603"/>
       <w:r>
         <w:rPr>
           <w:lang w:eastAsia="es-MX"/>
@@ -2911,6 +2636,7 @@
         <w:lastRenderedPageBreak/>
         <w:t>Diseño del sistema de gestión de incidencias</w:t>
       </w:r>
+      <w:bookmarkEnd w:id="1"/>
     </w:p>
     <w:p>
       <w:pPr>
@@ -2919,12 +2645,14 @@
           <w:lang w:eastAsia="es-MX"/>
         </w:rPr>
       </w:pPr>
+      <w:bookmarkStart w:id="2" w:name="_Toc244285604"/>
       <w:r>
         <w:rPr>
           <w:lang w:eastAsia="es-MX"/>
         </w:rPr>
         <w:t>Descripción del problema</w:t>
       </w:r>
+      <w:bookmarkEnd w:id="2"/>
     </w:p>
     <w:p>
       <w:pPr>
@@ -2951,60 +2679,70 @@
         </w:rPr>
         <w:t xml:space="preserve">Por eso se pierde el control. No se sabe </w:t>
       </w:r>
+      <w:r>
+        <w:rPr>
+          <w:lang w:eastAsia="es-MX"/>
+        </w:rPr>
+        <w:t>quién</w:t>
+      </w:r>
+      <w:r>
+        <w:rPr>
+          <w:lang w:eastAsia="es-MX"/>
+        </w:rPr>
+        <w:t xml:space="preserve"> reporto el problema, qui</w:t>
+      </w:r>
+      <w:r>
+        <w:rPr>
+          <w:lang w:eastAsia="es-MX"/>
+        </w:rPr>
+        <w:t>é</w:t>
+      </w:r>
+      <w:r>
+        <w:rPr>
+          <w:lang w:eastAsia="es-MX"/>
+        </w:rPr>
+        <w:t xml:space="preserve">n lo </w:t>
+      </w:r>
       <w:proofErr w:type="spellStart"/>
       <w:r>
         <w:rPr>
           <w:lang w:eastAsia="es-MX"/>
         </w:rPr>
-        <w:t>quien</w:t>
+        <w:t>esta</w:t>
       </w:r>
       <w:proofErr w:type="spellEnd"/>
       <w:r>
         <w:rPr>
           <w:lang w:eastAsia="es-MX"/>
         </w:rPr>
-        <w:t xml:space="preserve"> reporto el problema, quien lo </w:t>
+        <w:t xml:space="preserve"> atendiendo, en </w:t>
       </w:r>
       <w:proofErr w:type="spellStart"/>
       <w:r>
         <w:rPr>
           <w:lang w:eastAsia="es-MX"/>
         </w:rPr>
-        <w:t>esta</w:t>
+        <w:t>que</w:t>
       </w:r>
       <w:proofErr w:type="spellEnd"/>
       <w:r>
         <w:rPr>
           <w:lang w:eastAsia="es-MX"/>
         </w:rPr>
-        <w:t xml:space="preserve"> atendiendo, en </w:t>
+        <w:t xml:space="preserve"> estado va ni cuando se resolvió. Tampoco hay evidencia de </w:t>
       </w:r>
       <w:proofErr w:type="spellStart"/>
       <w:r>
         <w:rPr>
           <w:lang w:eastAsia="es-MX"/>
         </w:rPr>
-        <w:t>que</w:t>
+        <w:t>como</w:t>
       </w:r>
       <w:proofErr w:type="spellEnd"/>
       <w:r>
         <w:rPr>
           <w:lang w:eastAsia="es-MX"/>
         </w:rPr>
-        <w:t xml:space="preserve"> estado va ni cuando se resolvió. Tampoco hay evidencia de </w:t>
-      </w:r>
-      <w:proofErr w:type="spellStart"/>
-      <w:r>
-        <w:rPr>
-          <w:lang w:eastAsia="es-MX"/>
-        </w:rPr>
-        <w:t>como</w:t>
-      </w:r>
-      <w:proofErr w:type="spellEnd"/>
-      <w:r>
-        <w:rPr>
-          <w:lang w:eastAsia="es-MX"/>
-        </w:rPr>
         <w:t xml:space="preserve"> estaba antes y como quedo después.</w:t>
       </w:r>
     </w:p>
@@ -3028,12 +2766,14 @@
           <w:lang w:eastAsia="es-MX"/>
         </w:rPr>
       </w:pPr>
+      <w:bookmarkStart w:id="3" w:name="_Toc244285605"/>
       <w:r>
         <w:rPr>
           <w:lang w:eastAsia="es-MX"/>
         </w:rPr>
         <w:t>Alcance</w:t>
       </w:r>
+      <w:bookmarkEnd w:id="3"/>
     </w:p>
     <w:p>
       <w:pPr>
@@ -3042,12 +2782,14 @@
           <w:lang w:eastAsia="es-MX"/>
         </w:rPr>
       </w:pPr>
+      <w:bookmarkStart w:id="4" w:name="_Toc244285606"/>
       <w:r>
         <w:rPr>
           <w:lang w:eastAsia="es-MX"/>
         </w:rPr>
         <w:t>Lo que incluye:</w:t>
       </w:r>
+      <w:bookmarkEnd w:id="4"/>
     </w:p>
     <w:p>
       <w:pPr>
@@ -3190,6 +2932,7 @@
         <w:rPr>
           <w:lang w:eastAsia="es-MX"/>
         </w:rPr>
+        <w:lastRenderedPageBreak/>
         <w:t>Manejar los catálogos de tipos, prioridades, estados y empleados desde la base de datos, sin dejarlos escritos fijos en la aplicación.</w:t>
       </w:r>
     </w:p>
@@ -3200,12 +2943,14 @@
           <w:lang w:eastAsia="es-MX"/>
         </w:rPr>
       </w:pPr>
+      <w:bookmarkStart w:id="5" w:name="_Toc244285607"/>
       <w:r>
         <w:rPr>
           <w:lang w:eastAsia="es-MX"/>
         </w:rPr>
         <w:t>Herramientas</w:t>
       </w:r>
+      <w:bookmarkEnd w:id="5"/>
     </w:p>
     <w:p>
       <w:pPr>
@@ -3222,21 +2967,7 @@
         <w:rPr>
           <w:lang w:eastAsia="es-MX"/>
         </w:rPr>
-        <w:t xml:space="preserve">Aplicación móvil: Android con </w:t>
-      </w:r>
-      <w:proofErr w:type="spellStart"/>
-      <w:r>
-        <w:rPr>
-          <w:lang w:eastAsia="es-MX"/>
-        </w:rPr>
-        <w:t>Kotlin</w:t>
-      </w:r>
-      <w:proofErr w:type="spellEnd"/>
-      <w:r>
-        <w:rPr>
-          <w:lang w:eastAsia="es-MX"/>
-        </w:rPr>
-        <w:t>.</w:t>
+        <w:t>Aplicación móvil: Android con Kotlin.</w:t>
       </w:r>
     </w:p>
     <w:p>
@@ -3282,12 +3013,14 @@
           <w:lang w:eastAsia="es-MX"/>
         </w:rPr>
       </w:pPr>
+      <w:bookmarkStart w:id="6" w:name="_Toc244285608"/>
       <w:r>
         <w:rPr>
           <w:lang w:eastAsia="es-MX"/>
         </w:rPr>
         <w:t>Lo que no incluye por ahora</w:t>
       </w:r>
+      <w:bookmarkEnd w:id="6"/>
     </w:p>
     <w:p>
       <w:pPr>
@@ -3326,53 +3059,192 @@
           <w:lang w:eastAsia="es-MX"/>
         </w:rPr>
       </w:pPr>
+      <w:bookmarkStart w:id="7" w:name="_Toc244285609"/>
+      <w:r>
+        <w:rPr>
+          <w:lang w:eastAsia="es-MX"/>
+        </w:rPr>
+        <w:t>Modelo entidad-relación</w:t>
+      </w:r>
+      <w:bookmarkEnd w:id="7"/>
+    </w:p>
+    <w:p>
+      <w:pPr>
+        <w:rPr>
+          <w:lang w:eastAsia="es-MX"/>
+        </w:rPr>
+      </w:pPr>
+      <w:r>
+        <w:rPr>
+          <w:lang w:eastAsia="es-MX"/>
+        </w:rPr>
+        <w:t>La base de datos tiene 8 entidades. Cuatro son catálogos (Empleado, TipoIncidencia, Prioridad y EstadoIncidencia), una es la tabla principal (Incidencia) y tres dependen de ella (Asignación, Fotografía e HistorialIncidencia).</w:t>
+      </w:r>
+    </w:p>
+    <w:p>
+      <w:pPr>
+        <w:rPr>
+          <w:lang w:eastAsia="es-MX"/>
+        </w:rPr>
+      </w:pPr>
+    </w:p>
+    <w:p>
+      <w:pPr>
+        <w:rPr>
+          <w:lang w:eastAsia="es-MX"/>
+        </w:rPr>
+      </w:pPr>
+    </w:p>
+    <w:p>
+      <w:pPr>
+        <w:rPr>
+          <w:lang w:eastAsia="es-MX"/>
+        </w:rPr>
+      </w:pPr>
+    </w:p>
+    <w:p>
+      <w:pPr>
+        <w:rPr>
+          <w:lang w:eastAsia="es-MX"/>
+        </w:rPr>
+      </w:pPr>
+    </w:p>
+    <w:p>
+      <w:pPr>
+        <w:rPr>
+          <w:lang w:eastAsia="es-MX"/>
+        </w:rPr>
+      </w:pPr>
+    </w:p>
+    <w:p>
+      <w:pPr>
+        <w:rPr>
+          <w:lang w:eastAsia="es-MX"/>
+        </w:rPr>
+      </w:pPr>
+    </w:p>
+    <w:p>
+      <w:pPr>
+        <w:rPr>
+          <w:lang w:eastAsia="es-MX"/>
+        </w:rPr>
+      </w:pPr>
+    </w:p>
+    <w:p>
+      <w:pPr>
+        <w:rPr>
+          <w:lang w:eastAsia="es-MX"/>
+        </w:rPr>
+      </w:pPr>
+    </w:p>
+    <w:p>
+      <w:pPr>
+        <w:rPr>
+          <w:lang w:eastAsia="es-MX"/>
+        </w:rPr>
+      </w:pPr>
+    </w:p>
+    <w:p>
+      <w:pPr>
+        <w:keepNext/>
+      </w:pPr>
+      <w:r>
+        <w:rPr>
+          <w:noProof/>
+          <w:lang w:eastAsia="es-MX"/>
+        </w:rPr>
+        <w:drawing>
+          <wp:inline distT="0" distB="0" distL="0" distR="0" wp14:anchorId="4C547BA3" wp14:editId="06592ABC">
+            <wp:extent cx="5943600" cy="7467600"/>
+            <wp:effectExtent l="0" t="0" r="0" b="0"/>
+            <wp:docPr id="749467615" name="Imagen 1"/>
+            <wp:cNvGraphicFramePr>
+              <a:graphicFrameLocks xmlns:a="http://schemas.openxmlformats.org/drawingml/2006/main" noChangeAspect="1"/>
+            </wp:cNvGraphicFramePr>
+            <a:graphic xmlns:a="http://schemas.openxmlformats.org/drawingml/2006/main">
+              <a:graphicData uri="http://schemas.openxmlformats.org/drawingml/2006/picture">
+                <pic:pic xmlns:pic="http://schemas.openxmlformats.org/drawingml/2006/picture">
+                  <pic:nvPicPr>
+                    <pic:cNvPr id="0" name="Picture 1"/>
+                    <pic:cNvPicPr>
+                      <a:picLocks noChangeAspect="1" noChangeArrowheads="1"/>
+                    </pic:cNvPicPr>
+                  </pic:nvPicPr>
+                  <pic:blipFill>
+                    <a:blip r:embed="rId9" cstate="print">
+                      <a:extLst>
+                        <a:ext uri="{28A0092B-C50C-407E-A947-70E740481C1C}">
+                          <a14:useLocalDpi xmlns:a14="http://schemas.microsoft.com/office/drawing/2010/main" val="0"/>
+                        </a:ext>
+                      </a:extLst>
+                    </a:blip>
+                    <a:srcRect/>
+                    <a:stretch>
+                      <a:fillRect/>
+                    </a:stretch>
+                  </pic:blipFill>
+                  <pic:spPr bwMode="auto">
+                    <a:xfrm>
+                      <a:off x="0" y="0"/>
+                      <a:ext cx="5943600" cy="7467600"/>
+                    </a:xfrm>
+                    <a:prstGeom prst="rect">
+                      <a:avLst/>
+                    </a:prstGeom>
+                    <a:noFill/>
+                    <a:ln>
+                      <a:noFill/>
+                    </a:ln>
+                  </pic:spPr>
+                </pic:pic>
+              </a:graphicData>
+            </a:graphic>
+          </wp:inline>
+        </w:drawing>
+      </w:r>
+    </w:p>
+    <w:p>
+      <w:pPr>
+        <w:pStyle w:val="Descripcin"/>
+      </w:pPr>
+      <w:r>
+        <w:t xml:space="preserve">Ilustración </w:t>
+      </w:r>
+      <w:r>
+        <w:fldChar w:fldCharType="begin"/>
+      </w:r>
+      <w:r>
+        <w:instrText xml:space="preserve"> SEQ Ilustración \* ARABIC </w:instrText>
+      </w:r>
+      <w:r>
+        <w:fldChar w:fldCharType="separate"/>
+      </w:r>
+      <w:r>
+        <w:rPr>
+          <w:noProof/>
+        </w:rPr>
+        <w:t>1</w:t>
+      </w:r>
+      <w:r>
+        <w:fldChar w:fldCharType="end"/>
+      </w:r>
+      <w:r>
+        <w:t>Modelo entidad-relación del sistema gestión de incidencias</w:t>
+      </w:r>
+    </w:p>
+    <w:p>
+      <w:pPr>
+        <w:pStyle w:val="Ttulo3"/>
+        <w:rPr>
+          <w:lang w:eastAsia="es-MX"/>
+        </w:rPr>
+      </w:pPr>
       <w:r>
         <w:rPr>
           <w:lang w:eastAsia="es-MX"/>
         </w:rPr>
         <w:lastRenderedPageBreak/>
-        <w:t>Modelo entidad-relación</w:t>
-      </w:r>
-    </w:p>
-    <w:p>
-      <w:pPr>
-        <w:rPr>
-          <w:lang w:eastAsia="es-MX"/>
-        </w:rPr>
-      </w:pPr>
-      <w:r>
-        <w:rPr>
-          <w:lang w:eastAsia="es-MX"/>
-        </w:rPr>
-        <w:t xml:space="preserve">La base de datos tiene 8 entidades. Cuatro son catálogos (Empleado, </w:t>
-      </w:r>
-      <w:proofErr w:type="spellStart"/>
-      <w:r>
-        <w:rPr>
-          <w:lang w:eastAsia="es-MX"/>
-        </w:rPr>
-        <w:t>TipoIncidencia</w:t>
-      </w:r>
-      <w:proofErr w:type="spellEnd"/>
-      <w:r>
-        <w:rPr>
-          <w:lang w:eastAsia="es-MX"/>
-        </w:rPr>
-        <w:t xml:space="preserve">, Prioridad y EstadoIncidencia), una es la tabla principal (Incidencia) y tres dependen de ella (Asignación, Fotografía e </w:t>
-      </w:r>
-      <w:proofErr w:type="spellStart"/>
-      <w:r>
-        <w:rPr>
-          <w:lang w:eastAsia="es-MX"/>
-        </w:rPr>
-        <w:t>HistorialIncidencia</w:t>
-      </w:r>
-      <w:proofErr w:type="spellEnd"/>
-      <w:r>
-        <w:rPr>
-          <w:lang w:eastAsia="es-MX"/>
-        </w:rPr>
-        <w:t>).</w:t>
+        <w:t>Relaciones entre las tablas</w:t>
       </w:r>
     </w:p>
     <w:tbl>
@@ -3463,19 +3335,11 @@
                 <w:lang w:eastAsia="es-MX"/>
               </w:rPr>
             </w:pPr>
-            <w:proofErr w:type="spellStart"/>
-            <w:r>
-              <w:rPr>
-                <w:lang w:eastAsia="es-MX"/>
-              </w:rPr>
-              <w:t>TipoIncidencia</w:t>
-            </w:r>
-            <w:proofErr w:type="spellEnd"/>
-            <w:r>
-              <w:rPr>
-                <w:lang w:eastAsia="es-MX"/>
-              </w:rPr>
-              <w:t xml:space="preserve"> </w:t>
+            <w:r>
+              <w:rPr>
+                <w:lang w:eastAsia="es-MX"/>
+              </w:rPr>
+              <w:t xml:space="preserve">TipoIncidencia </w:t>
             </w:r>
             <w:r>
               <w:rPr>
@@ -3854,7 +3718,19 @@
               <w:rPr>
                 <w:lang w:eastAsia="es-MX"/>
               </w:rPr>
-              <w:t xml:space="preserve"> Asignación</w:t>
+              <w:t xml:space="preserve"> Asignaci</w:t>
+            </w:r>
+            <w:r>
+              <w:rPr>
+                <w:lang w:eastAsia="es-MX"/>
+              </w:rPr>
+              <w:t>o</w:t>
+            </w:r>
+            <w:r>
+              <w:rPr>
+                <w:lang w:eastAsia="es-MX"/>
+              </w:rPr>
+              <w:t>n</w:t>
             </w:r>
           </w:p>
         </w:tc>
@@ -3934,7 +3810,19 @@
               <w:rPr>
                 <w:lang w:eastAsia="es-MX"/>
               </w:rPr>
-              <w:t xml:space="preserve"> Fotografía</w:t>
+              <w:t xml:space="preserve"> Fotograf</w:t>
+            </w:r>
+            <w:r>
+              <w:rPr>
+                <w:lang w:eastAsia="es-MX"/>
+              </w:rPr>
+              <w:t>i</w:t>
+            </w:r>
+            <w:r>
+              <w:rPr>
+                <w:lang w:eastAsia="es-MX"/>
+              </w:rPr>
+              <w:t>a</w:t>
             </w:r>
           </w:p>
         </w:tc>
@@ -4005,16 +3893,8 @@
               <w:rPr>
                 <w:lang w:eastAsia="es-MX"/>
               </w:rPr>
-              <w:t xml:space="preserve"> </w:t>
-            </w:r>
-            <w:proofErr w:type="spellStart"/>
-            <w:r>
-              <w:rPr>
-                <w:lang w:eastAsia="es-MX"/>
-              </w:rPr>
-              <w:t>HistorialIncidencia</w:t>
-            </w:r>
-            <w:proofErr w:type="spellEnd"/>
+              <w:t xml:space="preserve"> HistorialIncidencia</w:t>
+            </w:r>
           </w:p>
         </w:tc>
         <w:tc>
@@ -4087,16 +3967,8 @@
               <w:rPr>
                 <w:lang w:eastAsia="es-MX"/>
               </w:rPr>
-              <w:t xml:space="preserve"> </w:t>
-            </w:r>
-            <w:proofErr w:type="spellStart"/>
-            <w:r>
-              <w:rPr>
-                <w:lang w:eastAsia="es-MX"/>
-              </w:rPr>
-              <w:t>HistorialIncidencia</w:t>
-            </w:r>
-            <w:proofErr w:type="spellEnd"/>
+              <w:t xml:space="preserve"> HistorialIncidencia</w:t>
+            </w:r>
           </w:p>
         </w:tc>
         <w:tc>
@@ -4166,16 +4038,8 @@
               <w:rPr>
                 <w:lang w:eastAsia="es-MX"/>
               </w:rPr>
-              <w:t xml:space="preserve"> </w:t>
-            </w:r>
-            <w:proofErr w:type="spellStart"/>
-            <w:r>
-              <w:rPr>
-                <w:lang w:eastAsia="es-MX"/>
-              </w:rPr>
-              <w:t>HistorialIncidencia</w:t>
-            </w:r>
-            <w:proofErr w:type="spellEnd"/>
+              <w:t xml:space="preserve"> HistorialIncidencia</w:t>
+            </w:r>
           </w:p>
         </w:tc>
         <w:tc>
@@ -4222,25 +4086,18 @@
       <w:pPr>
         <w:pStyle w:val="Ttulo2"/>
         <w:rPr>
-          <w:sz w:val="10"/>
-          <w:szCs w:val="12"/>
-          <w:lang w:eastAsia="es-MX"/>
-        </w:rPr>
-      </w:pPr>
-    </w:p>
-    <w:p>
-      <w:pPr>
-        <w:pStyle w:val="Ttulo2"/>
-        <w:rPr>
-          <w:lang w:eastAsia="es-MX"/>
-        </w:rPr>
-      </w:pPr>
-      <w:r>
-        <w:rPr>
-          <w:lang w:eastAsia="es-MX"/>
-        </w:rPr>
+          <w:lang w:eastAsia="es-MX"/>
+        </w:rPr>
+      </w:pPr>
+      <w:bookmarkStart w:id="8" w:name="_Toc244285610"/>
+      <w:r>
+        <w:rPr>
+          <w:lang w:eastAsia="es-MX"/>
+        </w:rPr>
+        <w:lastRenderedPageBreak/>
         <w:t>Diccionario de datos</w:t>
       </w:r>
+      <w:bookmarkEnd w:id="8"/>
     </w:p>
     <w:p>
       <w:pPr>
@@ -4253,8 +4110,108 @@
         <w:rPr>
           <w:lang w:eastAsia="es-MX"/>
         </w:rPr>
+        <w:t>Como leer el diccionario:</w:t>
+      </w:r>
+    </w:p>
+    <w:p>
+      <w:pPr>
+        <w:pStyle w:val="Prrafodelista"/>
+        <w:numPr>
+          <w:ilvl w:val="0"/>
+          <w:numId w:val="3"/>
+        </w:numPr>
+      </w:pPr>
+      <w:r>
+        <w:t>PK (llave primaria): identifica cada fila y no se repite.</w:t>
+      </w:r>
+    </w:p>
+    <w:p>
+      <w:pPr>
+        <w:pStyle w:val="Prrafodelista"/>
+        <w:numPr>
+          <w:ilvl w:val="0"/>
+          <w:numId w:val="3"/>
+        </w:numPr>
+      </w:pPr>
+      <w:r>
+        <w:t>identity: el número lo genera SQL Server solo, empieza en 1 y sube de 1 en 1.</w:t>
+      </w:r>
+    </w:p>
+    <w:p>
+      <w:pPr>
+        <w:pStyle w:val="Prrafodelista"/>
+        <w:numPr>
+          <w:ilvl w:val="0"/>
+          <w:numId w:val="3"/>
+        </w:numPr>
+      </w:pPr>
+      <w:r>
+        <w:t>FK (llave foránea): apunta a la llave primaria de otra tabla.</w:t>
+      </w:r>
+    </w:p>
+    <w:p>
+      <w:pPr>
+        <w:pStyle w:val="Prrafodelista"/>
+        <w:numPr>
+          <w:ilvl w:val="0"/>
+          <w:numId w:val="3"/>
+        </w:numPr>
+      </w:pPr>
+      <w:r>
+        <w:t>NOT NULL: el campo es obligatorio. NULL: puede quedar vacío.</w:t>
+      </w:r>
+    </w:p>
+    <w:p>
+      <w:pPr>
+        <w:pStyle w:val="Prrafodelista"/>
+        <w:numPr>
+          <w:ilvl w:val="0"/>
+          <w:numId w:val="3"/>
+        </w:numPr>
+      </w:pPr>
+      <w:r>
+        <w:t>UNIQUE: el valor no se puede repetir en la tabla.</w:t>
+      </w:r>
+    </w:p>
+    <w:p>
+      <w:pPr>
+        <w:pStyle w:val="Prrafodelista"/>
+        <w:numPr>
+          <w:ilvl w:val="0"/>
+          <w:numId w:val="3"/>
+        </w:numPr>
+      </w:pPr>
+      <w:r>
+        <w:t>CHECK: regla que el valor tiene que cumplir.</w:t>
+      </w:r>
+    </w:p>
+    <w:p>
+      <w:pPr>
+        <w:pStyle w:val="Prrafodelista"/>
+        <w:numPr>
+          <w:ilvl w:val="0"/>
+          <w:numId w:val="3"/>
+        </w:numPr>
+      </w:pPr>
+      <w:r>
+        <w:t>default: valor que se guarda si no se escribe uno.</w:t>
+      </w:r>
+    </w:p>
+    <w:p>
+      <w:pPr>
+        <w:pStyle w:val="Ttulo3"/>
+        <w:rPr>
+          <w:lang w:eastAsia="es-MX"/>
+        </w:rPr>
+      </w:pPr>
+      <w:bookmarkStart w:id="9" w:name="_Toc244285611"/>
+      <w:r>
+        <w:rPr>
+          <w:lang w:eastAsia="es-MX"/>
+        </w:rPr>
         <w:t>Empleado</w:t>
       </w:r>
+      <w:bookmarkEnd w:id="9"/>
     </w:p>
     <w:p>
       <w:pPr>
@@ -4377,14 +4334,12 @@
                 <w:lang w:eastAsia="es-MX"/>
               </w:rPr>
             </w:pPr>
-            <w:proofErr w:type="spellStart"/>
             <w:r>
               <w:rPr>
                 <w:lang w:eastAsia="es-MX"/>
               </w:rPr>
               <w:t>EmpleadoId</w:t>
             </w:r>
-            <w:proofErr w:type="spellEnd"/>
           </w:p>
         </w:tc>
         <w:tc>
@@ -4421,16 +4376,8 @@
               <w:rPr>
                 <w:lang w:eastAsia="es-MX"/>
               </w:rPr>
-              <w:t xml:space="preserve">PK, </w:t>
-            </w:r>
-            <w:proofErr w:type="spellStart"/>
-            <w:r>
-              <w:rPr>
-                <w:lang w:eastAsia="es-MX"/>
-              </w:rPr>
-              <w:t>identity</w:t>
-            </w:r>
-            <w:proofErr w:type="spellEnd"/>
+              <w:t>PK, identity</w:t>
+            </w:r>
           </w:p>
         </w:tc>
         <w:tc>
@@ -4465,14 +4412,12 @@
                 <w:lang w:eastAsia="es-MX"/>
               </w:rPr>
             </w:pPr>
-            <w:proofErr w:type="spellStart"/>
             <w:r>
               <w:rPr>
                 <w:lang w:eastAsia="es-MX"/>
               </w:rPr>
               <w:t>NumeroEmpleado</w:t>
             </w:r>
-            <w:proofErr w:type="spellEnd"/>
           </w:p>
         </w:tc>
         <w:tc>
@@ -4577,19 +4522,7 @@
               <w:rPr>
                 <w:lang w:eastAsia="es-MX"/>
               </w:rPr>
-              <w:t>VARCHAR(</w:t>
-            </w:r>
-            <w:r>
-              <w:rPr>
-                <w:lang w:eastAsia="es-MX"/>
-              </w:rPr>
-              <w:t>8</w:t>
-            </w:r>
-            <w:r>
-              <w:rPr>
-                <w:lang w:eastAsia="es-MX"/>
-              </w:rPr>
-              <w:t>0)</w:t>
+              <w:t>VARCHAR(80)</w:t>
             </w:r>
           </w:p>
         </w:tc>
@@ -4650,6 +4583,12 @@
               </w:rPr>
               <w:t>Apellido</w:t>
             </w:r>
+            <w:r>
+              <w:rPr>
+                <w:lang w:eastAsia="es-MX"/>
+              </w:rPr>
+              <w:t>s</w:t>
+            </w:r>
           </w:p>
         </w:tc>
         <w:tc>
@@ -4673,19 +4612,7 @@
               <w:rPr>
                 <w:lang w:eastAsia="es-MX"/>
               </w:rPr>
-              <w:t>VARCHAR(</w:t>
-            </w:r>
-            <w:r>
-              <w:rPr>
-                <w:lang w:eastAsia="es-MX"/>
-              </w:rPr>
-              <w:t>120</w:t>
-            </w:r>
-            <w:r>
-              <w:rPr>
-                <w:lang w:eastAsia="es-MX"/>
-              </w:rPr>
-              <w:t>)</w:t>
+              <w:t>VARCHAR(120)</w:t>
             </w:r>
           </w:p>
         </w:tc>
@@ -4910,27 +4837,17 @@
       <w:pPr>
         <w:pStyle w:val="Ttulo3"/>
         <w:rPr>
-          <w:sz w:val="8"/>
-          <w:szCs w:val="10"/>
-          <w:lang w:eastAsia="es-MX"/>
-        </w:rPr>
-      </w:pPr>
-    </w:p>
-    <w:p>
-      <w:pPr>
-        <w:pStyle w:val="Ttulo3"/>
-        <w:rPr>
-          <w:lang w:eastAsia="es-MX"/>
-        </w:rPr>
-      </w:pPr>
-      <w:proofErr w:type="spellStart"/>
+          <w:lang w:eastAsia="es-MX"/>
+        </w:rPr>
+      </w:pPr>
+      <w:bookmarkStart w:id="10" w:name="_Toc244285612"/>
       <w:r>
         <w:rPr>
           <w:lang w:eastAsia="es-MX"/>
         </w:rPr>
         <w:t>TipoIncidencia</w:t>
       </w:r>
-      <w:proofErr w:type="spellEnd"/>
+      <w:bookmarkEnd w:id="10"/>
     </w:p>
     <w:p>
       <w:pPr>
@@ -5060,7 +4977,6 @@
                 <w:lang w:eastAsia="es-MX"/>
               </w:rPr>
             </w:pPr>
-            <w:proofErr w:type="spellStart"/>
             <w:r>
               <w:rPr>
                 <w:lang w:eastAsia="es-MX"/>
@@ -5079,7 +4995,6 @@
               </w:rPr>
               <w:t>d</w:t>
             </w:r>
-            <w:proofErr w:type="spellEnd"/>
           </w:p>
         </w:tc>
         <w:tc>
@@ -5116,16 +5031,8 @@
               <w:rPr>
                 <w:lang w:eastAsia="es-MX"/>
               </w:rPr>
-              <w:t xml:space="preserve">PK, </w:t>
-            </w:r>
-            <w:proofErr w:type="spellStart"/>
-            <w:r>
-              <w:rPr>
-                <w:lang w:eastAsia="es-MX"/>
-              </w:rPr>
-              <w:t>identity</w:t>
-            </w:r>
-            <w:proofErr w:type="spellEnd"/>
+              <w:t>PK, identity</w:t>
+            </w:r>
           </w:p>
         </w:tc>
         <w:tc>
@@ -5270,19 +5177,7 @@
               <w:rPr>
                 <w:lang w:eastAsia="es-MX"/>
               </w:rPr>
-              <w:t>VARCHAR(</w:t>
-            </w:r>
-            <w:r>
-              <w:rPr>
-                <w:lang w:eastAsia="es-MX"/>
-              </w:rPr>
-              <w:t>8</w:t>
-            </w:r>
-            <w:r>
-              <w:rPr>
-                <w:lang w:eastAsia="es-MX"/>
-              </w:rPr>
-              <w:t>0)</w:t>
+              <w:t>VARCHAR(80)</w:t>
             </w:r>
           </w:p>
         </w:tc>
@@ -5360,7 +5255,7 @@
               <w:rPr>
                 <w:lang w:eastAsia="es-MX"/>
               </w:rPr>
-              <w:t>BIT</w:t>
+              <w:t>INT</w:t>
             </w:r>
           </w:p>
         </w:tc>
@@ -5406,41 +5301,32 @@
     </w:tbl>
     <w:p>
       <w:pPr>
-        <w:rPr>
-          <w:sz w:val="10"/>
-          <w:szCs w:val="10"/>
-          <w:lang w:eastAsia="es-MX"/>
-        </w:rPr>
-      </w:pPr>
-    </w:p>
-    <w:p>
-      <w:pPr>
         <w:pStyle w:val="Ttulo3"/>
         <w:rPr>
           <w:lang w:eastAsia="es-MX"/>
         </w:rPr>
       </w:pPr>
+      <w:bookmarkStart w:id="11" w:name="_Toc244285613"/>
       <w:r>
         <w:rPr>
           <w:lang w:eastAsia="es-MX"/>
         </w:rPr>
         <w:t>Prioridad</w:t>
       </w:r>
-    </w:p>
-    <w:p>
-      <w:pPr>
-        <w:rPr>
-          <w:lang w:eastAsia="es-MX"/>
-        </w:rPr>
-      </w:pPr>
-      <w:proofErr w:type="spellStart"/>
-      <w:r>
-        <w:rPr>
-          <w:lang w:eastAsia="es-MX"/>
-        </w:rPr>
-        <w:t>Catalogo</w:t>
-      </w:r>
-      <w:proofErr w:type="spellEnd"/>
+      <w:bookmarkEnd w:id="11"/>
+    </w:p>
+    <w:p>
+      <w:pPr>
+        <w:rPr>
+          <w:lang w:eastAsia="es-MX"/>
+        </w:rPr>
+      </w:pPr>
+      <w:r>
+        <w:rPr>
+          <w:lang w:eastAsia="es-MX"/>
+        </w:rPr>
+        <w:t>Catálogo</w:t>
+      </w:r>
       <w:r>
         <w:rPr>
           <w:lang w:eastAsia="es-MX"/>
@@ -5556,7 +5442,6 @@
                 <w:lang w:eastAsia="es-MX"/>
               </w:rPr>
             </w:pPr>
-            <w:proofErr w:type="spellStart"/>
             <w:r>
               <w:rPr>
                 <w:lang w:eastAsia="es-MX"/>
@@ -5575,7 +5460,6 @@
               </w:rPr>
               <w:t>d</w:t>
             </w:r>
-            <w:proofErr w:type="spellEnd"/>
           </w:p>
         </w:tc>
         <w:tc>
@@ -5612,16 +5496,8 @@
               <w:rPr>
                 <w:lang w:eastAsia="es-MX"/>
               </w:rPr>
-              <w:t xml:space="preserve">PK, </w:t>
-            </w:r>
-            <w:proofErr w:type="spellStart"/>
-            <w:r>
-              <w:rPr>
-                <w:lang w:eastAsia="es-MX"/>
-              </w:rPr>
-              <w:t>identity</w:t>
-            </w:r>
-            <w:proofErr w:type="spellEnd"/>
+              <w:t>PK, identity</w:t>
+            </w:r>
           </w:p>
         </w:tc>
         <w:tc>
@@ -5639,13 +5515,7 @@
               <w:rPr>
                 <w:lang w:eastAsia="es-MX"/>
               </w:rPr>
-              <w:t>Identificador de</w:t>
-            </w:r>
-            <w:r>
-              <w:rPr>
-                <w:lang w:eastAsia="es-MX"/>
-              </w:rPr>
-              <w:t xml:space="preserve"> la prioridad</w:t>
+              <w:t>Identificador de la prioridad</w:t>
             </w:r>
           </w:p>
         </w:tc>
@@ -5723,13 +5593,19 @@
               <w:rPr>
                 <w:lang w:eastAsia="es-MX"/>
               </w:rPr>
-              <w:t xml:space="preserve">Clave corta del tipo, por ejemplo: </w:t>
-            </w:r>
-            <w:r>
-              <w:rPr>
-                <w:lang w:eastAsia="es-MX"/>
-              </w:rPr>
-              <w:t>ALTA</w:t>
+              <w:t>Clave corta de</w:t>
+            </w:r>
+            <w:r>
+              <w:rPr>
+                <w:lang w:eastAsia="es-MX"/>
+              </w:rPr>
+              <w:t xml:space="preserve"> la prioridad</w:t>
+            </w:r>
+            <w:r>
+              <w:rPr>
+                <w:lang w:eastAsia="es-MX"/>
+              </w:rPr>
+              <w:t>, por ejemplo: ALTA</w:t>
             </w:r>
           </w:p>
         </w:tc>
@@ -5778,19 +5654,7 @@
               <w:rPr>
                 <w:lang w:eastAsia="es-MX"/>
               </w:rPr>
-              <w:t>VARCHAR(</w:t>
-            </w:r>
-            <w:r>
-              <w:rPr>
-                <w:lang w:eastAsia="es-MX"/>
-              </w:rPr>
-              <w:t>4</w:t>
-            </w:r>
-            <w:r>
-              <w:rPr>
-                <w:lang w:eastAsia="es-MX"/>
-              </w:rPr>
-              <w:t>0)</w:t>
+              <w:t>VARCHAR(40)</w:t>
             </w:r>
           </w:p>
         </w:tc>
@@ -6021,7 +5885,25 @@
               <w:rPr>
                 <w:lang w:eastAsia="es-MX"/>
               </w:rPr>
-              <w:t>1 si el tipo esta activo</w:t>
+              <w:t xml:space="preserve">1 si </w:t>
+            </w:r>
+            <w:r>
+              <w:rPr>
+                <w:lang w:eastAsia="es-MX"/>
+              </w:rPr>
+              <w:t xml:space="preserve">la prioridad </w:t>
+            </w:r>
+            <w:r>
+              <w:rPr>
+                <w:lang w:eastAsia="es-MX"/>
+              </w:rPr>
+              <w:t>esta activ</w:t>
+            </w:r>
+            <w:r>
+              <w:rPr>
+                <w:lang w:eastAsia="es-MX"/>
+              </w:rPr>
+              <w:t>a</w:t>
             </w:r>
           </w:p>
         </w:tc>
@@ -6029,26 +5911,19 @@
     </w:tbl>
     <w:p>
       <w:pPr>
-        <w:rPr>
-          <w:sz w:val="10"/>
-          <w:szCs w:val="10"/>
-          <w:lang w:eastAsia="es-MX"/>
-        </w:rPr>
-      </w:pPr>
-    </w:p>
-    <w:p>
-      <w:pPr>
         <w:pStyle w:val="Ttulo3"/>
         <w:rPr>
           <w:lang w:eastAsia="es-MX"/>
         </w:rPr>
       </w:pPr>
+      <w:bookmarkStart w:id="12" w:name="_Toc244285614"/>
       <w:r>
         <w:rPr>
           <w:lang w:eastAsia="es-MX"/>
         </w:rPr>
         <w:t>EstadoIncidencia</w:t>
       </w:r>
+      <w:bookmarkEnd w:id="12"/>
     </w:p>
     <w:p>
       <w:pPr>
@@ -6177,20 +6052,12 @@
                 <w:lang w:eastAsia="es-MX"/>
               </w:rPr>
             </w:pPr>
-            <w:proofErr w:type="spellStart"/>
-            <w:r>
-              <w:rPr>
-                <w:lang w:eastAsia="es-MX"/>
-              </w:rPr>
-              <w:t>EstadoI</w:t>
-            </w:r>
-            <w:r>
-              <w:rPr>
-                <w:lang w:eastAsia="es-MX"/>
-              </w:rPr>
-              <w:t>d</w:t>
-            </w:r>
-            <w:proofErr w:type="spellEnd"/>
+            <w:r>
+              <w:rPr>
+                <w:lang w:eastAsia="es-MX"/>
+              </w:rPr>
+              <w:t>EstadoId</w:t>
+            </w:r>
           </w:p>
         </w:tc>
         <w:tc>
@@ -6227,16 +6094,8 @@
               <w:rPr>
                 <w:lang w:eastAsia="es-MX"/>
               </w:rPr>
-              <w:t xml:space="preserve">PK, </w:t>
-            </w:r>
-            <w:proofErr w:type="spellStart"/>
-            <w:r>
-              <w:rPr>
-                <w:lang w:eastAsia="es-MX"/>
-              </w:rPr>
-              <w:t>identity</w:t>
-            </w:r>
-            <w:proofErr w:type="spellEnd"/>
+              <w:t>PK, identity</w:t>
+            </w:r>
           </w:p>
         </w:tc>
         <w:tc>
@@ -6362,6 +6221,7 @@
               <w:rPr>
                 <w:lang w:eastAsia="es-MX"/>
               </w:rPr>
+              <w:lastRenderedPageBreak/>
               <w:t>Nombre</w:t>
             </w:r>
           </w:p>
@@ -6578,7 +6438,19 @@
               <w:rPr>
                 <w:lang w:eastAsia="es-MX"/>
               </w:rPr>
-              <w:t>1 si el tipo esta activo</w:t>
+              <w:t xml:space="preserve">1 si el </w:t>
+            </w:r>
+            <w:r>
+              <w:rPr>
+                <w:lang w:eastAsia="es-MX"/>
+              </w:rPr>
+              <w:t>estado</w:t>
+            </w:r>
+            <w:r>
+              <w:rPr>
+                <w:lang w:eastAsia="es-MX"/>
+              </w:rPr>
+              <w:t xml:space="preserve"> esta activo</w:t>
             </w:r>
           </w:p>
         </w:tc>
@@ -6586,26 +6458,19 @@
     </w:tbl>
     <w:p>
       <w:pPr>
-        <w:rPr>
-          <w:sz w:val="10"/>
-          <w:szCs w:val="10"/>
-          <w:lang w:eastAsia="es-MX"/>
-        </w:rPr>
-      </w:pPr>
-    </w:p>
-    <w:p>
-      <w:pPr>
         <w:pStyle w:val="Ttulo3"/>
         <w:rPr>
           <w:lang w:eastAsia="es-MX"/>
         </w:rPr>
       </w:pPr>
+      <w:bookmarkStart w:id="13" w:name="_Toc244285615"/>
       <w:r>
         <w:rPr>
           <w:lang w:eastAsia="es-MX"/>
         </w:rPr>
         <w:t>Incidencia</w:t>
       </w:r>
+      <w:bookmarkEnd w:id="13"/>
     </w:p>
     <w:p>
       <w:pPr>
@@ -6728,20 +6593,12 @@
                 <w:lang w:eastAsia="es-MX"/>
               </w:rPr>
             </w:pPr>
-            <w:proofErr w:type="spellStart"/>
-            <w:r>
-              <w:rPr>
-                <w:lang w:eastAsia="es-MX"/>
-              </w:rPr>
-              <w:t>Incidencia</w:t>
-            </w:r>
-            <w:r>
-              <w:rPr>
-                <w:lang w:eastAsia="es-MX"/>
-              </w:rPr>
-              <w:t>Id</w:t>
-            </w:r>
-            <w:proofErr w:type="spellEnd"/>
+            <w:r>
+              <w:rPr>
+                <w:lang w:eastAsia="es-MX"/>
+              </w:rPr>
+              <w:t>IncidenciaId</w:t>
+            </w:r>
           </w:p>
         </w:tc>
         <w:tc>
@@ -6778,16 +6635,8 @@
               <w:rPr>
                 <w:lang w:eastAsia="es-MX"/>
               </w:rPr>
-              <w:t xml:space="preserve">PK, </w:t>
-            </w:r>
-            <w:proofErr w:type="spellStart"/>
-            <w:r>
-              <w:rPr>
-                <w:lang w:eastAsia="es-MX"/>
-              </w:rPr>
-              <w:t>identity</w:t>
-            </w:r>
-            <w:proofErr w:type="spellEnd"/>
+              <w:t>PK, identity</w:t>
+            </w:r>
           </w:p>
         </w:tc>
         <w:tc>
@@ -6805,13 +6654,7 @@
               <w:rPr>
                 <w:lang w:eastAsia="es-MX"/>
               </w:rPr>
-              <w:t>Identificador de</w:t>
-            </w:r>
-            <w:r>
-              <w:rPr>
-                <w:lang w:eastAsia="es-MX"/>
-              </w:rPr>
-              <w:t xml:space="preserve"> la incidencia</w:t>
+              <w:t>Identificador de la incidencia</w:t>
             </w:r>
           </w:p>
         </w:tc>
@@ -6932,19 +6775,7 @@
               <w:rPr>
                 <w:lang w:eastAsia="es-MX"/>
               </w:rPr>
-              <w:t>NVARCHAR(</w:t>
-            </w:r>
-            <w:r>
-              <w:rPr>
-                <w:lang w:eastAsia="es-MX"/>
-              </w:rPr>
-              <w:t>12</w:t>
-            </w:r>
-            <w:r>
-              <w:rPr>
-                <w:lang w:eastAsia="es-MX"/>
-              </w:rPr>
-              <w:t>0)</w:t>
+              <w:t>NVARCHAR(120)</w:t>
             </w:r>
           </w:p>
         </w:tc>
@@ -6963,13 +6794,7 @@
               <w:rPr>
                 <w:lang w:eastAsia="es-MX"/>
               </w:rPr>
-              <w:t>Not Null</w:t>
-            </w:r>
-            <w:r>
-              <w:rPr>
-                <w:lang w:eastAsia="es-MX"/>
-              </w:rPr>
-              <w:t>, CHECK mínimo 5 caracteres</w:t>
+              <w:t>Not Null, CHECK mínimo 5 caracteres</w:t>
             </w:r>
           </w:p>
         </w:tc>
@@ -7005,14 +6830,12 @@
                 <w:lang w:eastAsia="es-MX"/>
               </w:rPr>
             </w:pPr>
-            <w:proofErr w:type="spellStart"/>
             <w:r>
               <w:rPr>
                 <w:lang w:eastAsia="es-MX"/>
               </w:rPr>
               <w:t>Descripcion</w:t>
             </w:r>
-            <w:proofErr w:type="spellEnd"/>
           </w:p>
         </w:tc>
         <w:tc>
@@ -7030,19 +6853,7 @@
               <w:rPr>
                 <w:lang w:eastAsia="es-MX"/>
               </w:rPr>
-              <w:t>NVARCHAR(1</w:t>
-            </w:r>
-            <w:r>
-              <w:rPr>
-                <w:lang w:eastAsia="es-MX"/>
-              </w:rPr>
-              <w:t>000</w:t>
-            </w:r>
-            <w:r>
-              <w:rPr>
-                <w:lang w:eastAsia="es-MX"/>
-              </w:rPr>
-              <w:t>)</w:t>
+              <w:t>NVARCHAR(1000)</w:t>
             </w:r>
           </w:p>
         </w:tc>
@@ -7100,15 +6911,12 @@
                 <w:lang w:eastAsia="es-MX"/>
               </w:rPr>
             </w:pPr>
-            <w:proofErr w:type="spellStart"/>
-            <w:r>
-              <w:rPr>
-                <w:lang w:eastAsia="es-MX"/>
-              </w:rPr>
-              <w:lastRenderedPageBreak/>
+            <w:r>
+              <w:rPr>
+                <w:lang w:eastAsia="es-MX"/>
+              </w:rPr>
               <w:t>TipoId</w:t>
             </w:r>
-            <w:proofErr w:type="spellEnd"/>
           </w:p>
         </w:tc>
         <w:tc>
@@ -7145,22 +6953,8 @@
               <w:rPr>
                 <w:lang w:eastAsia="es-MX"/>
               </w:rPr>
-              <w:t xml:space="preserve">Not Null, </w:t>
-            </w:r>
-            <w:r>
-              <w:rPr>
-                <w:lang w:eastAsia="es-MX"/>
-              </w:rPr>
-              <w:t xml:space="preserve">FK a </w:t>
-            </w:r>
-            <w:proofErr w:type="spellStart"/>
-            <w:r>
-              <w:rPr>
-                <w:lang w:eastAsia="es-MX"/>
-              </w:rPr>
-              <w:t>TipoIncidencia</w:t>
-            </w:r>
-            <w:proofErr w:type="spellEnd"/>
+              <w:t>Not Null, FK a TipoIncidencia</w:t>
+            </w:r>
           </w:p>
         </w:tc>
         <w:tc>
@@ -7195,14 +6989,12 @@
                 <w:lang w:eastAsia="es-MX"/>
               </w:rPr>
             </w:pPr>
-            <w:proofErr w:type="spellStart"/>
             <w:r>
               <w:rPr>
                 <w:lang w:eastAsia="es-MX"/>
               </w:rPr>
               <w:t>PrioridadId</w:t>
             </w:r>
-            <w:proofErr w:type="spellEnd"/>
           </w:p>
         </w:tc>
         <w:tc>
@@ -7239,13 +7031,7 @@
               <w:rPr>
                 <w:lang w:eastAsia="es-MX"/>
               </w:rPr>
-              <w:t xml:space="preserve">Not Null, FK a </w:t>
-            </w:r>
-            <w:r>
-              <w:rPr>
-                <w:lang w:eastAsia="es-MX"/>
-              </w:rPr>
-              <w:t>Prioridad</w:t>
+              <w:t>Not Null, FK a Prioridad</w:t>
             </w:r>
           </w:p>
         </w:tc>
@@ -7284,14 +7070,12 @@
                 <w:lang w:eastAsia="es-MX"/>
               </w:rPr>
             </w:pPr>
-            <w:proofErr w:type="spellStart"/>
             <w:r>
               <w:rPr>
                 <w:lang w:eastAsia="es-MX"/>
               </w:rPr>
               <w:t>EstadoId</w:t>
             </w:r>
-            <w:proofErr w:type="spellEnd"/>
           </w:p>
         </w:tc>
         <w:tc>
@@ -7328,13 +7112,7 @@
               <w:rPr>
                 <w:lang w:eastAsia="es-MX"/>
               </w:rPr>
-              <w:t xml:space="preserve">Not Null, FK a </w:t>
-            </w:r>
-            <w:r>
-              <w:rPr>
-                <w:lang w:eastAsia="es-MX"/>
-              </w:rPr>
-              <w:t>EstadoIncidencia</w:t>
+              <w:t>Not Null, FK a EstadoIncidencia</w:t>
             </w:r>
           </w:p>
         </w:tc>
@@ -7370,14 +7148,13 @@
                 <w:lang w:eastAsia="es-MX"/>
               </w:rPr>
             </w:pPr>
-            <w:proofErr w:type="spellStart"/>
-            <w:r>
-              <w:rPr>
-                <w:lang w:eastAsia="es-MX"/>
-              </w:rPr>
+            <w:r>
+              <w:rPr>
+                <w:lang w:eastAsia="es-MX"/>
+              </w:rPr>
+              <w:lastRenderedPageBreak/>
               <w:t>ReportaEmpleadoId</w:t>
             </w:r>
-            <w:proofErr w:type="spellEnd"/>
           </w:p>
         </w:tc>
         <w:tc>
@@ -7414,13 +7191,7 @@
               <w:rPr>
                 <w:lang w:eastAsia="es-MX"/>
               </w:rPr>
-              <w:t>Not Null, FK a E</w:t>
-            </w:r>
-            <w:r>
-              <w:rPr>
-                <w:lang w:eastAsia="es-MX"/>
-              </w:rPr>
-              <w:t>mpleado</w:t>
+              <w:t>Not Null, FK a Empleado</w:t>
             </w:r>
           </w:p>
         </w:tc>
@@ -7459,14 +7230,12 @@
                 <w:lang w:eastAsia="es-MX"/>
               </w:rPr>
             </w:pPr>
-            <w:proofErr w:type="spellStart"/>
             <w:r>
               <w:rPr>
                 <w:lang w:eastAsia="es-MX"/>
               </w:rPr>
               <w:t>FechaRegistro</w:t>
             </w:r>
-            <w:proofErr w:type="spellEnd"/>
           </w:p>
         </w:tc>
         <w:tc>
@@ -7496,34 +7265,14 @@
             <w:pPr>
               <w:cnfStyle w:val="000000100000" w:firstRow="0" w:lastRow="0" w:firstColumn="0" w:lastColumn="0" w:oddVBand="0" w:evenVBand="0" w:oddHBand="1" w:evenHBand="0" w:firstRowFirstColumn="0" w:firstRowLastColumn="0" w:lastRowFirstColumn="0" w:lastRowLastColumn="0"/>
               <w:rPr>
-                <w:lang w:val="en-US" w:eastAsia="es-MX"/>
-              </w:rPr>
-            </w:pPr>
-            <w:r>
-              <w:rPr>
-                <w:lang w:val="en-US" w:eastAsia="es-MX"/>
-              </w:rPr>
-              <w:t xml:space="preserve">Not Null, default </w:t>
-            </w:r>
-            <w:proofErr w:type="spellStart"/>
-            <w:r>
-              <w:rPr>
-                <w:lang w:val="en-US" w:eastAsia="es-MX"/>
-              </w:rPr>
-              <w:t>fecha</w:t>
-            </w:r>
-            <w:proofErr w:type="spellEnd"/>
-            <w:r>
-              <w:rPr>
-                <w:lang w:val="en-US" w:eastAsia="es-MX"/>
-              </w:rPr>
-              <w:t xml:space="preserve"> a</w:t>
-            </w:r>
-            <w:r>
-              <w:rPr>
-                <w:lang w:val="en-US" w:eastAsia="es-MX"/>
-              </w:rPr>
-              <w:t>ctual</w:t>
+                <w:lang w:eastAsia="es-MX"/>
+              </w:rPr>
+            </w:pPr>
+            <w:r>
+              <w:rPr>
+                <w:lang w:eastAsia="es-MX"/>
+              </w:rPr>
+              <w:t>Not Null, default fecha actual</w:t>
             </w:r>
           </w:p>
         </w:tc>
@@ -7542,13 +7291,7 @@
               <w:rPr>
                 <w:lang w:eastAsia="es-MX"/>
               </w:rPr>
-              <w:t>Fecha y hora en q</w:t>
-            </w:r>
-            <w:r>
-              <w:rPr>
-                <w:lang w:eastAsia="es-MX"/>
-              </w:rPr>
-              <w:t>ue se registro</w:t>
+              <w:t>Fecha y hora en que se registro</w:t>
             </w:r>
           </w:p>
         </w:tc>
@@ -7565,14 +7308,12 @@
                 <w:lang w:eastAsia="es-MX"/>
               </w:rPr>
             </w:pPr>
-            <w:proofErr w:type="spellStart"/>
             <w:r>
               <w:rPr>
                 <w:lang w:eastAsia="es-MX"/>
               </w:rPr>
               <w:t>Solucion</w:t>
             </w:r>
-            <w:proofErr w:type="spellEnd"/>
           </w:p>
         </w:tc>
         <w:tc>
@@ -7602,12 +7343,12 @@
             <w:pPr>
               <w:cnfStyle w:val="000000000000" w:firstRow="0" w:lastRow="0" w:firstColumn="0" w:lastColumn="0" w:oddVBand="0" w:evenVBand="0" w:oddHBand="0" w:evenHBand="0" w:firstRowFirstColumn="0" w:firstRowLastColumn="0" w:lastRowFirstColumn="0" w:lastRowLastColumn="0"/>
               <w:rPr>
-                <w:lang w:val="en-US" w:eastAsia="es-MX"/>
-              </w:rPr>
-            </w:pPr>
-            <w:r>
-              <w:rPr>
-                <w:lang w:val="en-US" w:eastAsia="es-MX"/>
+                <w:lang w:eastAsia="es-MX"/>
+              </w:rPr>
+            </w:pPr>
+            <w:r>
+              <w:rPr>
+                <w:lang w:eastAsia="es-MX"/>
               </w:rPr>
               <w:t>NULL</w:t>
             </w:r>
@@ -7648,14 +7389,12 @@
                 <w:lang w:eastAsia="es-MX"/>
               </w:rPr>
             </w:pPr>
-            <w:proofErr w:type="spellStart"/>
             <w:r>
               <w:rPr>
                 <w:lang w:eastAsia="es-MX"/>
               </w:rPr>
               <w:t>FechaResolucion</w:t>
             </w:r>
-            <w:proofErr w:type="spellEnd"/>
           </w:p>
         </w:tc>
         <w:tc>
@@ -7685,12 +7424,12 @@
             <w:pPr>
               <w:cnfStyle w:val="000000100000" w:firstRow="0" w:lastRow="0" w:firstColumn="0" w:lastColumn="0" w:oddVBand="0" w:evenVBand="0" w:oddHBand="1" w:evenHBand="0" w:firstRowFirstColumn="0" w:firstRowLastColumn="0" w:lastRowFirstColumn="0" w:lastRowLastColumn="0"/>
               <w:rPr>
-                <w:lang w:val="en-US" w:eastAsia="es-MX"/>
-              </w:rPr>
-            </w:pPr>
-            <w:r>
-              <w:rPr>
-                <w:lang w:val="en-US" w:eastAsia="es-MX"/>
+                <w:lang w:eastAsia="es-MX"/>
+              </w:rPr>
+            </w:pPr>
+            <w:r>
+              <w:rPr>
+                <w:lang w:eastAsia="es-MX"/>
               </w:rPr>
               <w:t>NULL</w:t>
             </w:r>
@@ -7713,14 +7452,12 @@
               </w:rPr>
               <w:t xml:space="preserve">Fecha y hora en que se </w:t>
             </w:r>
-            <w:proofErr w:type="spellStart"/>
-            <w:r>
-              <w:rPr>
-                <w:lang w:eastAsia="es-MX"/>
-              </w:rPr>
-              <w:t>resolvio</w:t>
-            </w:r>
-            <w:proofErr w:type="spellEnd"/>
+            <w:r>
+              <w:rPr>
+                <w:lang w:eastAsia="es-MX"/>
+              </w:rPr>
+              <w:t>resolvió</w:t>
+            </w:r>
           </w:p>
         </w:tc>
       </w:tr>
@@ -7771,12 +7508,12 @@
             <w:pPr>
               <w:cnfStyle w:val="000000000000" w:firstRow="0" w:lastRow="0" w:firstColumn="0" w:lastColumn="0" w:oddVBand="0" w:evenVBand="0" w:oddHBand="0" w:evenHBand="0" w:firstRowFirstColumn="0" w:firstRowLastColumn="0" w:lastRowFirstColumn="0" w:lastRowLastColumn="0"/>
               <w:rPr>
-                <w:lang w:val="en-US" w:eastAsia="es-MX"/>
-              </w:rPr>
-            </w:pPr>
-            <w:r>
-              <w:rPr>
-                <w:lang w:val="en-US" w:eastAsia="es-MX"/>
+                <w:lang w:eastAsia="es-MX"/>
+              </w:rPr>
+            </w:pPr>
+            <w:r>
+              <w:rPr>
+                <w:lang w:eastAsia="es-MX"/>
               </w:rPr>
               <w:t>Not Null, default 1</w:t>
             </w:r>
@@ -7805,6 +7542,1875 @@
     </w:tbl>
     <w:p>
       <w:pPr>
+        <w:pStyle w:val="Ttulo3"/>
+        <w:rPr>
+          <w:lang w:eastAsia="es-MX"/>
+        </w:rPr>
+      </w:pPr>
+      <w:bookmarkStart w:id="14" w:name="_Toc244285616"/>
+      <w:r>
+        <w:rPr>
+          <w:lang w:eastAsia="es-MX"/>
+        </w:rPr>
+        <w:t>Asignacion</w:t>
+      </w:r>
+      <w:bookmarkEnd w:id="14"/>
+    </w:p>
+    <w:p>
+      <w:pPr>
+        <w:rPr>
+          <w:lang w:eastAsia="es-MX"/>
+        </w:rPr>
+      </w:pPr>
+      <w:r>
+        <w:rPr>
+          <w:lang w:eastAsia="es-MX"/>
+        </w:rPr>
+        <w:t>Guarda a quien se le asigno cada incidencia</w:t>
+      </w:r>
+    </w:p>
+    <w:tbl>
+      <w:tblPr>
+        <w:tblStyle w:val="Tabladelista3"/>
+        <w:tblW w:w="0" w:type="auto"/>
+        <w:tblLayout w:type="fixed"/>
+        <w:tblLook w:val="0420" w:firstRow="1" w:lastRow="0" w:firstColumn="0" w:lastColumn="0" w:noHBand="0" w:noVBand="1"/>
+      </w:tblPr>
+      <w:tblGrid>
+        <w:gridCol w:w="2340"/>
+        <w:gridCol w:w="2010"/>
+        <w:gridCol w:w="2185"/>
+        <w:gridCol w:w="2825"/>
+      </w:tblGrid>
+      <w:tr>
+        <w:trPr>
+          <w:cnfStyle w:val="100000000000" w:firstRow="1" w:lastRow="0" w:firstColumn="0" w:lastColumn="0" w:oddVBand="0" w:evenVBand="0" w:oddHBand="0" w:evenHBand="0" w:firstRowFirstColumn="0" w:firstRowLastColumn="0" w:lastRowFirstColumn="0" w:lastRowLastColumn="0"/>
+        </w:trPr>
+        <w:tc>
+          <w:tcPr>
+            <w:tcW w:w="2340" w:type="dxa"/>
+          </w:tcPr>
+          <w:p>
+            <w:r>
+              <w:t>Campo</w:t>
+            </w:r>
+          </w:p>
+        </w:tc>
+        <w:tc>
+          <w:tcPr>
+            <w:tcW w:w="2010" w:type="dxa"/>
+          </w:tcPr>
+          <w:p>
+            <w:r>
+              <w:t>Tipo</w:t>
+            </w:r>
+          </w:p>
+        </w:tc>
+        <w:tc>
+          <w:tcPr>
+            <w:tcW w:w="2185" w:type="dxa"/>
+          </w:tcPr>
+          <w:p>
+            <w:r>
+              <w:t>Restricciones</w:t>
+            </w:r>
+          </w:p>
+        </w:tc>
+        <w:tc>
+          <w:tcPr>
+            <w:tcW w:w="2825" w:type="dxa"/>
+          </w:tcPr>
+          <w:p>
+            <w:r>
+              <w:t>Descripción</w:t>
+            </w:r>
+          </w:p>
+        </w:tc>
+      </w:tr>
+      <w:tr>
+        <w:trPr>
+          <w:cnfStyle w:val="000000100000" w:firstRow="0" w:lastRow="0" w:firstColumn="0" w:lastColumn="0" w:oddVBand="0" w:evenVBand="0" w:oddHBand="1" w:evenHBand="0" w:firstRowFirstColumn="0" w:firstRowLastColumn="0" w:lastRowFirstColumn="0" w:lastRowLastColumn="0"/>
+        </w:trPr>
+        <w:tc>
+          <w:tcPr>
+            <w:tcW w:w="2340" w:type="dxa"/>
+          </w:tcPr>
+          <w:p>
+            <w:r>
+              <w:t>AsignacionId</w:t>
+            </w:r>
+          </w:p>
+        </w:tc>
+        <w:tc>
+          <w:tcPr>
+            <w:tcW w:w="2010" w:type="dxa"/>
+          </w:tcPr>
+          <w:p>
+            <w:r>
+              <w:t>INT</w:t>
+            </w:r>
+          </w:p>
+        </w:tc>
+        <w:tc>
+          <w:tcPr>
+            <w:tcW w:w="2185" w:type="dxa"/>
+          </w:tcPr>
+          <w:p>
+            <w:r>
+              <w:t>PK, identity</w:t>
+            </w:r>
+          </w:p>
+        </w:tc>
+        <w:tc>
+          <w:tcPr>
+            <w:tcW w:w="2825" w:type="dxa"/>
+          </w:tcPr>
+          <w:p>
+            <w:r>
+              <w:t>Identificador de la asignación</w:t>
+            </w:r>
+          </w:p>
+        </w:tc>
+      </w:tr>
+      <w:tr>
+        <w:tc>
+          <w:tcPr>
+            <w:tcW w:w="2340" w:type="dxa"/>
+          </w:tcPr>
+          <w:p>
+            <w:r>
+              <w:t>IncidenciaId</w:t>
+            </w:r>
+          </w:p>
+        </w:tc>
+        <w:tc>
+          <w:tcPr>
+            <w:tcW w:w="2010" w:type="dxa"/>
+          </w:tcPr>
+          <w:p>
+            <w:r>
+              <w:t>INT</w:t>
+            </w:r>
+          </w:p>
+        </w:tc>
+        <w:tc>
+          <w:tcPr>
+            <w:tcW w:w="2185" w:type="dxa"/>
+          </w:tcPr>
+          <w:p>
+            <w:r>
+              <w:t>NOT NULL, FK a Incidencia</w:t>
+            </w:r>
+          </w:p>
+        </w:tc>
+        <w:tc>
+          <w:tcPr>
+            <w:tcW w:w="2825" w:type="dxa"/>
+          </w:tcPr>
+          <w:p>
+            <w:r>
+              <w:t>Incidencia que se asignó</w:t>
+            </w:r>
+          </w:p>
+        </w:tc>
+      </w:tr>
+      <w:tr>
+        <w:trPr>
+          <w:cnfStyle w:val="000000100000" w:firstRow="0" w:lastRow="0" w:firstColumn="0" w:lastColumn="0" w:oddVBand="0" w:evenVBand="0" w:oddHBand="1" w:evenHBand="0" w:firstRowFirstColumn="0" w:firstRowLastColumn="0" w:lastRowFirstColumn="0" w:lastRowLastColumn="0"/>
+        </w:trPr>
+        <w:tc>
+          <w:tcPr>
+            <w:tcW w:w="2340" w:type="dxa"/>
+          </w:tcPr>
+          <w:p>
+            <w:r>
+              <w:t>ResponsableEmpleadoId</w:t>
+            </w:r>
+          </w:p>
+        </w:tc>
+        <w:tc>
+          <w:tcPr>
+            <w:tcW w:w="2010" w:type="dxa"/>
+          </w:tcPr>
+          <w:p>
+            <w:r>
+              <w:t>INT</w:t>
+            </w:r>
+          </w:p>
+        </w:tc>
+        <w:tc>
+          <w:tcPr>
+            <w:tcW w:w="2185" w:type="dxa"/>
+          </w:tcPr>
+          <w:p>
+            <w:r>
+              <w:t>NOT NULL, FK a Empleado</w:t>
+            </w:r>
+          </w:p>
+        </w:tc>
+        <w:tc>
+          <w:tcPr>
+            <w:tcW w:w="2825" w:type="dxa"/>
+          </w:tcPr>
+          <w:p>
+            <w:r>
+              <w:t>Empleado responsable de atenderla</w:t>
+            </w:r>
+          </w:p>
+        </w:tc>
+      </w:tr>
+      <w:tr>
+        <w:tc>
+          <w:tcPr>
+            <w:tcW w:w="2340" w:type="dxa"/>
+          </w:tcPr>
+          <w:p>
+            <w:r>
+              <w:t>AsignaEmpleadoId</w:t>
+            </w:r>
+          </w:p>
+        </w:tc>
+        <w:tc>
+          <w:tcPr>
+            <w:tcW w:w="2010" w:type="dxa"/>
+          </w:tcPr>
+          <w:p>
+            <w:r>
+              <w:t>INT</w:t>
+            </w:r>
+          </w:p>
+        </w:tc>
+        <w:tc>
+          <w:tcPr>
+            <w:tcW w:w="2185" w:type="dxa"/>
+          </w:tcPr>
+          <w:p>
+            <w:r>
+              <w:t>NOT NULL, FK a Empleado</w:t>
+            </w:r>
+          </w:p>
+        </w:tc>
+        <w:tc>
+          <w:tcPr>
+            <w:tcW w:w="2825" w:type="dxa"/>
+          </w:tcPr>
+          <w:p>
+            <w:r>
+              <w:t>Empleado que hizo la asignación</w:t>
+            </w:r>
+          </w:p>
+        </w:tc>
+      </w:tr>
+      <w:tr>
+        <w:trPr>
+          <w:cnfStyle w:val="000000100000" w:firstRow="0" w:lastRow="0" w:firstColumn="0" w:lastColumn="0" w:oddVBand="0" w:evenVBand="0" w:oddHBand="1" w:evenHBand="0" w:firstRowFirstColumn="0" w:firstRowLastColumn="0" w:lastRowFirstColumn="0" w:lastRowLastColumn="0"/>
+        </w:trPr>
+        <w:tc>
+          <w:tcPr>
+            <w:tcW w:w="2340" w:type="dxa"/>
+          </w:tcPr>
+          <w:p>
+            <w:r>
+              <w:lastRenderedPageBreak/>
+              <w:t>FechaAsignacion</w:t>
+            </w:r>
+          </w:p>
+        </w:tc>
+        <w:tc>
+          <w:tcPr>
+            <w:tcW w:w="2010" w:type="dxa"/>
+          </w:tcPr>
+          <w:p>
+            <w:r>
+              <w:t>DATETIME</w:t>
+            </w:r>
+          </w:p>
+        </w:tc>
+        <w:tc>
+          <w:tcPr>
+            <w:tcW w:w="2185" w:type="dxa"/>
+          </w:tcPr>
+          <w:p>
+            <w:r>
+              <w:t>NOT NULL, default fecha actual</w:t>
+            </w:r>
+          </w:p>
+        </w:tc>
+        <w:tc>
+          <w:tcPr>
+            <w:tcW w:w="2825" w:type="dxa"/>
+          </w:tcPr>
+          <w:p>
+            <w:r>
+              <w:t>Fecha y hora de la asignación</w:t>
+            </w:r>
+          </w:p>
+        </w:tc>
+      </w:tr>
+      <w:tr>
+        <w:tc>
+          <w:tcPr>
+            <w:tcW w:w="2340" w:type="dxa"/>
+          </w:tcPr>
+          <w:p>
+            <w:r>
+              <w:t>Comentario</w:t>
+            </w:r>
+          </w:p>
+        </w:tc>
+        <w:tc>
+          <w:tcPr>
+            <w:tcW w:w="2010" w:type="dxa"/>
+          </w:tcPr>
+          <w:p>
+            <w:r>
+              <w:t>NVARCHAR(400)</w:t>
+            </w:r>
+          </w:p>
+        </w:tc>
+        <w:tc>
+          <w:tcPr>
+            <w:tcW w:w="2185" w:type="dxa"/>
+          </w:tcPr>
+          <w:p>
+            <w:r>
+              <w:t>NULL</w:t>
+            </w:r>
+          </w:p>
+        </w:tc>
+        <w:tc>
+          <w:tcPr>
+            <w:tcW w:w="2825" w:type="dxa"/>
+          </w:tcPr>
+          <w:p>
+            <w:r>
+              <w:t>Nota opcional para el responsable</w:t>
+            </w:r>
+          </w:p>
+        </w:tc>
+      </w:tr>
+      <w:tr>
+        <w:trPr>
+          <w:cnfStyle w:val="000000100000" w:firstRow="0" w:lastRow="0" w:firstColumn="0" w:lastColumn="0" w:oddVBand="0" w:evenVBand="0" w:oddHBand="1" w:evenHBand="0" w:firstRowFirstColumn="0" w:firstRowLastColumn="0" w:lastRowFirstColumn="0" w:lastRowLastColumn="0"/>
+        </w:trPr>
+        <w:tc>
+          <w:tcPr>
+            <w:tcW w:w="2340" w:type="dxa"/>
+          </w:tcPr>
+          <w:p>
+            <w:r>
+              <w:t>Activa</w:t>
+            </w:r>
+          </w:p>
+        </w:tc>
+        <w:tc>
+          <w:tcPr>
+            <w:tcW w:w="2010" w:type="dxa"/>
+          </w:tcPr>
+          <w:p>
+            <w:r>
+              <w:t>INT</w:t>
+            </w:r>
+          </w:p>
+        </w:tc>
+        <w:tc>
+          <w:tcPr>
+            <w:tcW w:w="2185" w:type="dxa"/>
+          </w:tcPr>
+          <w:p>
+            <w:r>
+              <w:t>NOT NULL, default 1</w:t>
+            </w:r>
+          </w:p>
+        </w:tc>
+        <w:tc>
+          <w:tcPr>
+            <w:tcW w:w="2825" w:type="dxa"/>
+          </w:tcPr>
+          <w:p>
+            <w:r>
+              <w:t>1 si es la asignación vigente</w:t>
+            </w:r>
+          </w:p>
+        </w:tc>
+      </w:tr>
+    </w:tbl>
+    <w:p>
+      <w:pPr>
+        <w:pStyle w:val="Ttulo3"/>
+        <w:rPr>
+          <w:lang w:eastAsia="es-MX"/>
+        </w:rPr>
+      </w:pPr>
+      <w:bookmarkStart w:id="15" w:name="_Toc244285617"/>
+      <w:r>
+        <w:rPr>
+          <w:lang w:eastAsia="es-MX"/>
+        </w:rPr>
+        <w:t>Fotografia</w:t>
+      </w:r>
+      <w:bookmarkEnd w:id="15"/>
+    </w:p>
+    <w:p>
+      <w:pPr>
+        <w:rPr>
+          <w:lang w:eastAsia="es-MX"/>
+        </w:rPr>
+      </w:pPr>
+      <w:r>
+        <w:rPr>
+          <w:lang w:eastAsia="es-MX"/>
+        </w:rPr>
+        <w:t>Evidencia en fotos de la incidencia, inicial y final.</w:t>
+      </w:r>
+    </w:p>
+    <w:tbl>
+      <w:tblPr>
+        <w:tblStyle w:val="Tabladelista3"/>
+        <w:tblW w:w="0" w:type="auto"/>
+        <w:tblLayout w:type="fixed"/>
+        <w:tblLook w:val="0420" w:firstRow="1" w:lastRow="0" w:firstColumn="0" w:lastColumn="0" w:noHBand="0" w:noVBand="1"/>
+      </w:tblPr>
+      <w:tblGrid>
+        <w:gridCol w:w="2307"/>
+        <w:gridCol w:w="2010"/>
+        <w:gridCol w:w="2024"/>
+        <w:gridCol w:w="3019"/>
+      </w:tblGrid>
+      <w:tr>
+        <w:trPr>
+          <w:cnfStyle w:val="100000000000" w:firstRow="1" w:lastRow="0" w:firstColumn="0" w:lastColumn="0" w:oddVBand="0" w:evenVBand="0" w:oddHBand="0" w:evenHBand="0" w:firstRowFirstColumn="0" w:firstRowLastColumn="0" w:lastRowFirstColumn="0" w:lastRowLastColumn="0"/>
+        </w:trPr>
+        <w:tc>
+          <w:tcPr>
+            <w:tcW w:w="2307" w:type="dxa"/>
+          </w:tcPr>
+          <w:p>
+            <w:r>
+              <w:t>Campo</w:t>
+            </w:r>
+          </w:p>
+        </w:tc>
+        <w:tc>
+          <w:tcPr>
+            <w:tcW w:w="2010" w:type="dxa"/>
+          </w:tcPr>
+          <w:p>
+            <w:r>
+              <w:t>Tipo</w:t>
+            </w:r>
+          </w:p>
+        </w:tc>
+        <w:tc>
+          <w:tcPr>
+            <w:tcW w:w="2024" w:type="dxa"/>
+          </w:tcPr>
+          <w:p>
+            <w:r>
+              <w:t>Restricciones</w:t>
+            </w:r>
+          </w:p>
+        </w:tc>
+        <w:tc>
+          <w:tcPr>
+            <w:tcW w:w="3019" w:type="dxa"/>
+          </w:tcPr>
+          <w:p>
+            <w:r>
+              <w:t>Descripción</w:t>
+            </w:r>
+          </w:p>
+        </w:tc>
+      </w:tr>
+      <w:tr>
+        <w:trPr>
+          <w:cnfStyle w:val="000000100000" w:firstRow="0" w:lastRow="0" w:firstColumn="0" w:lastColumn="0" w:oddVBand="0" w:evenVBand="0" w:oddHBand="1" w:evenHBand="0" w:firstRowFirstColumn="0" w:firstRowLastColumn="0" w:lastRowFirstColumn="0" w:lastRowLastColumn="0"/>
+        </w:trPr>
+        <w:tc>
+          <w:tcPr>
+            <w:tcW w:w="2307" w:type="dxa"/>
+          </w:tcPr>
+          <w:p>
+            <w:r>
+              <w:t>FotografiaId</w:t>
+            </w:r>
+          </w:p>
+        </w:tc>
+        <w:tc>
+          <w:tcPr>
+            <w:tcW w:w="2010" w:type="dxa"/>
+          </w:tcPr>
+          <w:p>
+            <w:r>
+              <w:t>INT</w:t>
+            </w:r>
+          </w:p>
+        </w:tc>
+        <w:tc>
+          <w:tcPr>
+            <w:tcW w:w="2024" w:type="dxa"/>
+          </w:tcPr>
+          <w:p>
+            <w:r>
+              <w:t>PK, identity</w:t>
+            </w:r>
+          </w:p>
+        </w:tc>
+        <w:tc>
+          <w:tcPr>
+            <w:tcW w:w="3019" w:type="dxa"/>
+          </w:tcPr>
+          <w:p>
+            <w:r>
+              <w:t>Identificador de la fotografía</w:t>
+            </w:r>
+          </w:p>
+        </w:tc>
+      </w:tr>
+      <w:tr>
+        <w:tc>
+          <w:tcPr>
+            <w:tcW w:w="2307" w:type="dxa"/>
+          </w:tcPr>
+          <w:p>
+            <w:r>
+              <w:t>IncidenciaId</w:t>
+            </w:r>
+          </w:p>
+        </w:tc>
+        <w:tc>
+          <w:tcPr>
+            <w:tcW w:w="2010" w:type="dxa"/>
+          </w:tcPr>
+          <w:p>
+            <w:r>
+              <w:t>INT</w:t>
+            </w:r>
+          </w:p>
+        </w:tc>
+        <w:tc>
+          <w:tcPr>
+            <w:tcW w:w="2024" w:type="dxa"/>
+          </w:tcPr>
+          <w:p>
+            <w:r>
+              <w:t>NOT NULL, FK a Incidencia</w:t>
+            </w:r>
+          </w:p>
+        </w:tc>
+        <w:tc>
+          <w:tcPr>
+            <w:tcW w:w="3019" w:type="dxa"/>
+          </w:tcPr>
+          <w:p>
+            <w:r>
+              <w:t>Incidencia a la que pertenece</w:t>
+            </w:r>
+          </w:p>
+        </w:tc>
+      </w:tr>
+      <w:tr>
+        <w:trPr>
+          <w:cnfStyle w:val="000000100000" w:firstRow="0" w:lastRow="0" w:firstColumn="0" w:lastColumn="0" w:oddVBand="0" w:evenVBand="0" w:oddHBand="1" w:evenHBand="0" w:firstRowFirstColumn="0" w:firstRowLastColumn="0" w:lastRowFirstColumn="0" w:lastRowLastColumn="0"/>
+        </w:trPr>
+        <w:tc>
+          <w:tcPr>
+            <w:tcW w:w="2307" w:type="dxa"/>
+          </w:tcPr>
+          <w:p>
+            <w:r>
+              <w:t>TipoEvidencia</w:t>
+            </w:r>
+          </w:p>
+        </w:tc>
+        <w:tc>
+          <w:tcPr>
+            <w:tcW w:w="2010" w:type="dxa"/>
+          </w:tcPr>
+          <w:p>
+            <w:r>
+              <w:t>VARCHAR(10)</w:t>
+            </w:r>
+          </w:p>
+        </w:tc>
+        <w:tc>
+          <w:tcPr>
+            <w:tcW w:w="2024" w:type="dxa"/>
+          </w:tcPr>
+          <w:p>
+            <w:r>
+              <w:t>NOT NULL, CHECK INICIAL o FINAL</w:t>
+            </w:r>
+          </w:p>
+        </w:tc>
+        <w:tc>
+          <w:tcPr>
+            <w:tcW w:w="3019" w:type="dxa"/>
+          </w:tcPr>
+          <w:p>
+            <w:r>
+              <w:t>Indica si es la foto del inicio o del final</w:t>
+            </w:r>
+          </w:p>
+        </w:tc>
+      </w:tr>
+      <w:tr>
+        <w:tc>
+          <w:tcPr>
+            <w:tcW w:w="2307" w:type="dxa"/>
+          </w:tcPr>
+          <w:p>
+            <w:r>
+              <w:t>UrlAlmacenamiento</w:t>
+            </w:r>
+          </w:p>
+        </w:tc>
+        <w:tc>
+          <w:tcPr>
+            <w:tcW w:w="2010" w:type="dxa"/>
+          </w:tcPr>
+          <w:p>
+            <w:r>
+              <w:t>NVARCHAR(400)</w:t>
+            </w:r>
+          </w:p>
+        </w:tc>
+        <w:tc>
+          <w:tcPr>
+            <w:tcW w:w="2024" w:type="dxa"/>
+          </w:tcPr>
+          <w:p>
+            <w:r>
+              <w:t>NOT NULL</w:t>
+            </w:r>
+          </w:p>
+        </w:tc>
+        <w:tc>
+          <w:tcPr>
+            <w:tcW w:w="3019" w:type="dxa"/>
+          </w:tcPr>
+          <w:p>
+            <w:r>
+              <w:t>Referencia de la foto en el servidor, nunca la ruta del teléfono</w:t>
+            </w:r>
+          </w:p>
+        </w:tc>
+      </w:tr>
+      <w:tr>
+        <w:trPr>
+          <w:cnfStyle w:val="000000100000" w:firstRow="0" w:lastRow="0" w:firstColumn="0" w:lastColumn="0" w:oddVBand="0" w:evenVBand="0" w:oddHBand="1" w:evenHBand="0" w:firstRowFirstColumn="0" w:firstRowLastColumn="0" w:lastRowFirstColumn="0" w:lastRowLastColumn="0"/>
+        </w:trPr>
+        <w:tc>
+          <w:tcPr>
+            <w:tcW w:w="2307" w:type="dxa"/>
+          </w:tcPr>
+          <w:p>
+            <w:r>
+              <w:t>NombreArchivo</w:t>
+            </w:r>
+          </w:p>
+        </w:tc>
+        <w:tc>
+          <w:tcPr>
+            <w:tcW w:w="2010" w:type="dxa"/>
+          </w:tcPr>
+          <w:p>
+            <w:r>
+              <w:t>NVARCHAR(200)</w:t>
+            </w:r>
+          </w:p>
+        </w:tc>
+        <w:tc>
+          <w:tcPr>
+            <w:tcW w:w="2024" w:type="dxa"/>
+          </w:tcPr>
+          <w:p>
+            <w:r>
+              <w:t>NOT NULL</w:t>
+            </w:r>
+          </w:p>
+        </w:tc>
+        <w:tc>
+          <w:tcPr>
+            <w:tcW w:w="3019" w:type="dxa"/>
+          </w:tcPr>
+          <w:p>
+            <w:r>
+              <w:t>Nombre del archivo de la foto</w:t>
+            </w:r>
+          </w:p>
+        </w:tc>
+      </w:tr>
+      <w:tr>
+        <w:tc>
+          <w:tcPr>
+            <w:tcW w:w="2307" w:type="dxa"/>
+          </w:tcPr>
+          <w:p>
+            <w:r>
+              <w:lastRenderedPageBreak/>
+              <w:t>FechaCaptura</w:t>
+            </w:r>
+          </w:p>
+        </w:tc>
+        <w:tc>
+          <w:tcPr>
+            <w:tcW w:w="2010" w:type="dxa"/>
+          </w:tcPr>
+          <w:p>
+            <w:r>
+              <w:t>DATETIME</w:t>
+            </w:r>
+          </w:p>
+        </w:tc>
+        <w:tc>
+          <w:tcPr>
+            <w:tcW w:w="2024" w:type="dxa"/>
+          </w:tcPr>
+          <w:p>
+            <w:r>
+              <w:t>NOT NULL, default fecha actual</w:t>
+            </w:r>
+          </w:p>
+        </w:tc>
+        <w:tc>
+          <w:tcPr>
+            <w:tcW w:w="3019" w:type="dxa"/>
+          </w:tcPr>
+          <w:p>
+            <w:r>
+              <w:t>Fecha y hora en que se tomó</w:t>
+            </w:r>
+          </w:p>
+        </w:tc>
+      </w:tr>
+    </w:tbl>
+    <w:p>
+      <w:pPr>
+        <w:rPr>
+          <w:sz w:val="8"/>
+          <w:szCs w:val="8"/>
+          <w:lang w:eastAsia="es-MX"/>
+        </w:rPr>
+      </w:pPr>
+    </w:p>
+    <w:p>
+      <w:pPr>
+        <w:pStyle w:val="Ttulo3"/>
+        <w:rPr>
+          <w:lang w:eastAsia="es-MX"/>
+        </w:rPr>
+      </w:pPr>
+      <w:bookmarkStart w:id="16" w:name="_Toc244285618"/>
+      <w:r>
+        <w:rPr>
+          <w:lang w:eastAsia="es-MX"/>
+        </w:rPr>
+        <w:t>HistorialIncidencia</w:t>
+      </w:r>
+      <w:bookmarkEnd w:id="16"/>
+    </w:p>
+    <w:p>
+      <w:pPr>
+        <w:rPr>
+          <w:lang w:eastAsia="es-MX"/>
+        </w:rPr>
+      </w:pPr>
+      <w:r>
+        <w:rPr>
+          <w:lang w:eastAsia="es-MX"/>
+        </w:rPr>
+        <w:t>Bitácora de cada acción que se hace sobre una incidencia.</w:t>
+      </w:r>
+    </w:p>
+    <w:tbl>
+      <w:tblPr>
+        <w:tblStyle w:val="Tabladelista3"/>
+        <w:tblW w:w="0" w:type="auto"/>
+        <w:tblLayout w:type="fixed"/>
+        <w:tblLook w:val="0420" w:firstRow="1" w:lastRow="0" w:firstColumn="0" w:lastColumn="0" w:noHBand="0" w:noVBand="1"/>
+      </w:tblPr>
+      <w:tblGrid>
+        <w:gridCol w:w="2181"/>
+        <w:gridCol w:w="2128"/>
+        <w:gridCol w:w="2200"/>
+        <w:gridCol w:w="2851"/>
+      </w:tblGrid>
+      <w:tr>
+        <w:trPr>
+          <w:cnfStyle w:val="100000000000" w:firstRow="1" w:lastRow="0" w:firstColumn="0" w:lastColumn="0" w:oddVBand="0" w:evenVBand="0" w:oddHBand="0" w:evenHBand="0" w:firstRowFirstColumn="0" w:firstRowLastColumn="0" w:lastRowFirstColumn="0" w:lastRowLastColumn="0"/>
+        </w:trPr>
+        <w:tc>
+          <w:tcPr>
+            <w:tcW w:w="2181" w:type="dxa"/>
+          </w:tcPr>
+          <w:p>
+            <w:r>
+              <w:t>Campo</w:t>
+            </w:r>
+          </w:p>
+        </w:tc>
+        <w:tc>
+          <w:tcPr>
+            <w:tcW w:w="2128" w:type="dxa"/>
+          </w:tcPr>
+          <w:p>
+            <w:r>
+              <w:t>Tipo</w:t>
+            </w:r>
+          </w:p>
+        </w:tc>
+        <w:tc>
+          <w:tcPr>
+            <w:tcW w:w="2200" w:type="dxa"/>
+          </w:tcPr>
+          <w:p>
+            <w:r>
+              <w:t>Restricciones</w:t>
+            </w:r>
+          </w:p>
+        </w:tc>
+        <w:tc>
+          <w:tcPr>
+            <w:tcW w:w="2851" w:type="dxa"/>
+          </w:tcPr>
+          <w:p>
+            <w:r>
+              <w:t>Descripción</w:t>
+            </w:r>
+          </w:p>
+        </w:tc>
+      </w:tr>
+      <w:tr>
+        <w:trPr>
+          <w:cnfStyle w:val="000000100000" w:firstRow="0" w:lastRow="0" w:firstColumn="0" w:lastColumn="0" w:oddVBand="0" w:evenVBand="0" w:oddHBand="1" w:evenHBand="0" w:firstRowFirstColumn="0" w:firstRowLastColumn="0" w:lastRowFirstColumn="0" w:lastRowLastColumn="0"/>
+        </w:trPr>
+        <w:tc>
+          <w:tcPr>
+            <w:tcW w:w="2181" w:type="dxa"/>
+          </w:tcPr>
+          <w:p>
+            <w:r>
+              <w:t>HistorialId</w:t>
+            </w:r>
+          </w:p>
+        </w:tc>
+        <w:tc>
+          <w:tcPr>
+            <w:tcW w:w="2128" w:type="dxa"/>
+          </w:tcPr>
+          <w:p>
+            <w:r>
+              <w:t>INT</w:t>
+            </w:r>
+          </w:p>
+        </w:tc>
+        <w:tc>
+          <w:tcPr>
+            <w:tcW w:w="2200" w:type="dxa"/>
+          </w:tcPr>
+          <w:p>
+            <w:r>
+              <w:t>PK, identity</w:t>
+            </w:r>
+          </w:p>
+        </w:tc>
+        <w:tc>
+          <w:tcPr>
+            <w:tcW w:w="2851" w:type="dxa"/>
+          </w:tcPr>
+          <w:p>
+            <w:r>
+              <w:t>Identificador del movimiento</w:t>
+            </w:r>
+          </w:p>
+        </w:tc>
+      </w:tr>
+      <w:tr>
+        <w:tc>
+          <w:tcPr>
+            <w:tcW w:w="2181" w:type="dxa"/>
+          </w:tcPr>
+          <w:p>
+            <w:r>
+              <w:t>IncidenciaId</w:t>
+            </w:r>
+          </w:p>
+        </w:tc>
+        <w:tc>
+          <w:tcPr>
+            <w:tcW w:w="2128" w:type="dxa"/>
+          </w:tcPr>
+          <w:p>
+            <w:r>
+              <w:t>INT</w:t>
+            </w:r>
+          </w:p>
+        </w:tc>
+        <w:tc>
+          <w:tcPr>
+            <w:tcW w:w="2200" w:type="dxa"/>
+          </w:tcPr>
+          <w:p>
+            <w:r>
+              <w:t>NOT NULL, FK a Incidencia</w:t>
+            </w:r>
+          </w:p>
+        </w:tc>
+        <w:tc>
+          <w:tcPr>
+            <w:tcW w:w="2851" w:type="dxa"/>
+          </w:tcPr>
+          <w:p>
+            <w:r>
+              <w:t>Incidencia que cambió</w:t>
+            </w:r>
+          </w:p>
+        </w:tc>
+      </w:tr>
+      <w:tr>
+        <w:trPr>
+          <w:cnfStyle w:val="000000100000" w:firstRow="0" w:lastRow="0" w:firstColumn="0" w:lastColumn="0" w:oddVBand="0" w:evenVBand="0" w:oddHBand="1" w:evenHBand="0" w:firstRowFirstColumn="0" w:firstRowLastColumn="0" w:lastRowFirstColumn="0" w:lastRowLastColumn="0"/>
+        </w:trPr>
+        <w:tc>
+          <w:tcPr>
+            <w:tcW w:w="2181" w:type="dxa"/>
+          </w:tcPr>
+          <w:p>
+            <w:r>
+              <w:t>EstadoOrigenId</w:t>
+            </w:r>
+          </w:p>
+        </w:tc>
+        <w:tc>
+          <w:tcPr>
+            <w:tcW w:w="2128" w:type="dxa"/>
+          </w:tcPr>
+          <w:p>
+            <w:r>
+              <w:t>INT</w:t>
+            </w:r>
+          </w:p>
+        </w:tc>
+        <w:tc>
+          <w:tcPr>
+            <w:tcW w:w="2200" w:type="dxa"/>
+          </w:tcPr>
+          <w:p>
+            <w:r>
+              <w:t>NULL, FK a EstadoIncidencia</w:t>
+            </w:r>
+          </w:p>
+        </w:tc>
+        <w:tc>
+          <w:tcPr>
+            <w:tcW w:w="2851" w:type="dxa"/>
+          </w:tcPr>
+          <w:p>
+            <w:r>
+              <w:t>Estado anterior. Queda vacío en el registro inicial</w:t>
+            </w:r>
+          </w:p>
+        </w:tc>
+      </w:tr>
+      <w:tr>
+        <w:tc>
+          <w:tcPr>
+            <w:tcW w:w="2181" w:type="dxa"/>
+          </w:tcPr>
+          <w:p>
+            <w:r>
+              <w:t>EstadoDestinoId</w:t>
+            </w:r>
+          </w:p>
+        </w:tc>
+        <w:tc>
+          <w:tcPr>
+            <w:tcW w:w="2128" w:type="dxa"/>
+          </w:tcPr>
+          <w:p>
+            <w:r>
+              <w:t>INT</w:t>
+            </w:r>
+          </w:p>
+        </w:tc>
+        <w:tc>
+          <w:tcPr>
+            <w:tcW w:w="2200" w:type="dxa"/>
+          </w:tcPr>
+          <w:p>
+            <w:r>
+              <w:t>NOT NULL, FK a EstadoIncidencia</w:t>
+            </w:r>
+          </w:p>
+        </w:tc>
+        <w:tc>
+          <w:tcPr>
+            <w:tcW w:w="2851" w:type="dxa"/>
+          </w:tcPr>
+          <w:p>
+            <w:r>
+              <w:t>Estado al que pasó</w:t>
+            </w:r>
+          </w:p>
+        </w:tc>
+      </w:tr>
+      <w:tr>
+        <w:trPr>
+          <w:cnfStyle w:val="000000100000" w:firstRow="0" w:lastRow="0" w:firstColumn="0" w:lastColumn="0" w:oddVBand="0" w:evenVBand="0" w:oddHBand="1" w:evenHBand="0" w:firstRowFirstColumn="0" w:firstRowLastColumn="0" w:lastRowFirstColumn="0" w:lastRowLastColumn="0"/>
+        </w:trPr>
+        <w:tc>
+          <w:tcPr>
+            <w:tcW w:w="2181" w:type="dxa"/>
+          </w:tcPr>
+          <w:p>
+            <w:r>
+              <w:t>Accion</w:t>
+            </w:r>
+          </w:p>
+        </w:tc>
+        <w:tc>
+          <w:tcPr>
+            <w:tcW w:w="2128" w:type="dxa"/>
+          </w:tcPr>
+          <w:p>
+            <w:r>
+              <w:t>VARCHAR(30)</w:t>
+            </w:r>
+          </w:p>
+        </w:tc>
+        <w:tc>
+          <w:tcPr>
+            <w:tcW w:w="2200" w:type="dxa"/>
+          </w:tcPr>
+          <w:p>
+            <w:r>
+              <w:t>NOT NULL, CHECK</w:t>
+            </w:r>
+          </w:p>
+        </w:tc>
+        <w:tc>
+          <w:tcPr>
+            <w:tcW w:w="2851" w:type="dxa"/>
+          </w:tcPr>
+          <w:p>
+            <w:r>
+              <w:t>REGISTRO, ASIGNACION, INICIO_ATENCION o RESOLUCION</w:t>
+            </w:r>
+          </w:p>
+        </w:tc>
+      </w:tr>
+      <w:tr>
+        <w:tc>
+          <w:tcPr>
+            <w:tcW w:w="2181" w:type="dxa"/>
+          </w:tcPr>
+          <w:p>
+            <w:r>
+              <w:t>EmpleadoAccionId</w:t>
+            </w:r>
+          </w:p>
+        </w:tc>
+        <w:tc>
+          <w:tcPr>
+            <w:tcW w:w="2128" w:type="dxa"/>
+          </w:tcPr>
+          <w:p>
+            <w:r>
+              <w:t>INT</w:t>
+            </w:r>
+          </w:p>
+        </w:tc>
+        <w:tc>
+          <w:tcPr>
+            <w:tcW w:w="2200" w:type="dxa"/>
+          </w:tcPr>
+          <w:p>
+            <w:r>
+              <w:t>NOT NULL, FK a Empleado</w:t>
+            </w:r>
+          </w:p>
+        </w:tc>
+        <w:tc>
+          <w:tcPr>
+            <w:tcW w:w="2851" w:type="dxa"/>
+          </w:tcPr>
+          <w:p>
+            <w:r>
+              <w:t>Empleado que hizo la acción</w:t>
+            </w:r>
+          </w:p>
+        </w:tc>
+      </w:tr>
+      <w:tr>
+        <w:trPr>
+          <w:cnfStyle w:val="000000100000" w:firstRow="0" w:lastRow="0" w:firstColumn="0" w:lastColumn="0" w:oddVBand="0" w:evenVBand="0" w:oddHBand="1" w:evenHBand="0" w:firstRowFirstColumn="0" w:firstRowLastColumn="0" w:lastRowFirstColumn="0" w:lastRowLastColumn="0"/>
+        </w:trPr>
+        <w:tc>
+          <w:tcPr>
+            <w:tcW w:w="2181" w:type="dxa"/>
+          </w:tcPr>
+          <w:p>
+            <w:r>
+              <w:t>Comentario</w:t>
+            </w:r>
+          </w:p>
+        </w:tc>
+        <w:tc>
+          <w:tcPr>
+            <w:tcW w:w="2128" w:type="dxa"/>
+          </w:tcPr>
+          <w:p>
+            <w:r>
+              <w:t>NVARCHAR(1000)</w:t>
+            </w:r>
+          </w:p>
+        </w:tc>
+        <w:tc>
+          <w:tcPr>
+            <w:tcW w:w="2200" w:type="dxa"/>
+          </w:tcPr>
+          <w:p>
+            <w:r>
+              <w:t>NULL</w:t>
+            </w:r>
+          </w:p>
+        </w:tc>
+        <w:tc>
+          <w:tcPr>
+            <w:tcW w:w="2851" w:type="dxa"/>
+          </w:tcPr>
+          <w:p>
+            <w:r>
+              <w:t>Nota del movimiento</w:t>
+            </w:r>
+          </w:p>
+        </w:tc>
+      </w:tr>
+      <w:tr>
+        <w:tc>
+          <w:tcPr>
+            <w:tcW w:w="2181" w:type="dxa"/>
+          </w:tcPr>
+          <w:p>
+            <w:r>
+              <w:lastRenderedPageBreak/>
+              <w:t>FechaAccion</w:t>
+            </w:r>
+          </w:p>
+        </w:tc>
+        <w:tc>
+          <w:tcPr>
+            <w:tcW w:w="2128" w:type="dxa"/>
+          </w:tcPr>
+          <w:p>
+            <w:r>
+              <w:t>DATETIME</w:t>
+            </w:r>
+          </w:p>
+        </w:tc>
+        <w:tc>
+          <w:tcPr>
+            <w:tcW w:w="2200" w:type="dxa"/>
+          </w:tcPr>
+          <w:p>
+            <w:r>
+              <w:t>NOT NULL, default fecha actual</w:t>
+            </w:r>
+          </w:p>
+        </w:tc>
+        <w:tc>
+          <w:tcPr>
+            <w:tcW w:w="2851" w:type="dxa"/>
+          </w:tcPr>
+          <w:p>
+            <w:r>
+              <w:t>Fecha y hora del movimiento</w:t>
+            </w:r>
+          </w:p>
+        </w:tc>
+      </w:tr>
+    </w:tbl>
+    <w:p>
+      <w:pPr>
+        <w:rPr>
+          <w:sz w:val="8"/>
+          <w:szCs w:val="8"/>
+          <w:lang w:eastAsia="es-MX"/>
+        </w:rPr>
+      </w:pPr>
+    </w:p>
+    <w:p>
+      <w:pPr>
+        <w:pStyle w:val="Ttulo2"/>
+        <w:rPr>
+          <w:lang w:eastAsia="es-MX"/>
+        </w:rPr>
+      </w:pPr>
+      <w:bookmarkStart w:id="17" w:name="_Toc244285619"/>
+      <w:r>
+        <w:rPr>
+          <w:lang w:eastAsia="es-MX"/>
+        </w:rPr>
+        <w:t>Flujo de estados</w:t>
+      </w:r>
+      <w:bookmarkEnd w:id="17"/>
+    </w:p>
+    <w:p>
+      <w:r>
+        <w:t xml:space="preserve">Una incidencia pasa por 4 estados, siempre en este orden: PENDIENTE, ASIGNADA, EN ATENCIÓN y RESUELTA. La </w:t>
+      </w:r>
+      <w:r>
+        <w:t>ilustración</w:t>
+      </w:r>
+      <w:r>
+        <w:t xml:space="preserve"> 2 muestra el recorrido y la tabla explica qué procedimiento hace cada cambio y qué revisa antes de hacerlo.</w:t>
+      </w:r>
+    </w:p>
+    <w:p>
+      <w:pPr>
+        <w:keepNext/>
+      </w:pPr>
+      <w:r>
+        <w:rPr>
+          <w:noProof/>
+          <w:lang w:eastAsia="es-MX"/>
+        </w:rPr>
+        <w:drawing>
+          <wp:inline distT="0" distB="0" distL="0" distR="0" wp14:anchorId="5A31EEC0" wp14:editId="42266512">
+            <wp:extent cx="2857801" cy="5676182"/>
+            <wp:effectExtent l="0" t="0" r="0" b="1270"/>
+            <wp:docPr id="2059752797" name="Imagen 2"/>
+            <wp:cNvGraphicFramePr>
+              <a:graphicFrameLocks xmlns:a="http://schemas.openxmlformats.org/drawingml/2006/main" noChangeAspect="1"/>
+            </wp:cNvGraphicFramePr>
+            <a:graphic xmlns:a="http://schemas.openxmlformats.org/drawingml/2006/main">
+              <a:graphicData uri="http://schemas.openxmlformats.org/drawingml/2006/picture">
+                <pic:pic xmlns:pic="http://schemas.openxmlformats.org/drawingml/2006/picture">
+                  <pic:nvPicPr>
+                    <pic:cNvPr id="0" name="Picture 2"/>
+                    <pic:cNvPicPr>
+                      <a:picLocks noChangeAspect="1" noChangeArrowheads="1"/>
+                    </pic:cNvPicPr>
+                  </pic:nvPicPr>
+                  <pic:blipFill>
+                    <a:blip r:embed="rId10">
+                      <a:extLst>
+                        <a:ext uri="{28A0092B-C50C-407E-A947-70E740481C1C}">
+                          <a14:useLocalDpi xmlns:a14="http://schemas.microsoft.com/office/drawing/2010/main" val="0"/>
+                        </a:ext>
+                      </a:extLst>
+                    </a:blip>
+                    <a:srcRect/>
+                    <a:stretch>
+                      <a:fillRect/>
+                    </a:stretch>
+                  </pic:blipFill>
+                  <pic:spPr bwMode="auto">
+                    <a:xfrm>
+                      <a:off x="0" y="0"/>
+                      <a:ext cx="2899586" cy="5759176"/>
+                    </a:xfrm>
+                    <a:prstGeom prst="rect">
+                      <a:avLst/>
+                    </a:prstGeom>
+                    <a:noFill/>
+                    <a:ln>
+                      <a:noFill/>
+                    </a:ln>
+                  </pic:spPr>
+                </pic:pic>
+              </a:graphicData>
+            </a:graphic>
+          </wp:inline>
+        </w:drawing>
+      </w:r>
+    </w:p>
+    <w:p>
+      <w:pPr>
+        <w:pStyle w:val="Descripcin"/>
+      </w:pPr>
+      <w:r>
+        <w:t xml:space="preserve">Ilustración </w:t>
+      </w:r>
+      <w:r>
+        <w:fldChar w:fldCharType="begin"/>
+      </w:r>
+      <w:r>
+        <w:instrText xml:space="preserve"> SEQ Ilustración \* ARABIC </w:instrText>
+      </w:r>
+      <w:r>
+        <w:fldChar w:fldCharType="separate"/>
+      </w:r>
+      <w:r>
+        <w:rPr>
+          <w:noProof/>
+        </w:rPr>
+        <w:t>2</w:t>
+      </w:r>
+      <w:r>
+        <w:fldChar w:fldCharType="end"/>
+      </w:r>
+      <w:r>
+        <w:t xml:space="preserve"> </w:t>
+      </w:r>
+      <w:r>
+        <w:t>Flujo de estados de una incidencia.</w:t>
+      </w:r>
+    </w:p>
+    <w:tbl>
+      <w:tblPr>
+        <w:tblStyle w:val="Tabladelista3"/>
+        <w:tblW w:w="9360" w:type="dxa"/>
+        <w:tblLayout w:type="fixed"/>
+        <w:tblLook w:val="0420" w:firstRow="1" w:lastRow="0" w:firstColumn="0" w:lastColumn="0" w:noHBand="0" w:noVBand="1"/>
+      </w:tblPr>
+      <w:tblGrid>
+        <w:gridCol w:w="1186"/>
+        <w:gridCol w:w="1850"/>
+        <w:gridCol w:w="1872"/>
+        <w:gridCol w:w="1872"/>
+        <w:gridCol w:w="2580"/>
+      </w:tblGrid>
+      <w:tr>
+        <w:trPr>
+          <w:cnfStyle w:val="100000000000" w:firstRow="1" w:lastRow="0" w:firstColumn="0" w:lastColumn="0" w:oddVBand="0" w:evenVBand="0" w:oddHBand="0" w:evenHBand="0" w:firstRowFirstColumn="0" w:firstRowLastColumn="0" w:lastRowFirstColumn="0" w:lastRowLastColumn="0"/>
+        </w:trPr>
+        <w:tc>
+          <w:tcPr>
+            <w:tcW w:w="1186" w:type="dxa"/>
+          </w:tcPr>
+          <w:p>
+            <w:r>
+              <w:lastRenderedPageBreak/>
+              <w:t>Acción</w:t>
+            </w:r>
+          </w:p>
+        </w:tc>
+        <w:tc>
+          <w:tcPr>
+            <w:tcW w:w="1850" w:type="dxa"/>
+          </w:tcPr>
+          <w:p>
+            <w:r>
+              <w:t>Estado antes</w:t>
+            </w:r>
+          </w:p>
+        </w:tc>
+        <w:tc>
+          <w:tcPr>
+            <w:tcW w:w="1872" w:type="dxa"/>
+          </w:tcPr>
+          <w:p>
+            <w:r>
+              <w:t>Estado después</w:t>
+            </w:r>
+          </w:p>
+        </w:tc>
+        <w:tc>
+          <w:tcPr>
+            <w:tcW w:w="1872" w:type="dxa"/>
+          </w:tcPr>
+          <w:p>
+            <w:r>
+              <w:t>Procedimiento</w:t>
+            </w:r>
+          </w:p>
+        </w:tc>
+        <w:tc>
+          <w:tcPr>
+            <w:tcW w:w="2580" w:type="dxa"/>
+          </w:tcPr>
+          <w:p>
+            <w:r>
+              <w:t>Qué se valida</w:t>
+            </w:r>
+          </w:p>
+        </w:tc>
+      </w:tr>
+      <w:tr>
+        <w:trPr>
+          <w:cnfStyle w:val="000000100000" w:firstRow="0" w:lastRow="0" w:firstColumn="0" w:lastColumn="0" w:oddVBand="0" w:evenVBand="0" w:oddHBand="1" w:evenHBand="0" w:firstRowFirstColumn="0" w:firstRowLastColumn="0" w:lastRowFirstColumn="0" w:lastRowLastColumn="0"/>
+        </w:trPr>
+        <w:tc>
+          <w:tcPr>
+            <w:tcW w:w="1186" w:type="dxa"/>
+          </w:tcPr>
+          <w:p>
+            <w:r>
+              <w:t>Registrar</w:t>
+            </w:r>
+          </w:p>
+        </w:tc>
+        <w:tc>
+          <w:tcPr>
+            <w:tcW w:w="1850" w:type="dxa"/>
+          </w:tcPr>
+          <w:p>
+            <w:r>
+              <w:t>No existe</w:t>
+            </w:r>
+          </w:p>
+        </w:tc>
+        <w:tc>
+          <w:tcPr>
+            <w:tcW w:w="1872" w:type="dxa"/>
+          </w:tcPr>
+          <w:p>
+            <w:r>
+              <w:t>PENDIENTE</w:t>
+            </w:r>
+          </w:p>
+        </w:tc>
+        <w:tc>
+          <w:tcPr>
+            <w:tcW w:w="1872" w:type="dxa"/>
+          </w:tcPr>
+          <w:p>
+            <w:r>
+              <w:t>sp_registrar_incidencia</w:t>
+            </w:r>
+          </w:p>
+        </w:tc>
+        <w:tc>
+          <w:tcPr>
+            <w:tcW w:w="2580" w:type="dxa"/>
+          </w:tcPr>
+          <w:p>
+            <w:r>
+              <w:t>Título de mínimo 5 caracteres, descripción, tipo, prioridad y empleado válidos, y fotografía inicial obligatoria</w:t>
+            </w:r>
+          </w:p>
+        </w:tc>
+      </w:tr>
+      <w:tr>
+        <w:tc>
+          <w:tcPr>
+            <w:tcW w:w="1186" w:type="dxa"/>
+          </w:tcPr>
+          <w:p>
+            <w:r>
+              <w:t>Asignar</w:t>
+            </w:r>
+          </w:p>
+        </w:tc>
+        <w:tc>
+          <w:tcPr>
+            <w:tcW w:w="1850" w:type="dxa"/>
+          </w:tcPr>
+          <w:p>
+            <w:r>
+              <w:t>PENDIENTE</w:t>
+            </w:r>
+          </w:p>
+        </w:tc>
+        <w:tc>
+          <w:tcPr>
+            <w:tcW w:w="1872" w:type="dxa"/>
+          </w:tcPr>
+          <w:p>
+            <w:r>
+              <w:t>ASIGNADA</w:t>
+            </w:r>
+          </w:p>
+        </w:tc>
+        <w:tc>
+          <w:tcPr>
+            <w:tcW w:w="1872" w:type="dxa"/>
+          </w:tcPr>
+          <w:p>
+            <w:r>
+              <w:t>sp_asignar_incidencia</w:t>
+            </w:r>
+          </w:p>
+        </w:tc>
+        <w:tc>
+          <w:tcPr>
+            <w:tcW w:w="2580" w:type="dxa"/>
+          </w:tcPr>
+          <w:p>
+            <w:r>
+              <w:t>Solo se puede si está PENDIENTE. El responsable y quien asigna deben estar activos</w:t>
+            </w:r>
+          </w:p>
+        </w:tc>
+      </w:tr>
+      <w:tr>
+        <w:trPr>
+          <w:cnfStyle w:val="000000100000" w:firstRow="0" w:lastRow="0" w:firstColumn="0" w:lastColumn="0" w:oddVBand="0" w:evenVBand="0" w:oddHBand="1" w:evenHBand="0" w:firstRowFirstColumn="0" w:firstRowLastColumn="0" w:lastRowFirstColumn="0" w:lastRowLastColumn="0"/>
+        </w:trPr>
+        <w:tc>
+          <w:tcPr>
+            <w:tcW w:w="1186" w:type="dxa"/>
+          </w:tcPr>
+          <w:p>
+            <w:r>
+              <w:t>Iniciar atención</w:t>
+            </w:r>
+          </w:p>
+        </w:tc>
+        <w:tc>
+          <w:tcPr>
+            <w:tcW w:w="1850" w:type="dxa"/>
+          </w:tcPr>
+          <w:p>
+            <w:r>
+              <w:t>ASIGNADA</w:t>
+            </w:r>
+          </w:p>
+        </w:tc>
+        <w:tc>
+          <w:tcPr>
+            <w:tcW w:w="1872" w:type="dxa"/>
+          </w:tcPr>
+          <w:p>
+            <w:r>
+              <w:t>EN_ATENCION</w:t>
+            </w:r>
+          </w:p>
+        </w:tc>
+        <w:tc>
+          <w:tcPr>
+            <w:tcW w:w="1872" w:type="dxa"/>
+          </w:tcPr>
+          <w:p>
+            <w:r>
+              <w:t>sp_iniciar_atencion</w:t>
+            </w:r>
+          </w:p>
+        </w:tc>
+        <w:tc>
+          <w:tcPr>
+            <w:tcW w:w="2580" w:type="dxa"/>
+          </w:tcPr>
+          <w:p>
+            <w:r>
+              <w:t>Debe tener un responsable asignado y estar ASIGNADA</w:t>
+            </w:r>
+          </w:p>
+        </w:tc>
+      </w:tr>
+      <w:tr>
+        <w:tc>
+          <w:tcPr>
+            <w:tcW w:w="1186" w:type="dxa"/>
+          </w:tcPr>
+          <w:p>
+            <w:r>
+              <w:t>Resolver</w:t>
+            </w:r>
+          </w:p>
+        </w:tc>
+        <w:tc>
+          <w:tcPr>
+            <w:tcW w:w="1850" w:type="dxa"/>
+          </w:tcPr>
+          <w:p>
+            <w:r>
+              <w:t>EN_ATENCION</w:t>
+            </w:r>
+          </w:p>
+        </w:tc>
+        <w:tc>
+          <w:tcPr>
+            <w:tcW w:w="1872" w:type="dxa"/>
+          </w:tcPr>
+          <w:p>
+            <w:r>
+              <w:t>RESUELTA</w:t>
+            </w:r>
+          </w:p>
+        </w:tc>
+        <w:tc>
+          <w:tcPr>
+            <w:tcW w:w="1872" w:type="dxa"/>
+          </w:tcPr>
+          <w:p>
+            <w:r>
+              <w:t>sp_resolver_incidencia</w:t>
+            </w:r>
+          </w:p>
+        </w:tc>
+        <w:tc>
+          <w:tcPr>
+            <w:tcW w:w="2580" w:type="dxa"/>
+          </w:tcPr>
+          <w:p>
+            <w:r>
+              <w:t>Solo se puede si está EN_ATENCION. La solución y la fotografía final son obligatorias</w:t>
+            </w:r>
+          </w:p>
+        </w:tc>
+      </w:tr>
+    </w:tbl>
+    <w:p>
+      <w:pPr>
+        <w:rPr>
+          <w:lang w:eastAsia="es-MX"/>
+        </w:rPr>
+      </w:pPr>
+      <w:r>
+        <w:rPr>
+          <w:lang w:eastAsia="es-MX"/>
+        </w:rPr>
+        <w:t>Cada vez que cambia el estado se guarda un registro en el historial, con la fecha y el empleado que hizo la acción. Los procedimientos usan transacciones: si algo falla, no se guarda nada a medias.</w:t>
+      </w:r>
+      <w:r>
+        <w:rPr>
+          <w:lang w:eastAsia="es-MX"/>
+        </w:rPr>
+        <w:t xml:space="preserve"> </w:t>
+      </w:r>
+    </w:p>
+    <w:p>
+      <w:pPr>
+        <w:rPr>
+          <w:lang w:eastAsia="es-MX"/>
+        </w:rPr>
+      </w:pPr>
+      <w:r>
+        <w:rPr>
+          <w:lang w:eastAsia="es-MX"/>
+        </w:rPr>
+        <w:lastRenderedPageBreak/>
+        <w:t>Si alguien intenta saltarse un paso, por ejemplo resolver una incidencia que nunca se atendió, el procedimiento da un error con un mensaje claro y no cambia nada.</w:t>
+      </w:r>
+    </w:p>
+    <w:p>
+      <w:pPr>
+        <w:rPr>
+          <w:lang w:eastAsia="es-MX"/>
+        </w:rPr>
+      </w:pPr>
+    </w:p>
+    <w:p>
+      <w:pPr>
+        <w:rPr>
+          <w:lang w:eastAsia="es-MX"/>
+        </w:rPr>
+      </w:pPr>
+    </w:p>
+    <w:p>
+      <w:pPr>
+        <w:rPr>
+          <w:lang w:eastAsia="es-MX"/>
+        </w:rPr>
+      </w:pPr>
+    </w:p>
+    <w:p>
+      <w:pPr>
+        <w:rPr>
+          <w:lang w:eastAsia="es-MX"/>
+        </w:rPr>
+      </w:pPr>
+    </w:p>
+    <w:p>
+      <w:pPr>
+        <w:rPr>
+          <w:lang w:eastAsia="es-MX"/>
+        </w:rPr>
+      </w:pPr>
+    </w:p>
+    <w:p>
+      <w:pPr>
+        <w:rPr>
+          <w:lang w:eastAsia="es-MX"/>
+        </w:rPr>
+      </w:pPr>
+    </w:p>
+    <w:p>
+      <w:pPr>
+        <w:rPr>
+          <w:lang w:eastAsia="es-MX"/>
+        </w:rPr>
+      </w:pPr>
+    </w:p>
+    <w:p>
+      <w:pPr>
+        <w:rPr>
+          <w:lang w:eastAsia="es-MX"/>
+        </w:rPr>
+      </w:pPr>
+    </w:p>
+    <w:p>
+      <w:pPr>
+        <w:rPr>
+          <w:lang w:eastAsia="es-MX"/>
+        </w:rPr>
+      </w:pPr>
+    </w:p>
+    <w:p>
+      <w:pPr>
+        <w:rPr>
+          <w:lang w:eastAsia="es-MX"/>
+        </w:rPr>
+      </w:pPr>
+    </w:p>
+    <w:p>
+      <w:pPr>
+        <w:rPr>
+          <w:lang w:eastAsia="es-MX"/>
+        </w:rPr>
+      </w:pPr>
+    </w:p>
+    <w:p>
+      <w:pPr>
+        <w:keepNext/>
+      </w:pPr>
+    </w:p>
+    <w:p>
+      <w:pPr>
+        <w:keepNext/>
+      </w:pPr>
+    </w:p>
+    <w:p>
+      <w:pPr>
+        <w:rPr>
+          <w:lang w:eastAsia="es-MX"/>
+        </w:rPr>
+      </w:pPr>
+      <w:r>
+        <w:rPr>
+          <w:lang w:eastAsia="es-MX"/>
+        </w:rPr>
+        <w:t>Una incidencia siempre pasa por los 4 estados en este orden. Cada vez que cambia de estado se guarda un registro en el historial, con la fecha y quién lo hizo. Si alguien intenta saltarse un paso, por ejemplo resolver una incidencia que nunca se atendió, el procedimiento da un error y no cambia nada.</w:t>
+      </w:r>
+    </w:p>
+    <w:p>
+      <w:pPr>
+        <w:rPr>
+          <w:lang w:eastAsia="es-MX"/>
+        </w:rPr>
+      </w:pPr>
+    </w:p>
+    <w:p>
+      <w:pPr>
+        <w:rPr>
+          <w:lang w:eastAsia="es-MX"/>
+        </w:rPr>
+      </w:pPr>
+    </w:p>
+    <w:p>
+      <w:pPr>
+        <w:rPr>
+          <w:lang w:eastAsia="es-MX"/>
+        </w:rPr>
+      </w:pPr>
+    </w:p>
+    <w:p>
+      <w:pPr>
+        <w:rPr>
+          <w:lang w:eastAsia="es-MX"/>
+        </w:rPr>
+      </w:pPr>
+    </w:p>
+    <w:p>
+      <w:pPr>
+        <w:rPr>
+          <w:lang w:eastAsia="es-MX"/>
+        </w:rPr>
+      </w:pPr>
+    </w:p>
+    <w:p>
+      <w:pPr>
+        <w:rPr>
+          <w:lang w:eastAsia="es-MX"/>
+        </w:rPr>
+      </w:pPr>
+    </w:p>
+    <w:p>
+      <w:pPr>
+        <w:rPr>
+          <w:lang w:eastAsia="es-MX"/>
+        </w:rPr>
+      </w:pPr>
+    </w:p>
+    <w:p>
+      <w:pPr>
+        <w:rPr>
+          <w:lang w:eastAsia="es-MX"/>
+        </w:rPr>
+      </w:pPr>
+    </w:p>
+    <w:p>
+      <w:pPr>
+        <w:rPr>
+          <w:lang w:eastAsia="es-MX"/>
+        </w:rPr>
+      </w:pPr>
+    </w:p>
+    <w:p>
+      <w:pPr>
+        <w:rPr>
+          <w:lang w:eastAsia="es-MX"/>
+        </w:rPr>
+      </w:pPr>
+    </w:p>
+    <w:p>
+      <w:pPr>
+        <w:rPr>
+          <w:lang w:eastAsia="es-MX"/>
+        </w:rPr>
+      </w:pPr>
+    </w:p>
+    <w:p>
+      <w:pPr>
+        <w:rPr>
+          <w:lang w:eastAsia="es-MX"/>
+        </w:rPr>
+      </w:pPr>
+    </w:p>
+    <w:p>
+      <w:pPr>
+        <w:rPr>
+          <w:lang w:eastAsia="es-MX"/>
+        </w:rPr>
+      </w:pPr>
+    </w:p>
+    <w:p>
+      <w:pPr>
+        <w:rPr>
+          <w:lang w:eastAsia="es-MX"/>
+        </w:rPr>
+      </w:pPr>
+    </w:p>
+    <w:p>
+      <w:pPr>
+        <w:rPr>
+          <w:lang w:eastAsia="es-MX"/>
+        </w:rPr>
+      </w:pPr>
+    </w:p>
+    <w:p>
+      <w:pPr>
+        <w:rPr>
+          <w:lang w:eastAsia="es-MX"/>
+        </w:rPr>
+      </w:pPr>
+    </w:p>
+    <w:p>
+      <w:pPr>
+        <w:rPr>
+          <w:lang w:eastAsia="es-MX"/>
+        </w:rPr>
+      </w:pPr>
+    </w:p>
+    <w:p>
+      <w:pPr>
+        <w:rPr>
+          <w:lang w:eastAsia="es-MX"/>
+        </w:rPr>
+      </w:pPr>
+    </w:p>
+    <w:p>
+      <w:pPr>
+        <w:rPr>
+          <w:lang w:eastAsia="es-MX"/>
+        </w:rPr>
+      </w:pPr>
+    </w:p>
+    <w:p>
+      <w:pPr>
         <w:rPr>
           <w:lang w:eastAsia="es-MX"/>
         </w:rPr>
@@ -7813,12 +9419,13 @@
     <w:p>
       <w:pPr>
         <w:pStyle w:val="Ttulo1"/>
+        <w:spacing w:line="480" w:lineRule="auto"/>
         <w:rPr>
           <w:rFonts w:eastAsia="Times New Roman"/>
           <w:lang w:eastAsia="es-MX"/>
         </w:rPr>
       </w:pPr>
-      <w:bookmarkStart w:id="1" w:name="_Toc235887168"/>
+      <w:bookmarkStart w:id="18" w:name="_Toc244285622"/>
       <w:r>
         <w:rPr>
           <w:rFonts w:eastAsia="Times New Roman"/>
@@ -7826,283 +9433,39 @@
         </w:rPr>
         <w:t>Conclusión</w:t>
       </w:r>
-      <w:bookmarkEnd w:id="1"/>
-    </w:p>
-    <w:p>
-      <w:pPr>
-        <w:rPr>
-          <w:lang w:eastAsia="es-MX"/>
-        </w:rPr>
-      </w:pPr>
-      <w:proofErr w:type="spellStart"/>
-      <w:r>
-        <w:rPr>
-          <w:lang w:eastAsia="es-MX"/>
-        </w:rPr>
-        <w:t>Despues</w:t>
-      </w:r>
-      <w:proofErr w:type="spellEnd"/>
-      <w:r>
-        <w:rPr>
-          <w:lang w:eastAsia="es-MX"/>
-        </w:rPr>
-        <w:t xml:space="preserve"> de comparar estos cuatro sistemas gestores de bases de datos, queda claro que no existe un mejor DBMS en </w:t>
-      </w:r>
-      <w:proofErr w:type="spellStart"/>
-      <w:r>
-        <w:rPr>
-          <w:lang w:eastAsia="es-MX"/>
-        </w:rPr>
-        <w:t>terminos</w:t>
-      </w:r>
-      <w:proofErr w:type="spellEnd"/>
-      <w:r>
-        <w:rPr>
-          <w:lang w:eastAsia="es-MX"/>
-        </w:rPr>
-        <w:t xml:space="preserve"> absolutos, la </w:t>
-      </w:r>
-      <w:proofErr w:type="spellStart"/>
-      <w:r>
-        <w:rPr>
-          <w:lang w:eastAsia="es-MX"/>
-        </w:rPr>
-        <w:t>eleccion</w:t>
-      </w:r>
-      <w:proofErr w:type="spellEnd"/>
-      <w:r>
-        <w:rPr>
-          <w:lang w:eastAsia="es-MX"/>
-        </w:rPr>
-        <w:t xml:space="preserve"> depende del contexto del proyecto. PostgreSQL se posiciona como la </w:t>
-      </w:r>
-      <w:proofErr w:type="spellStart"/>
-      <w:r>
-        <w:rPr>
-          <w:lang w:eastAsia="es-MX"/>
-        </w:rPr>
-        <w:t>opcion</w:t>
-      </w:r>
-      <w:proofErr w:type="spellEnd"/>
-      <w:r>
-        <w:rPr>
-          <w:lang w:eastAsia="es-MX"/>
-        </w:rPr>
-        <w:t xml:space="preserve"> </w:t>
-      </w:r>
-      <w:proofErr w:type="spellStart"/>
-      <w:r>
-        <w:rPr>
-          <w:lang w:eastAsia="es-MX"/>
-        </w:rPr>
-        <w:t>mas</w:t>
-      </w:r>
-      <w:proofErr w:type="spellEnd"/>
-      <w:r>
-        <w:rPr>
-          <w:lang w:eastAsia="es-MX"/>
-        </w:rPr>
-        <w:t xml:space="preserve"> flexible y sin costo alguno de licencia, ideal para proyectos que necesitan todas las funciones avanzadas sin restricciones comerciales. MySQL ofrece un balance similar, con la ventaja de ser el </w:t>
-      </w:r>
-      <w:proofErr w:type="spellStart"/>
-      <w:r>
-        <w:rPr>
-          <w:lang w:eastAsia="es-MX"/>
-        </w:rPr>
-        <w:t>motod</w:t>
-      </w:r>
-      <w:proofErr w:type="spellEnd"/>
-      <w:r>
-        <w:rPr>
-          <w:lang w:eastAsia="es-MX"/>
-        </w:rPr>
-        <w:t xml:space="preserve"> </w:t>
-      </w:r>
-      <w:proofErr w:type="spellStart"/>
-      <w:r>
-        <w:rPr>
-          <w:lang w:eastAsia="es-MX"/>
-        </w:rPr>
-        <w:t>mas</w:t>
-      </w:r>
-      <w:proofErr w:type="spellEnd"/>
-      <w:r>
-        <w:rPr>
-          <w:lang w:eastAsia="es-MX"/>
-        </w:rPr>
-        <w:t xml:space="preserve"> difundido en aplicaciones web, aunque su modelo de doble licencia (GPL/comercial) puede generar obligaciones si se distribuye como parde de un producto.</w:t>
-      </w:r>
-    </w:p>
-    <w:p>
-      <w:pPr>
-        <w:rPr>
-          <w:lang w:eastAsia="es-MX"/>
-        </w:rPr>
-      </w:pPr>
-      <w:r>
-        <w:rPr>
-          <w:lang w:eastAsia="es-MX"/>
-        </w:rPr>
-        <w:t xml:space="preserve">Por otro lado, SQL Server y Oracle </w:t>
-      </w:r>
-      <w:proofErr w:type="spellStart"/>
-      <w:r>
-        <w:rPr>
-          <w:lang w:eastAsia="es-MX"/>
-        </w:rPr>
-        <w:t>Database</w:t>
-      </w:r>
-      <w:proofErr w:type="spellEnd"/>
-      <w:r>
-        <w:rPr>
-          <w:lang w:eastAsia="es-MX"/>
-        </w:rPr>
-        <w:t xml:space="preserve"> representan la gama empresarial: ofrecen funciones robustas de alta disponibilidad, seguridad y soporte oficial, pero a un costo considerablemente </w:t>
-      </w:r>
-      <w:proofErr w:type="spellStart"/>
-      <w:r>
-        <w:rPr>
-          <w:lang w:eastAsia="es-MX"/>
-        </w:rPr>
-        <w:t>mas</w:t>
-      </w:r>
-      <w:proofErr w:type="spellEnd"/>
-      <w:r>
-        <w:rPr>
-          <w:lang w:eastAsia="es-MX"/>
-        </w:rPr>
-        <w:t xml:space="preserve"> alto, con modelos de licenciamiento complejos, por </w:t>
-      </w:r>
-      <w:proofErr w:type="spellStart"/>
-      <w:r>
-        <w:rPr>
-          <w:lang w:eastAsia="es-MX"/>
-        </w:rPr>
-        <w:t>nucleo</w:t>
-      </w:r>
-      <w:proofErr w:type="spellEnd"/>
-      <w:r>
-        <w:rPr>
-          <w:lang w:eastAsia="es-MX"/>
-        </w:rPr>
-        <w:t>, por procesador, por usuario nombrado</w:t>
-      </w:r>
-      <w:r>
-        <w:rPr>
-          <w:lang w:eastAsia="es-MX"/>
-        </w:rPr>
-        <w:t xml:space="preserve">, que puede representar inversiones de miles o </w:t>
-      </w:r>
-      <w:proofErr w:type="spellStart"/>
-      <w:r>
-        <w:rPr>
-          <w:lang w:eastAsia="es-MX"/>
-        </w:rPr>
-        <w:t>inclusio</w:t>
-      </w:r>
-      <w:proofErr w:type="spellEnd"/>
-      <w:r>
-        <w:rPr>
-          <w:lang w:eastAsia="es-MX"/>
-        </w:rPr>
-        <w:t xml:space="preserve"> cientos de miles de </w:t>
-      </w:r>
-      <w:proofErr w:type="spellStart"/>
-      <w:r>
-        <w:rPr>
-          <w:lang w:eastAsia="es-MX"/>
-        </w:rPr>
-        <w:t>dolares</w:t>
-      </w:r>
-      <w:proofErr w:type="spellEnd"/>
-      <w:r>
-        <w:rPr>
-          <w:lang w:eastAsia="es-MX"/>
-        </w:rPr>
-        <w:t xml:space="preserve"> según la escala del despliegue. Oracle </w:t>
-      </w:r>
-      <w:proofErr w:type="spellStart"/>
-      <w:r>
-        <w:rPr>
-          <w:lang w:eastAsia="es-MX"/>
-        </w:rPr>
-        <w:t>Database</w:t>
-      </w:r>
-      <w:proofErr w:type="spellEnd"/>
-      <w:r>
-        <w:rPr>
-          <w:lang w:eastAsia="es-MX"/>
-        </w:rPr>
-        <w:t>, en particular, se mantiene como el motor preferido en industrias donde la criticidad del dato y el rendimiento a gran escala justifican ese costo.</w:t>
-      </w:r>
-    </w:p>
-    <w:p>
-      <w:r>
-        <w:rPr>
-          <w:lang w:eastAsia="es-MX"/>
-        </w:rPr>
-        <w:t xml:space="preserve">En cuando a los planes de </w:t>
-      </w:r>
-      <w:proofErr w:type="spellStart"/>
-      <w:r>
-        <w:rPr>
-          <w:lang w:eastAsia="es-MX"/>
-        </w:rPr>
-        <w:t>ejecucion</w:t>
-      </w:r>
-      <w:proofErr w:type="spellEnd"/>
-      <w:r>
-        <w:rPr>
-          <w:lang w:eastAsia="es-MX"/>
-        </w:rPr>
-        <w:t xml:space="preserve">, los cuatro motores, comparte el mismo principio: un optimizador basado en costos que decide la ruta </w:t>
-      </w:r>
-      <w:proofErr w:type="spellStart"/>
-      <w:r>
-        <w:rPr>
-          <w:lang w:eastAsia="es-MX"/>
-        </w:rPr>
-        <w:t>mas</w:t>
-      </w:r>
-      <w:proofErr w:type="spellEnd"/>
-      <w:r>
-        <w:rPr>
-          <w:lang w:eastAsia="es-MX"/>
-        </w:rPr>
-        <w:t xml:space="preserve"> eficiente para resolver una consulta, y la posibilidad de comparar un plan estimado contra uno real para detectar problemas de </w:t>
-      </w:r>
-      <w:proofErr w:type="spellStart"/>
-      <w:r>
-        <w:rPr>
-          <w:lang w:eastAsia="es-MX"/>
-        </w:rPr>
-        <w:t>estadisticas</w:t>
-      </w:r>
-      <w:proofErr w:type="spellEnd"/>
-      <w:r>
-        <w:rPr>
-          <w:lang w:eastAsia="es-MX"/>
-        </w:rPr>
-        <w:t xml:space="preserve"> desactualizadas o consultas mal optimizadas. Dominar esta herramienta es esencial para cualquier desarrollador o administrador de base de datos, sin importar cual motor este usando, ya que el rendimiento de una aplicación depende en gran medida de que tan bien se aprovechan estos mecanismos de </w:t>
-      </w:r>
-      <w:proofErr w:type="spellStart"/>
-      <w:r>
-        <w:rPr>
-          <w:lang w:eastAsia="es-MX"/>
-        </w:rPr>
-        <w:t>analisis</w:t>
-      </w:r>
-      <w:proofErr w:type="spellEnd"/>
-      <w:r>
-        <w:rPr>
-          <w:lang w:eastAsia="es-MX"/>
-        </w:rPr>
-        <w:t>.</w:t>
-      </w:r>
-    </w:p>
+      <w:bookmarkEnd w:id="18"/>
+    </w:p>
+    <w:p>
+      <w:pPr>
+        <w:rPr>
+          <w:lang w:eastAsia="es-MX"/>
+        </w:rPr>
+      </w:pPr>
+      <w:r>
+        <w:rPr>
+          <w:lang w:eastAsia="es-MX"/>
+        </w:rPr>
+        <w:t>Con este diseño se definió cómo va a funcionar el sistema desde la base de datos. Se organizó la información en 8 tablas, se explicó para qué sirve cada una y se dejó claro el flujo que debe seguir una incidencia, de PENDIENTE a RESUELTA, con las reglas que evitan que se salten pasos.</w:t>
+      </w:r>
+    </w:p>
+    <w:p>
+      <w:pPr>
+        <w:rPr>
+          <w:lang w:eastAsia="es-MX"/>
+        </w:rPr>
+      </w:pPr>
+      <w:r>
+        <w:rPr>
+          <w:lang w:eastAsia="es-MX"/>
+        </w:rPr>
+        <w:lastRenderedPageBreak/>
+        <w:t>Tener el diseño antes de programar ayuda a que la base de datos y la aplicación se construyan con el mismo orden y sin confusiones. Lo que sigue es terminar la aplicación móvil y conectarla con la API que asigne el docente, para después hacer las pruebas completas del flujo.</w:t>
+      </w:r>
+    </w:p>
+    <w:p/>
     <w:sectPr>
-      <w:footerReference w:type="default" r:id="rId9"/>
-      <w:footerReference w:type="first" r:id="rId10"/>
+      <w:footerReference w:type="default" r:id="rId11"/>
+      <w:footerReference w:type="first" r:id="rId12"/>
       <w:pgSz w:w="12240" w:h="15840"/>
       <w:pgMar w:top="1440" w:right="1440" w:bottom="1440" w:left="1440" w:header="709" w:footer="709" w:gutter="0"/>
       <w:pgNumType w:start="1"/>
@@ -8118,7 +9481,7 @@
   <w:endnote w:type="separator" w:id="-1">
     <w:p>
       <w:pPr>
-        <w:spacing w:after="0" w:line="240" w:lineRule="auto"/>
+        <w:spacing w:line="240" w:lineRule="auto"/>
       </w:pPr>
       <w:r>
         <w:separator/>
@@ -8128,7 +9491,7 @@
   <w:endnote w:type="continuationSeparator" w:id="0">
     <w:p>
       <w:pPr>
-        <w:spacing w:after="0" w:line="240" w:lineRule="auto"/>
+        <w:spacing w:line="240" w:lineRule="auto"/>
       </w:pPr>
       <w:r>
         <w:continuationSeparator/>
@@ -8257,7 +9620,7 @@
   <w:footnote w:type="separator" w:id="-1">
     <w:p>
       <w:pPr>
-        <w:spacing w:after="0" w:line="240" w:lineRule="auto"/>
+        <w:spacing w:line="240" w:lineRule="auto"/>
       </w:pPr>
       <w:r>
         <w:separator/>
@@ -8267,7 +9630,7 @@
   <w:footnote w:type="continuationSeparator" w:id="0">
     <w:p>
       <w:pPr>
-        <w:spacing w:after="0" w:line="240" w:lineRule="auto"/>
+        <w:spacing w:line="240" w:lineRule="auto"/>
       </w:pPr>
       <w:r>
         <w:continuationSeparator/>
@@ -8280,6 +9643,60 @@
 <file path=word/numbering.xml><?xml version="1.0" encoding="utf-8"?>
 <w:numbering xmlns:wpc="http://schemas.microsoft.com/office/word/2010/wordprocessingCanvas" xmlns:cx="http://schemas.microsoft.com/office/drawing/2014/chartex" xmlns:cx1="http://schemas.microsoft.com/office/drawing/2015/9/8/chartex" xmlns:cx2="http://schemas.microsoft.com/office/drawing/2015/10/21/chartex" xmlns:cx3="http://schemas.microsoft.com/office/drawing/2016/5/9/chartex" xmlns:cx4="http://schemas.microsoft.com/office/drawing/2016/5/10/chartex" xmlns:cx5="http://schemas.microsoft.com/office/drawing/2016/5/11/chartex" xmlns:cx6="http://schemas.microsoft.com/office/drawing/2016/5/12/chartex" xmlns:cx7="http://schemas.microsoft.com/office/drawing/2016/5/13/chartex" xmlns:cx8="http://schemas.microsoft.com/office/drawing/2016/5/14/chartex" xmlns:mc="http://schemas.openxmlformats.org/markup-compatibility/2006" xmlns:aink="http://schemas.microsoft.com/office/drawing/2016/ink" xmlns:am3d="http://schemas.microsoft.com/office/drawing/2017/model3d" xmlns:o="urn:schemas-microsoft-com:office:office" xmlns:oel="http://schemas.microsoft.com/office/2019/extlst" xmlns:r="http://schemas.openxmlformats.org/officeDocument/2006/relationships" xmlns:m="http://schemas.openxmlformats.org/officeDocument/2006/math" xmlns:v="urn:schemas-microsoft-com:vml" xmlns:wp14="http://schemas.microsoft.com/office/word/2010/wordprocessingDrawing" xmlns:wp="http://schemas.openxmlformats.org/drawingml/2006/wordprocessingDrawing" xmlns:w10="urn:schemas-microsoft-com:office:word" xmlns:w="http://schemas.openxmlformats.org/wordprocessingml/2006/main" xmlns:w14="http://schemas.microsoft.com/office/word/2010/wordml" xmlns:w15="http://schemas.microsoft.com/office/word/2012/wordml" xmlns:w16cex="http://schemas.microsoft.com/office/word/2018/wordml/cex" xmlns:w16cid="http://schemas.microsoft.com/office/word/2016/wordml/cid" xmlns:w16="http://schemas.microsoft.com/office/word/2018/wordml" xmlns:w16du="http://schemas.microsoft.com/office/word/2023/wordml/word16du" xmlns:w16sdtdh="http://schemas.microsoft.com/office/word/2020/wordml/sdtdatahash" xmlns:w16sdtfl="http://schemas.microsoft.com/office/word/2024/wordml/sdtformatlock" xmlns:w16se="http://schemas.microsoft.com/office/word/2015/wordml/symex" xmlns:wpg="http://schemas.microsoft.com/office/word/2010/wordprocessingGroup" xmlns:wpi="http://schemas.microsoft.com/office/word/2010/wordprocessingInk" xmlns:wne="http://schemas.microsoft.com/office/word/2006/wordml" xmlns:wps="http://schemas.microsoft.com/office/word/2010/wordprocessingShape" mc:Ignorable="w14 w15 w16se w16cid w16 w16cex w16sdtdh w16sdtfl w16du wp14">
   <w:abstractNum w:abstractNumId="0" w15:restartNumberingAfterBreak="0">
+    <w:nsid w:val="1C4536BE"/>
+    <w:multiLevelType w:val="hybridMultilevel"/>
+    <w:tmpl w:val="C1A6ACFE"/>
+    <w:lvl w:ilvl="0" w:tplc="3892ABA8">
+      <w:start w:val="1"/>
+      <w:numFmt w:val="bullet"/>
+      <w:lvlText w:val="•"/>
+      <w:lvlJc w:val="left"/>
+      <w:pPr>
+        <w:ind w:left="720" w:hanging="360"/>
+      </w:pPr>
+    </w:lvl>
+    <w:lvl w:ilvl="1" w:tplc="BEFE9406">
+      <w:numFmt w:val="decimal"/>
+      <w:lvlText w:val=""/>
+      <w:lvlJc w:val="left"/>
+    </w:lvl>
+    <w:lvl w:ilvl="2" w:tplc="4992F3B0">
+      <w:numFmt w:val="decimal"/>
+      <w:lvlText w:val=""/>
+      <w:lvlJc w:val="left"/>
+    </w:lvl>
+    <w:lvl w:ilvl="3" w:tplc="2C041E9C">
+      <w:numFmt w:val="decimal"/>
+      <w:lvlText w:val=""/>
+      <w:lvlJc w:val="left"/>
+    </w:lvl>
+    <w:lvl w:ilvl="4" w:tplc="CC00B3DC">
+      <w:numFmt w:val="decimal"/>
+      <w:lvlText w:val=""/>
+      <w:lvlJc w:val="left"/>
+    </w:lvl>
+    <w:lvl w:ilvl="5" w:tplc="92A0A3EC">
+      <w:numFmt w:val="decimal"/>
+      <w:lvlText w:val=""/>
+      <w:lvlJc w:val="left"/>
+    </w:lvl>
+    <w:lvl w:ilvl="6" w:tplc="1480F2A2">
+      <w:numFmt w:val="decimal"/>
+      <w:lvlText w:val=""/>
+      <w:lvlJc w:val="left"/>
+    </w:lvl>
+    <w:lvl w:ilvl="7" w:tplc="C0249A74">
+      <w:numFmt w:val="decimal"/>
+      <w:lvlText w:val=""/>
+      <w:lvlJc w:val="left"/>
+    </w:lvl>
+    <w:lvl w:ilvl="8" w:tplc="052246C0">
+      <w:numFmt w:val="decimal"/>
+      <w:lvlText w:val=""/>
+      <w:lvlJc w:val="left"/>
+    </w:lvl>
+  </w:abstractNum>
+  <w:abstractNum w:abstractNumId="1" w15:restartNumberingAfterBreak="0">
     <w:nsid w:val="27A224AD"/>
     <w:multiLevelType w:val="hybridMultilevel"/>
     <w:tmpl w:val="CC628874"/>
@@ -8391,7 +9808,7 @@
       </w:rPr>
     </w:lvl>
   </w:abstractNum>
-  <w:abstractNum w:abstractNumId="1" w15:restartNumberingAfterBreak="0">
+  <w:abstractNum w:abstractNumId="2" w15:restartNumberingAfterBreak="0">
     <w:nsid w:val="497E3051"/>
     <w:multiLevelType w:val="hybridMultilevel"/>
     <w:tmpl w:val="4B3CBFC4"/>
@@ -8503,7 +9920,7 @@
       </w:rPr>
     </w:lvl>
   </w:abstractNum>
-  <w:abstractNum w:abstractNumId="2" w15:restartNumberingAfterBreak="0">
+  <w:abstractNum w:abstractNumId="3" w15:restartNumberingAfterBreak="0">
     <w:nsid w:val="5CC41D1C"/>
     <w:multiLevelType w:val="hybridMultilevel"/>
     <w:tmpl w:val="F904DADA"/>
@@ -8593,13 +10010,19 @@
     </w:lvl>
   </w:abstractNum>
   <w:num w:numId="1" w16cid:durableId="1871841486">
+    <w:abstractNumId w:val="3"/>
+  </w:num>
+  <w:num w:numId="2" w16cid:durableId="253128072">
+    <w:abstractNumId w:val="1"/>
+  </w:num>
+  <w:num w:numId="3" w16cid:durableId="820075058">
     <w:abstractNumId w:val="2"/>
   </w:num>
-  <w:num w:numId="2" w16cid:durableId="253128072">
+  <w:num w:numId="4" w16cid:durableId="258681507">
     <w:abstractNumId w:val="0"/>
-  </w:num>
-  <w:num w:numId="3" w16cid:durableId="820075058">
-    <w:abstractNumId w:val="1"/>
+    <w:lvlOverride w:ilvl="0">
+      <w:startOverride w:val="1"/>
+    </w:lvlOverride>
   </w:num>
 </w:numbering>
 </file>
@@ -8778,7 +10201,7 @@
     <w:lsdException w:name="Table Web 2" w:semiHidden="1" w:unhideWhenUsed="1"/>
     <w:lsdException w:name="Table Web 3" w:semiHidden="1" w:unhideWhenUsed="1"/>
     <w:lsdException w:name="Balloon Text" w:semiHidden="1" w:unhideWhenUsed="1"/>
-    <w:lsdException w:name="Table Grid" w:uiPriority="39"/>
+    <w:lsdException w:name="Table Grid" w:uiPriority="0"/>
     <w:lsdException w:name="Table Theme" w:semiHidden="1" w:unhideWhenUsed="1"/>
     <w:lsdException w:name="Placeholder Text" w:semiHidden="1"/>
     <w:lsdException w:name="No Spacing" w:uiPriority="1" w:qFormat="1"/>
@@ -8803,7 +10226,7 @@
     <w:lsdException w:name="Medium Shading 2 Accent 1" w:uiPriority="64"/>
     <w:lsdException w:name="Medium List 1 Accent 1" w:uiPriority="65"/>
     <w:lsdException w:name="Revision" w:semiHidden="1"/>
-    <w:lsdException w:name="List Paragraph" w:uiPriority="34" w:qFormat="1"/>
+    <w:lsdException w:name="List Paragraph" w:uiPriority="0" w:qFormat="1"/>
     <w:lsdException w:name="Quote" w:uiPriority="29" w:qFormat="1"/>
     <w:lsdException w:name="Intense Quote" w:uiPriority="30" w:qFormat="1"/>
     <w:lsdException w:name="Medium List 2 Accent 1" w:uiPriority="66"/>
@@ -9004,7 +10427,10 @@
   <w:style w:type="paragraph" w:default="1" w:styleId="Normal">
     <w:name w:val="Normal"/>
     <w:qFormat/>
-    <w:rsid w:val="00016430"/>
+    <w:rsid w:val="004344DC"/>
+    <w:pPr>
+      <w:spacing w:after="0" w:line="480" w:lineRule="auto"/>
+    </w:pPr>
     <w:rPr>
       <w:rFonts w:ascii="Times New Roman" w:hAnsi="Times New Roman"/>
     </w:rPr>
@@ -9021,7 +10447,7 @@
     <w:pPr>
       <w:keepNext/>
       <w:keepLines/>
-      <w:spacing w:after="0" w:line="360" w:lineRule="auto"/>
+      <w:spacing w:line="360" w:lineRule="auto"/>
       <w:jc w:val="center"/>
       <w:outlineLvl w:val="0"/>
     </w:pPr>
@@ -9041,11 +10467,11 @@
     <w:uiPriority w:val="9"/>
     <w:unhideWhenUsed/>
     <w:qFormat/>
-    <w:rsid w:val="004274A5"/>
+    <w:rsid w:val="00311DC8"/>
     <w:pPr>
       <w:keepNext/>
       <w:keepLines/>
-      <w:spacing w:after="0" w:line="360" w:lineRule="auto"/>
+      <w:spacing w:line="360" w:lineRule="auto"/>
       <w:outlineLvl w:val="1"/>
     </w:pPr>
     <w:rPr>
@@ -9134,7 +10560,7 @@
     <w:pPr>
       <w:keepNext/>
       <w:keepLines/>
-      <w:spacing w:before="40" w:after="0"/>
+      <w:spacing w:before="40"/>
       <w:outlineLvl w:val="5"/>
     </w:pPr>
     <w:rPr>
@@ -9157,7 +10583,7 @@
     <w:pPr>
       <w:keepNext/>
       <w:keepLines/>
-      <w:spacing w:before="40" w:after="0"/>
+      <w:spacing w:before="40"/>
       <w:outlineLvl w:val="6"/>
     </w:pPr>
     <w:rPr>
@@ -9178,7 +10604,6 @@
     <w:pPr>
       <w:keepNext/>
       <w:keepLines/>
-      <w:spacing w:after="0"/>
       <w:outlineLvl w:val="7"/>
     </w:pPr>
     <w:rPr>
@@ -9201,7 +10626,6 @@
     <w:pPr>
       <w:keepNext/>
       <w:keepLines/>
-      <w:spacing w:after="0"/>
       <w:outlineLvl w:val="8"/>
     </w:pPr>
     <w:rPr>
@@ -9212,7 +10636,6 @@
   <w:style w:type="character" w:default="1" w:styleId="Fuentedeprrafopredeter">
     <w:name w:val="Default Paragraph Font"/>
     <w:uiPriority w:val="1"/>
-    <w:semiHidden/>
     <w:unhideWhenUsed/>
   </w:style>
   <w:style w:type="table" w:default="1" w:styleId="Tablanormal">
@@ -9254,7 +10677,7 @@
     <w:basedOn w:val="Fuentedeprrafopredeter"/>
     <w:link w:val="Ttulo2"/>
     <w:uiPriority w:val="9"/>
-    <w:rsid w:val="004274A5"/>
+    <w:rsid w:val="00311DC8"/>
     <w:rPr>
       <w:rFonts w:ascii="Times New Roman" w:eastAsiaTheme="majorEastAsia" w:hAnsi="Times New Roman" w:cstheme="majorBidi"/>
       <w:color w:val="000000" w:themeColor="text1"/>
@@ -9455,7 +10878,6 @@
   <w:style w:type="paragraph" w:styleId="Prrafodelista">
     <w:name w:val="List Paragraph"/>
     <w:basedOn w:val="Normal"/>
-    <w:uiPriority w:val="34"/>
     <w:qFormat/>
     <w:rsid w:val="00016430"/>
     <w:pPr>
@@ -9554,7 +10976,7 @@
         <w:tab w:val="center" w:pos="4419"/>
         <w:tab w:val="right" w:pos="8838"/>
       </w:tabs>
-      <w:spacing w:after="0" w:line="240" w:lineRule="auto"/>
+      <w:spacing w:line="240" w:lineRule="auto"/>
     </w:pPr>
   </w:style>
   <w:style w:type="character" w:customStyle="1" w:styleId="PiedepginaCar">
@@ -9645,7 +11067,6 @@
   <w:style w:type="table" w:styleId="Tablaconcuadrcula">
     <w:name w:val="Table Grid"/>
     <w:basedOn w:val="Tablanormal"/>
-    <w:uiPriority w:val="39"/>
     <w:rsid w:val="004274A5"/>
     <w:pPr>
       <w:spacing w:after="0" w:line="240" w:lineRule="auto"/>
@@ -9784,6 +11205,38 @@
         </w:tcBorders>
       </w:tcPr>
     </w:tblStylePr>
+  </w:style>
+  <w:style w:type="paragraph" w:styleId="Descripcin">
+    <w:name w:val="caption"/>
+    <w:basedOn w:val="Normal"/>
+    <w:next w:val="Normal"/>
+    <w:uiPriority w:val="35"/>
+    <w:unhideWhenUsed/>
+    <w:qFormat/>
+    <w:rsid w:val="00311DC8"/>
+    <w:pPr>
+      <w:spacing w:after="200" w:line="240" w:lineRule="auto"/>
+    </w:pPr>
+    <w:rPr>
+      <w:i/>
+      <w:iCs/>
+      <w:color w:val="0E2841" w:themeColor="text2"/>
+      <w:sz w:val="18"/>
+      <w:szCs w:val="18"/>
+    </w:rPr>
+  </w:style>
+  <w:style w:type="paragraph" w:styleId="TDC3">
+    <w:name w:val="toc 3"/>
+    <w:basedOn w:val="Normal"/>
+    <w:next w:val="Normal"/>
+    <w:autoRedefine/>
+    <w:uiPriority w:val="39"/>
+    <w:unhideWhenUsed/>
+    <w:rsid w:val="007F6B25"/>
+    <w:pPr>
+      <w:spacing w:after="100"/>
+      <w:ind w:left="480"/>
+    </w:pPr>
   </w:style>
 </w:styles>
 </file>
